--- a/Proyectos/Diseno-Estructural/JUSTIFICACION-DISENO-CORTANTE-DMO.docx
+++ b/Proyectos/Diseno-Estructural/JUSTIFICACION-DISENO-CORTANTE-DMO.docx
@@ -129,7 +129,21 @@
         <w:spacing w:before="160" w:after="80"/>
       </w:pPr>
       <w:r>
-        <w:t>Resultados por grupo</w:t>
+        <w:t>Resultados por grupo — valores del Excel final</w:t>
+      </w:r>
+    </w:p>
+    <w:p>
+      <w:r>
+        <w:t>Las siguientes tablas se leen directamente de DISENO-VIGAS-ENTREGA-FINAL-DMO.xlsx. Los valores corresponden a las hojas Vigas de Carga (7) y Vigas de Rigidez (5); no se conservan tablas de versiones preliminares.</w:t>
+      </w:r>
+    </w:p>
+    <w:p>
+      <w:pPr>
+        <w:pStyle w:val="Heading3"/>
+        <w:spacing w:before="160" w:after="80"/>
+      </w:pPr>
+      <w:r>
+        <w:t>Vigas de carga VC1–VC7</w:t>
       </w:r>
     </w:p>
     <w:tbl>
@@ -147,21 +161,23 @@
         </w:tblBorders>
       </w:tblPr>
       <w:tblGrid>
-        <w:gridCol w:w="1020"/>
-        <w:gridCol w:w="1020"/>
-        <w:gridCol w:w="1020"/>
-        <w:gridCol w:w="1020"/>
-        <w:gridCol w:w="1020"/>
-        <w:gridCol w:w="1020"/>
-        <w:gridCol w:w="1020"/>
-        <w:gridCol w:w="1020"/>
-        <w:gridCol w:w="1020"/>
-        <w:gridCol w:w="1020"/>
+        <w:gridCol w:w="850"/>
+        <w:gridCol w:w="850"/>
+        <w:gridCol w:w="850"/>
+        <w:gridCol w:w="850"/>
+        <w:gridCol w:w="850"/>
+        <w:gridCol w:w="850"/>
+        <w:gridCol w:w="850"/>
+        <w:gridCol w:w="850"/>
+        <w:gridCol w:w="850"/>
+        <w:gridCol w:w="850"/>
+        <w:gridCol w:w="850"/>
+        <w:gridCol w:w="850"/>
       </w:tblGrid>
       <w:tr>
         <w:tc>
           <w:tcPr>
-            <w:tcW w:type="dxa" w:w="1020"/>
+            <w:tcW w:type="dxa" w:w="850"/>
             <w:vAlign w:val="center"/>
             <w:shd w:fill="17365D"/>
           </w:tcPr>
@@ -174,7 +190,7 @@
               <w:rPr>
                 <w:b/>
                 <w:color w:val="FFFFFF"/>
-                <w:sz w:val="12"/>
+                <w:sz w:val="10"/>
               </w:rPr>
               <w:t>Grupo</w:t>
             </w:r>
@@ -182,7 +198,7 @@
         </w:tc>
         <w:tc>
           <w:tcPr>
-            <w:tcW w:type="dxa" w:w="1020"/>
+            <w:tcW w:type="dxa" w:w="850"/>
             <w:vAlign w:val="center"/>
             <w:shd w:fill="17365D"/>
           </w:tcPr>
@@ -195,15 +211,15 @@
               <w:rPr>
                 <w:b/>
                 <w:color w:val="FFFFFF"/>
-                <w:sz w:val="12"/>
-              </w:rPr>
-              <w:t>N</w:t>
-            </w:r>
-          </w:p>
-        </w:tc>
-        <w:tc>
-          <w:tcPr>
-            <w:tcW w:type="dxa" w:w="1020"/>
+                <w:sz w:val="10"/>
+              </w:rPr>
+              <w:t>Frame</w:t>
+            </w:r>
+          </w:p>
+        </w:tc>
+        <w:tc>
+          <w:tcPr>
+            <w:tcW w:type="dxa" w:w="850"/>
             <w:vAlign w:val="center"/>
             <w:shd w:fill="17365D"/>
           </w:tcPr>
@@ -216,15 +232,15 @@
               <w:rPr>
                 <w:b/>
                 <w:color w:val="FFFFFF"/>
-                <w:sz w:val="12"/>
-              </w:rPr>
-              <w:t>Sección</w:t>
-            </w:r>
-          </w:p>
-        </w:tc>
-        <w:tc>
-          <w:tcPr>
-            <w:tcW w:type="dxa" w:w="1020"/>
+                <w:sz w:val="10"/>
+              </w:rPr>
+              <w:t>N vigas</w:t>
+            </w:r>
+          </w:p>
+        </w:tc>
+        <w:tc>
+          <w:tcPr>
+            <w:tcW w:type="dxa" w:w="850"/>
             <w:vAlign w:val="center"/>
             <w:shd w:fill="17365D"/>
           </w:tcPr>
@@ -237,15 +253,15 @@
               <w:rPr>
                 <w:b/>
                 <w:color w:val="FFFFFF"/>
-                <w:sz w:val="12"/>
-              </w:rPr>
-              <w:t>Frame gob.</w:t>
-            </w:r>
-          </w:p>
-        </w:tc>
-        <w:tc>
-          <w:tcPr>
-            <w:tcW w:type="dxa" w:w="1020"/>
+                <w:sz w:val="10"/>
+              </w:rPr>
+              <w:t>Sección</w:t>
+            </w:r>
+          </w:p>
+        </w:tc>
+        <w:tc>
+          <w:tcPr>
+            <w:tcW w:type="dxa" w:w="850"/>
             <w:vAlign w:val="center"/>
             <w:shd w:fill="17365D"/>
           </w:tcPr>
@@ -258,15 +274,15 @@
               <w:rPr>
                 <w:b/>
                 <w:color w:val="FFFFFF"/>
-                <w:sz w:val="12"/>
-              </w:rPr>
-              <w:t>Mu−</w:t>
-            </w:r>
-          </w:p>
-        </w:tc>
-        <w:tc>
-          <w:tcPr>
-            <w:tcW w:type="dxa" w:w="1020"/>
+                <w:sz w:val="10"/>
+              </w:rPr>
+              <w:t>Ln mín–máx (m)</w:t>
+            </w:r>
+          </w:p>
+        </w:tc>
+        <w:tc>
+          <w:tcPr>
+            <w:tcW w:type="dxa" w:w="850"/>
             <w:vAlign w:val="center"/>
             <w:shd w:fill="17365D"/>
           </w:tcPr>
@@ -279,15 +295,15 @@
               <w:rPr>
                 <w:b/>
                 <w:color w:val="FFFFFF"/>
-                <w:sz w:val="12"/>
-              </w:rPr>
-              <w:t>Mu+</w:t>
-            </w:r>
-          </w:p>
-        </w:tc>
-        <w:tc>
-          <w:tcPr>
-            <w:tcW w:type="dxa" w:w="1020"/>
+                <w:sz w:val="10"/>
+              </w:rPr>
+              <w:t>Mu− (kN·m)</w:t>
+            </w:r>
+          </w:p>
+        </w:tc>
+        <w:tc>
+          <w:tcPr>
+            <w:tcW w:type="dxa" w:w="850"/>
             <w:vAlign w:val="center"/>
             <w:shd w:fill="17365D"/>
           </w:tcPr>
@@ -300,15 +316,15 @@
               <w:rPr>
                 <w:b/>
                 <w:color w:val="FFFFFF"/>
-                <w:sz w:val="12"/>
-              </w:rPr>
-              <w:t>Vu diseño</w:t>
-            </w:r>
-          </w:p>
-        </w:tc>
-        <w:tc>
-          <w:tcPr>
-            <w:tcW w:type="dxa" w:w="1020"/>
+                <w:sz w:val="10"/>
+              </w:rPr>
+              <w:t>Mu+ (kN·m)</w:t>
+            </w:r>
+          </w:p>
+        </w:tc>
+        <w:tc>
+          <w:tcPr>
+            <w:tcW w:type="dxa" w:w="850"/>
             <w:vAlign w:val="center"/>
             <w:shd w:fill="17365D"/>
           </w:tcPr>
@@ -321,15 +337,15 @@
               <w:rPr>
                 <w:b/>
                 <w:color w:val="FFFFFF"/>
-                <w:sz w:val="12"/>
-              </w:rPr>
-              <w:t>Tu bruto</w:t>
-            </w:r>
-          </w:p>
-        </w:tc>
-        <w:tc>
-          <w:tcPr>
-            <w:tcW w:type="dxa" w:w="1020"/>
+                <w:sz w:val="10"/>
+              </w:rPr>
+              <w:t>Vu ENVCORT (kN)</w:t>
+            </w:r>
+          </w:p>
+        </w:tc>
+        <w:tc>
+          <w:tcPr>
+            <w:tcW w:type="dxa" w:w="850"/>
             <w:vAlign w:val="center"/>
             <w:shd w:fill="17365D"/>
           </w:tcPr>
@@ -342,15 +358,15 @@
               <w:rPr>
                 <w:b/>
                 <w:color w:val="FFFFFF"/>
-                <w:sz w:val="12"/>
-              </w:rPr>
-              <w:t>Tu diseño</w:t>
-            </w:r>
-          </w:p>
-        </w:tc>
-        <w:tc>
-          <w:tcPr>
-            <w:tcW w:type="dxa" w:w="1020"/>
+                <w:sz w:val="10"/>
+              </w:rPr>
+              <w:t>Vu diseño (kN)</w:t>
+            </w:r>
+          </w:p>
+        </w:tc>
+        <w:tc>
+          <w:tcPr>
+            <w:tcW w:type="dxa" w:w="850"/>
             <w:vAlign w:val="center"/>
             <w:shd w:fill="17365D"/>
           </w:tcPr>
@@ -363,7 +379,49 @@
               <w:rPr>
                 <w:b/>
                 <w:color w:val="FFFFFF"/>
-                <w:sz w:val="12"/>
+                <w:sz w:val="10"/>
+              </w:rPr>
+              <w:t>Tu diseño (kN·m)</w:t>
+            </w:r>
+          </w:p>
+        </w:tc>
+        <w:tc>
+          <w:tcPr>
+            <w:tcW w:type="dxa" w:w="850"/>
+            <w:vAlign w:val="center"/>
+            <w:shd w:fill="17365D"/>
+          </w:tcPr>
+          <w:p>
+            <w:pPr>
+              <w:jc w:val="center"/>
+            </w:pPr>
+            <w:r/>
+            <w:r>
+              <w:rPr>
+                <w:b/>
+                <w:color w:val="FFFFFF"/>
+                <w:sz w:val="10"/>
+              </w:rPr>
+              <w:t>Estribo</w:t>
+            </w:r>
+          </w:p>
+        </w:tc>
+        <w:tc>
+          <w:tcPr>
+            <w:tcW w:type="dxa" w:w="850"/>
+            <w:vAlign w:val="center"/>
+            <w:shd w:fill="17365D"/>
+          </w:tcPr>
+          <w:p>
+            <w:pPr>
+              <w:jc w:val="center"/>
+            </w:pPr>
+            <w:r/>
+            <w:r>
+              <w:rPr>
+                <w:b/>
+                <w:color w:val="FFFFFF"/>
+                <w:sz w:val="10"/>
               </w:rPr>
               <w:t>Estado</w:t>
             </w:r>
@@ -373,7 +431,7 @@
       <w:tr>
         <w:tc>
           <w:tcPr>
-            <w:tcW w:type="dxa" w:w="1020"/>
+            <w:tcW w:type="dxa" w:w="850"/>
             <w:vAlign w:val="center"/>
             <w:shd w:fill="F4B183"/>
           </w:tcPr>
@@ -385,7 +443,7 @@
             <w:r>
               <w:rPr>
                 <w:b w:val="0"/>
-                <w:sz w:val="12"/>
+                <w:sz w:val="10"/>
               </w:rPr>
               <w:t>VC1</w:t>
             </w:r>
@@ -393,7 +451,7 @@
         </w:tc>
         <w:tc>
           <w:tcPr>
-            <w:tcW w:type="dxa" w:w="1020"/>
+            <w:tcW w:type="dxa" w:w="850"/>
             <w:vAlign w:val="center"/>
           </w:tcPr>
           <w:p>
@@ -404,7 +462,26 @@
             <w:r>
               <w:rPr>
                 <w:b w:val="0"/>
-                <w:sz w:val="12"/>
+                <w:sz w:val="10"/>
+              </w:rPr>
+              <w:t>154</w:t>
+            </w:r>
+          </w:p>
+        </w:tc>
+        <w:tc>
+          <w:tcPr>
+            <w:tcW w:type="dxa" w:w="850"/>
+            <w:vAlign w:val="center"/>
+          </w:tcPr>
+          <w:p>
+            <w:pPr>
+              <w:jc w:val="center"/>
+            </w:pPr>
+            <w:r/>
+            <w:r>
+              <w:rPr>
+                <w:b w:val="0"/>
+                <w:sz w:val="10"/>
               </w:rPr>
               <w:t>20</w:t>
             </w:r>
@@ -412,7 +489,7 @@
         </w:tc>
         <w:tc>
           <w:tcPr>
-            <w:tcW w:type="dxa" w:w="1020"/>
+            <w:tcW w:type="dxa" w:w="850"/>
             <w:vAlign w:val="center"/>
           </w:tcPr>
           <w:p>
@@ -423,7 +500,7 @@
             <w:r>
               <w:rPr>
                 <w:b w:val="0"/>
-                <w:sz w:val="12"/>
+                <w:sz w:val="10"/>
               </w:rPr>
               <w:t>450×550</w:t>
             </w:r>
@@ -431,7 +508,7 @@
         </w:tc>
         <w:tc>
           <w:tcPr>
-            <w:tcW w:type="dxa" w:w="1020"/>
+            <w:tcW w:type="dxa" w:w="850"/>
             <w:vAlign w:val="center"/>
           </w:tcPr>
           <w:p>
@@ -442,15 +519,15 @@
             <w:r>
               <w:rPr>
                 <w:b w:val="0"/>
-                <w:sz w:val="12"/>
-              </w:rPr>
-              <w:t>154</w:t>
-            </w:r>
-          </w:p>
-        </w:tc>
-        <w:tc>
-          <w:tcPr>
-            <w:tcW w:type="dxa" w:w="1020"/>
+                <w:sz w:val="10"/>
+              </w:rPr>
+              <w:t>3,15–3,15</w:t>
+            </w:r>
+          </w:p>
+        </w:tc>
+        <w:tc>
+          <w:tcPr>
+            <w:tcW w:type="dxa" w:w="850"/>
             <w:vAlign w:val="center"/>
           </w:tcPr>
           <w:p>
@@ -461,15 +538,15 @@
             <w:r>
               <w:rPr>
                 <w:b w:val="0"/>
-                <w:sz w:val="12"/>
-              </w:rPr>
-              <w:t>33.4</w:t>
-            </w:r>
-          </w:p>
-        </w:tc>
-        <w:tc>
-          <w:tcPr>
-            <w:tcW w:type="dxa" w:w="1020"/>
+                <w:sz w:val="10"/>
+              </w:rPr>
+              <w:t>33,4292</w:t>
+            </w:r>
+          </w:p>
+        </w:tc>
+        <w:tc>
+          <w:tcPr>
+            <w:tcW w:type="dxa" w:w="850"/>
             <w:vAlign w:val="center"/>
           </w:tcPr>
           <w:p>
@@ -480,15 +557,15 @@
             <w:r>
               <w:rPr>
                 <w:b w:val="0"/>
-                <w:sz w:val="12"/>
-              </w:rPr>
-              <w:t>21.6</w:t>
-            </w:r>
-          </w:p>
-        </w:tc>
-        <w:tc>
-          <w:tcPr>
-            <w:tcW w:type="dxa" w:w="1020"/>
+                <w:sz w:val="10"/>
+              </w:rPr>
+              <w:t>21,6211</w:t>
+            </w:r>
+          </w:p>
+        </w:tc>
+        <w:tc>
+          <w:tcPr>
+            <w:tcW w:type="dxa" w:w="850"/>
             <w:vAlign w:val="center"/>
           </w:tcPr>
           <w:p>
@@ -499,15 +576,15 @@
             <w:r>
               <w:rPr>
                 <w:b w:val="0"/>
-                <w:sz w:val="12"/>
-              </w:rPr>
-              <w:t>151.6</w:t>
-            </w:r>
-          </w:p>
-        </w:tc>
-        <w:tc>
-          <w:tcPr>
-            <w:tcW w:type="dxa" w:w="1020"/>
+                <w:sz w:val="10"/>
+              </w:rPr>
+              <w:t>74,045</w:t>
+            </w:r>
+          </w:p>
+        </w:tc>
+        <w:tc>
+          <w:tcPr>
+            <w:tcW w:type="dxa" w:w="850"/>
             <w:vAlign w:val="center"/>
           </w:tcPr>
           <w:p>
@@ -518,15 +595,15 @@
             <w:r>
               <w:rPr>
                 <w:b w:val="0"/>
-                <w:sz w:val="12"/>
-              </w:rPr>
-              <w:t>13.2</w:t>
-            </w:r>
-          </w:p>
-        </w:tc>
-        <w:tc>
-          <w:tcPr>
-            <w:tcW w:type="dxa" w:w="1020"/>
+                <w:sz w:val="10"/>
+              </w:rPr>
+              <w:t>151,606265</w:t>
+            </w:r>
+          </w:p>
+        </w:tc>
+        <w:tc>
+          <w:tcPr>
+            <w:tcW w:type="dxa" w:w="850"/>
             <w:vAlign w:val="center"/>
           </w:tcPr>
           <w:p>
@@ -537,15 +614,34 @@
             <w:r>
               <w:rPr>
                 <w:b w:val="0"/>
-                <w:sz w:val="12"/>
-              </w:rPr>
-              <w:t>13.2</w:t>
-            </w:r>
-          </w:p>
-        </w:tc>
-        <w:tc>
-          <w:tcPr>
-            <w:tcW w:type="dxa" w:w="1020"/>
+                <w:sz w:val="10"/>
+              </w:rPr>
+              <w:t>13,2234</w:t>
+            </w:r>
+          </w:p>
+        </w:tc>
+        <w:tc>
+          <w:tcPr>
+            <w:tcW w:type="dxa" w:w="850"/>
+            <w:vAlign w:val="center"/>
+          </w:tcPr>
+          <w:p>
+            <w:pPr>
+              <w:jc w:val="center"/>
+            </w:pPr>
+            <w:r/>
+            <w:r>
+              <w:rPr>
+                <w:b w:val="0"/>
+                <w:sz w:val="10"/>
+              </w:rPr>
+              <w:t>Nº3 cerrado</w:t>
+            </w:r>
+          </w:p>
+        </w:tc>
+        <w:tc>
+          <w:tcPr>
+            <w:tcW w:type="dxa" w:w="850"/>
             <w:vAlign w:val="center"/>
             <w:shd w:fill="C6E0B4"/>
           </w:tcPr>
@@ -557,7 +653,7 @@
             <w:r>
               <w:rPr>
                 <w:b w:val="0"/>
-                <w:sz w:val="12"/>
+                <w:sz w:val="10"/>
               </w:rPr>
               <w:t>CUMPLE</w:t>
             </w:r>
@@ -567,7 +663,7 @@
       <w:tr>
         <w:tc>
           <w:tcPr>
-            <w:tcW w:type="dxa" w:w="1020"/>
+            <w:tcW w:type="dxa" w:w="850"/>
             <w:vAlign w:val="center"/>
             <w:shd w:fill="FFD966"/>
           </w:tcPr>
@@ -579,7 +675,7 @@
             <w:r>
               <w:rPr>
                 <w:b w:val="0"/>
-                <w:sz w:val="12"/>
+                <w:sz w:val="10"/>
               </w:rPr>
               <w:t>VC2</w:t>
             </w:r>
@@ -587,7 +683,7 @@
         </w:tc>
         <w:tc>
           <w:tcPr>
-            <w:tcW w:type="dxa" w:w="1020"/>
+            <w:tcW w:type="dxa" w:w="850"/>
             <w:vAlign w:val="center"/>
           </w:tcPr>
           <w:p>
@@ -598,7 +694,26 @@
             <w:r>
               <w:rPr>
                 <w:b w:val="0"/>
-                <w:sz w:val="12"/>
+                <w:sz w:val="10"/>
+              </w:rPr>
+              <w:t>96</w:t>
+            </w:r>
+          </w:p>
+        </w:tc>
+        <w:tc>
+          <w:tcPr>
+            <w:tcW w:type="dxa" w:w="850"/>
+            <w:vAlign w:val="center"/>
+          </w:tcPr>
+          <w:p>
+            <w:pPr>
+              <w:jc w:val="center"/>
+            </w:pPr>
+            <w:r/>
+            <w:r>
+              <w:rPr>
+                <w:b w:val="0"/>
+                <w:sz w:val="10"/>
               </w:rPr>
               <w:t>40</w:t>
             </w:r>
@@ -606,7 +721,7 @@
         </w:tc>
         <w:tc>
           <w:tcPr>
-            <w:tcW w:type="dxa" w:w="1020"/>
+            <w:tcW w:type="dxa" w:w="850"/>
             <w:vAlign w:val="center"/>
           </w:tcPr>
           <w:p>
@@ -617,7 +732,7 @@
             <w:r>
               <w:rPr>
                 <w:b w:val="0"/>
-                <w:sz w:val="12"/>
+                <w:sz w:val="10"/>
               </w:rPr>
               <w:t>450×550</w:t>
             </w:r>
@@ -625,7 +740,7 @@
         </w:tc>
         <w:tc>
           <w:tcPr>
-            <w:tcW w:type="dxa" w:w="1020"/>
+            <w:tcW w:type="dxa" w:w="850"/>
             <w:vAlign w:val="center"/>
           </w:tcPr>
           <w:p>
@@ -636,15 +751,15 @@
             <w:r>
               <w:rPr>
                 <w:b w:val="0"/>
-                <w:sz w:val="12"/>
-              </w:rPr>
-              <w:t>96</w:t>
-            </w:r>
-          </w:p>
-        </w:tc>
-        <w:tc>
-          <w:tcPr>
-            <w:tcW w:type="dxa" w:w="1020"/>
+                <w:sz w:val="10"/>
+              </w:rPr>
+              <w:t>3,15–3,4</w:t>
+            </w:r>
+          </w:p>
+        </w:tc>
+        <w:tc>
+          <w:tcPr>
+            <w:tcW w:type="dxa" w:w="850"/>
             <w:vAlign w:val="center"/>
           </w:tcPr>
           <w:p>
@@ -655,15 +770,15 @@
             <w:r>
               <w:rPr>
                 <w:b w:val="0"/>
-                <w:sz w:val="12"/>
-              </w:rPr>
-              <w:t>140.4</w:t>
-            </w:r>
-          </w:p>
-        </w:tc>
-        <w:tc>
-          <w:tcPr>
-            <w:tcW w:type="dxa" w:w="1020"/>
+                <w:sz w:val="10"/>
+              </w:rPr>
+              <w:t>140,3658</w:t>
+            </w:r>
+          </w:p>
+        </w:tc>
+        <w:tc>
+          <w:tcPr>
+            <w:tcW w:type="dxa" w:w="850"/>
             <w:vAlign w:val="center"/>
           </w:tcPr>
           <w:p>
@@ -674,15 +789,15 @@
             <w:r>
               <w:rPr>
                 <w:b w:val="0"/>
-                <w:sz w:val="12"/>
-              </w:rPr>
-              <w:t>127.2</w:t>
-            </w:r>
-          </w:p>
-        </w:tc>
-        <w:tc>
-          <w:tcPr>
-            <w:tcW w:type="dxa" w:w="1020"/>
+                <w:sz w:val="10"/>
+              </w:rPr>
+              <w:t>127,2041</w:t>
+            </w:r>
+          </w:p>
+        </w:tc>
+        <w:tc>
+          <w:tcPr>
+            <w:tcW w:type="dxa" w:w="850"/>
             <w:vAlign w:val="center"/>
           </w:tcPr>
           <w:p>
@@ -693,15 +808,15 @@
             <w:r>
               <w:rPr>
                 <w:b w:val="0"/>
-                <w:sz w:val="12"/>
-              </w:rPr>
-              <w:t>359.2</w:t>
-            </w:r>
-          </w:p>
-        </w:tc>
-        <w:tc>
-          <w:tcPr>
-            <w:tcW w:type="dxa" w:w="1020"/>
+                <w:sz w:val="10"/>
+              </w:rPr>
+              <w:t>359,244</w:t>
+            </w:r>
+          </w:p>
+        </w:tc>
+        <w:tc>
+          <w:tcPr>
+            <w:tcW w:type="dxa" w:w="850"/>
             <w:vAlign w:val="center"/>
           </w:tcPr>
           <w:p>
@@ -712,15 +827,15 @@
             <w:r>
               <w:rPr>
                 <w:b w:val="0"/>
-                <w:sz w:val="12"/>
-              </w:rPr>
-              <w:t>11.3</w:t>
-            </w:r>
-          </w:p>
-        </w:tc>
-        <w:tc>
-          <w:tcPr>
-            <w:tcW w:type="dxa" w:w="1020"/>
+                <w:sz w:val="10"/>
+              </w:rPr>
+              <w:t>359,244</w:t>
+            </w:r>
+          </w:p>
+        </w:tc>
+        <w:tc>
+          <w:tcPr>
+            <w:tcW w:type="dxa" w:w="850"/>
             <w:vAlign w:val="center"/>
           </w:tcPr>
           <w:p>
@@ -731,15 +846,34 @@
             <w:r>
               <w:rPr>
                 <w:b w:val="0"/>
-                <w:sz w:val="12"/>
-              </w:rPr>
-              <w:t>5.4</w:t>
-            </w:r>
-          </w:p>
-        </w:tc>
-        <w:tc>
-          <w:tcPr>
-            <w:tcW w:type="dxa" w:w="1020"/>
+                <w:sz w:val="10"/>
+              </w:rPr>
+              <w:t>5,4386</w:t>
+            </w:r>
+          </w:p>
+        </w:tc>
+        <w:tc>
+          <w:tcPr>
+            <w:tcW w:type="dxa" w:w="850"/>
+            <w:vAlign w:val="center"/>
+          </w:tcPr>
+          <w:p>
+            <w:pPr>
+              <w:jc w:val="center"/>
+            </w:pPr>
+            <w:r/>
+            <w:r>
+              <w:rPr>
+                <w:b w:val="0"/>
+                <w:sz w:val="10"/>
+              </w:rPr>
+              <w:t>Nº3 cerrado</w:t>
+            </w:r>
+          </w:p>
+        </w:tc>
+        <w:tc>
+          <w:tcPr>
+            <w:tcW w:type="dxa" w:w="850"/>
             <w:vAlign w:val="center"/>
             <w:shd w:fill="C6E0B4"/>
           </w:tcPr>
@@ -751,7 +885,7 @@
             <w:r>
               <w:rPr>
                 <w:b w:val="0"/>
-                <w:sz w:val="12"/>
+                <w:sz w:val="10"/>
               </w:rPr>
               <w:t>CUMPLE</w:t>
             </w:r>
@@ -761,7 +895,7 @@
       <w:tr>
         <w:tc>
           <w:tcPr>
-            <w:tcW w:type="dxa" w:w="1020"/>
+            <w:tcW w:type="dxa" w:w="850"/>
             <w:vAlign w:val="center"/>
             <w:shd w:fill="FFF2CC"/>
           </w:tcPr>
@@ -773,7 +907,7 @@
             <w:r>
               <w:rPr>
                 <w:b w:val="0"/>
-                <w:sz w:val="12"/>
+                <w:sz w:val="10"/>
               </w:rPr>
               <w:t>VC3</w:t>
             </w:r>
@@ -781,7 +915,7 @@
         </w:tc>
         <w:tc>
           <w:tcPr>
-            <w:tcW w:type="dxa" w:w="1020"/>
+            <w:tcW w:type="dxa" w:w="850"/>
             <w:vAlign w:val="center"/>
           </w:tcPr>
           <w:p>
@@ -792,7 +926,26 @@
             <w:r>
               <w:rPr>
                 <w:b w:val="0"/>
-                <w:sz w:val="12"/>
+                <w:sz w:val="10"/>
+              </w:rPr>
+              <w:t>60</w:t>
+            </w:r>
+          </w:p>
+        </w:tc>
+        <w:tc>
+          <w:tcPr>
+            <w:tcW w:type="dxa" w:w="850"/>
+            <w:vAlign w:val="center"/>
+          </w:tcPr>
+          <w:p>
+            <w:pPr>
+              <w:jc w:val="center"/>
+            </w:pPr>
+            <w:r/>
+            <w:r>
+              <w:rPr>
+                <w:b w:val="0"/>
+                <w:sz w:val="10"/>
               </w:rPr>
               <w:t>40</w:t>
             </w:r>
@@ -800,7 +953,7 @@
         </w:tc>
         <w:tc>
           <w:tcPr>
-            <w:tcW w:type="dxa" w:w="1020"/>
+            <w:tcW w:type="dxa" w:w="850"/>
             <w:vAlign w:val="center"/>
           </w:tcPr>
           <w:p>
@@ -811,7 +964,7 @@
             <w:r>
               <w:rPr>
                 <w:b w:val="0"/>
-                <w:sz w:val="12"/>
+                <w:sz w:val="10"/>
               </w:rPr>
               <w:t>450×550</w:t>
             </w:r>
@@ -819,7 +972,7 @@
         </w:tc>
         <w:tc>
           <w:tcPr>
-            <w:tcW w:type="dxa" w:w="1020"/>
+            <w:tcW w:type="dxa" w:w="850"/>
             <w:vAlign w:val="center"/>
           </w:tcPr>
           <w:p>
@@ -830,15 +983,15 @@
             <w:r>
               <w:rPr>
                 <w:b w:val="0"/>
-                <w:sz w:val="12"/>
-              </w:rPr>
-              <w:t>60</w:t>
-            </w:r>
-          </w:p>
-        </w:tc>
-        <w:tc>
-          <w:tcPr>
-            <w:tcW w:type="dxa" w:w="1020"/>
+                <w:sz w:val="10"/>
+              </w:rPr>
+              <w:t>3,4–3,4</w:t>
+            </w:r>
+          </w:p>
+        </w:tc>
+        <w:tc>
+          <w:tcPr>
+            <w:tcW w:type="dxa" w:w="850"/>
             <w:vAlign w:val="center"/>
           </w:tcPr>
           <w:p>
@@ -849,15 +1002,15 @@
             <w:r>
               <w:rPr>
                 <w:b w:val="0"/>
-                <w:sz w:val="12"/>
-              </w:rPr>
-              <w:t>174.4</w:t>
-            </w:r>
-          </w:p>
-        </w:tc>
-        <w:tc>
-          <w:tcPr>
-            <w:tcW w:type="dxa" w:w="1020"/>
+                <w:sz w:val="10"/>
+              </w:rPr>
+              <w:t>174,4236</w:t>
+            </w:r>
+          </w:p>
+        </w:tc>
+        <w:tc>
+          <w:tcPr>
+            <w:tcW w:type="dxa" w:w="850"/>
             <w:vAlign w:val="center"/>
           </w:tcPr>
           <w:p>
@@ -868,15 +1021,15 @@
             <w:r>
               <w:rPr>
                 <w:b w:val="0"/>
-                <w:sz w:val="12"/>
-              </w:rPr>
-              <w:t>154.9</w:t>
-            </w:r>
-          </w:p>
-        </w:tc>
-        <w:tc>
-          <w:tcPr>
-            <w:tcW w:type="dxa" w:w="1020"/>
+                <w:sz w:val="10"/>
+              </w:rPr>
+              <w:t>154,8853</w:t>
+            </w:r>
+          </w:p>
+        </w:tc>
+        <w:tc>
+          <w:tcPr>
+            <w:tcW w:type="dxa" w:w="850"/>
             <w:vAlign w:val="center"/>
           </w:tcPr>
           <w:p>
@@ -887,15 +1040,15 @@
             <w:r>
               <w:rPr>
                 <w:b w:val="0"/>
-                <w:sz w:val="12"/>
-              </w:rPr>
-              <w:t>396.3</w:t>
-            </w:r>
-          </w:p>
-        </w:tc>
-        <w:tc>
-          <w:tcPr>
-            <w:tcW w:type="dxa" w:w="1020"/>
+                <w:sz w:val="10"/>
+              </w:rPr>
+              <w:t>396,275</w:t>
+            </w:r>
+          </w:p>
+        </w:tc>
+        <w:tc>
+          <w:tcPr>
+            <w:tcW w:type="dxa" w:w="850"/>
             <w:vAlign w:val="center"/>
           </w:tcPr>
           <w:p>
@@ -906,15 +1059,15 @@
             <w:r>
               <w:rPr>
                 <w:b w:val="0"/>
-                <w:sz w:val="12"/>
-              </w:rPr>
-              <w:t>17.1</w:t>
-            </w:r>
-          </w:p>
-        </w:tc>
-        <w:tc>
-          <w:tcPr>
-            <w:tcW w:type="dxa" w:w="1020"/>
+                <w:sz w:val="10"/>
+              </w:rPr>
+              <w:t>396,275</w:t>
+            </w:r>
+          </w:p>
+        </w:tc>
+        <w:tc>
+          <w:tcPr>
+            <w:tcW w:type="dxa" w:w="850"/>
             <w:vAlign w:val="center"/>
           </w:tcPr>
           <w:p>
@@ -925,15 +1078,34 @@
             <w:r>
               <w:rPr>
                 <w:b w:val="0"/>
-                <w:sz w:val="12"/>
-              </w:rPr>
-              <w:t>2.8</w:t>
-            </w:r>
-          </w:p>
-        </w:tc>
-        <w:tc>
-          <w:tcPr>
-            <w:tcW w:type="dxa" w:w="1020"/>
+                <w:sz w:val="10"/>
+              </w:rPr>
+              <w:t>2,7885</w:t>
+            </w:r>
+          </w:p>
+        </w:tc>
+        <w:tc>
+          <w:tcPr>
+            <w:tcW w:type="dxa" w:w="850"/>
+            <w:vAlign w:val="center"/>
+          </w:tcPr>
+          <w:p>
+            <w:pPr>
+              <w:jc w:val="center"/>
+            </w:pPr>
+            <w:r/>
+            <w:r>
+              <w:rPr>
+                <w:b w:val="0"/>
+                <w:sz w:val="10"/>
+              </w:rPr>
+              <w:t>Nº3 cerrado</w:t>
+            </w:r>
+          </w:p>
+        </w:tc>
+        <w:tc>
+          <w:tcPr>
+            <w:tcW w:type="dxa" w:w="850"/>
             <w:vAlign w:val="center"/>
             <w:shd w:fill="C6E0B4"/>
           </w:tcPr>
@@ -945,7 +1117,7 @@
             <w:r>
               <w:rPr>
                 <w:b w:val="0"/>
-                <w:sz w:val="12"/>
+                <w:sz w:val="10"/>
               </w:rPr>
               <w:t>CUMPLE</w:t>
             </w:r>
@@ -955,7 +1127,7 @@
       <w:tr>
         <w:tc>
           <w:tcPr>
-            <w:tcW w:type="dxa" w:w="1020"/>
+            <w:tcW w:type="dxa" w:w="850"/>
             <w:vAlign w:val="center"/>
             <w:shd w:fill="E2F0D9"/>
           </w:tcPr>
@@ -967,7 +1139,7 @@
             <w:r>
               <w:rPr>
                 <w:b w:val="0"/>
-                <w:sz w:val="12"/>
+                <w:sz w:val="10"/>
               </w:rPr>
               <w:t>VC4</w:t>
             </w:r>
@@ -975,7 +1147,7 @@
         </w:tc>
         <w:tc>
           <w:tcPr>
-            <w:tcW w:type="dxa" w:w="1020"/>
+            <w:tcW w:type="dxa" w:w="850"/>
             <w:vAlign w:val="center"/>
           </w:tcPr>
           <w:p>
@@ -986,7 +1158,26 @@
             <w:r>
               <w:rPr>
                 <w:b w:val="0"/>
-                <w:sz w:val="12"/>
+                <w:sz w:val="10"/>
+              </w:rPr>
+              <w:t>88</w:t>
+            </w:r>
+          </w:p>
+        </w:tc>
+        <w:tc>
+          <w:tcPr>
+            <w:tcW w:type="dxa" w:w="850"/>
+            <w:vAlign w:val="center"/>
+          </w:tcPr>
+          <w:p>
+            <w:pPr>
+              <w:jc w:val="center"/>
+            </w:pPr>
+            <w:r/>
+            <w:r>
+              <w:rPr>
+                <w:b w:val="0"/>
+                <w:sz w:val="10"/>
               </w:rPr>
               <w:t>20</w:t>
             </w:r>
@@ -994,7 +1185,7 @@
         </w:tc>
         <w:tc>
           <w:tcPr>
-            <w:tcW w:type="dxa" w:w="1020"/>
+            <w:tcW w:type="dxa" w:w="850"/>
             <w:vAlign w:val="center"/>
           </w:tcPr>
           <w:p>
@@ -1005,7 +1196,7 @@
             <w:r>
               <w:rPr>
                 <w:b w:val="0"/>
-                <w:sz w:val="12"/>
+                <w:sz w:val="10"/>
               </w:rPr>
               <w:t>450×550</w:t>
             </w:r>
@@ -1013,7 +1204,7 @@
         </w:tc>
         <w:tc>
           <w:tcPr>
-            <w:tcW w:type="dxa" w:w="1020"/>
+            <w:tcW w:type="dxa" w:w="850"/>
             <w:vAlign w:val="center"/>
           </w:tcPr>
           <w:p>
@@ -1024,15 +1215,15 @@
             <w:r>
               <w:rPr>
                 <w:b w:val="0"/>
-                <w:sz w:val="12"/>
-              </w:rPr>
-              <w:t>88</w:t>
-            </w:r>
-          </w:p>
-        </w:tc>
-        <w:tc>
-          <w:tcPr>
-            <w:tcW w:type="dxa" w:w="1020"/>
+                <w:sz w:val="10"/>
+              </w:rPr>
+              <w:t>3,25–3,25</w:t>
+            </w:r>
+          </w:p>
+        </w:tc>
+        <w:tc>
+          <w:tcPr>
+            <w:tcW w:type="dxa" w:w="850"/>
             <w:vAlign w:val="center"/>
           </w:tcPr>
           <w:p>
@@ -1043,15 +1234,15 @@
             <w:r>
               <w:rPr>
                 <w:b w:val="0"/>
-                <w:sz w:val="12"/>
-              </w:rPr>
-              <w:t>205.0</w:t>
-            </w:r>
-          </w:p>
-        </w:tc>
-        <w:tc>
-          <w:tcPr>
-            <w:tcW w:type="dxa" w:w="1020"/>
+                <w:sz w:val="10"/>
+              </w:rPr>
+              <w:t>204,9592</w:t>
+            </w:r>
+          </w:p>
+        </w:tc>
+        <w:tc>
+          <w:tcPr>
+            <w:tcW w:type="dxa" w:w="850"/>
             <w:vAlign w:val="center"/>
           </w:tcPr>
           <w:p>
@@ -1062,15 +1253,15 @@
             <w:r>
               <w:rPr>
                 <w:b w:val="0"/>
-                <w:sz w:val="12"/>
-              </w:rPr>
-              <w:t>173.6</w:t>
-            </w:r>
-          </w:p>
-        </w:tc>
-        <w:tc>
-          <w:tcPr>
-            <w:tcW w:type="dxa" w:w="1020"/>
+                <w:sz w:val="10"/>
+              </w:rPr>
+              <w:t>173,5868</w:t>
+            </w:r>
+          </w:p>
+        </w:tc>
+        <w:tc>
+          <w:tcPr>
+            <w:tcW w:type="dxa" w:w="850"/>
             <w:vAlign w:val="center"/>
           </w:tcPr>
           <w:p>
@@ -1081,15 +1272,15 @@
             <w:r>
               <w:rPr>
                 <w:b w:val="0"/>
-                <w:sz w:val="12"/>
-              </w:rPr>
-              <w:t>506.8</w:t>
-            </w:r>
-          </w:p>
-        </w:tc>
-        <w:tc>
-          <w:tcPr>
-            <w:tcW w:type="dxa" w:w="1020"/>
+                <w:sz w:val="10"/>
+              </w:rPr>
+              <w:t>506,77</w:t>
+            </w:r>
+          </w:p>
+        </w:tc>
+        <w:tc>
+          <w:tcPr>
+            <w:tcW w:type="dxa" w:w="850"/>
             <w:vAlign w:val="center"/>
           </w:tcPr>
           <w:p>
@@ -1100,15 +1291,15 @@
             <w:r>
               <w:rPr>
                 <w:b w:val="0"/>
-                <w:sz w:val="12"/>
-              </w:rPr>
-              <w:t>74.8</w:t>
-            </w:r>
-          </w:p>
-        </w:tc>
-        <w:tc>
-          <w:tcPr>
-            <w:tcW w:type="dxa" w:w="1020"/>
+                <w:sz w:val="10"/>
+              </w:rPr>
+              <w:t>506,77</w:t>
+            </w:r>
+          </w:p>
+        </w:tc>
+        <w:tc>
+          <w:tcPr>
+            <w:tcW w:type="dxa" w:w="850"/>
             <w:vAlign w:val="center"/>
           </w:tcPr>
           <w:p>
@@ -1119,15 +1310,34 @@
             <w:r>
               <w:rPr>
                 <w:b w:val="0"/>
-                <w:sz w:val="12"/>
-              </w:rPr>
-              <w:t>74.8</w:t>
-            </w:r>
-          </w:p>
-        </w:tc>
-        <w:tc>
-          <w:tcPr>
-            <w:tcW w:type="dxa" w:w="1020"/>
+                <w:sz w:val="10"/>
+              </w:rPr>
+              <w:t>74,8185</w:t>
+            </w:r>
+          </w:p>
+        </w:tc>
+        <w:tc>
+          <w:tcPr>
+            <w:tcW w:type="dxa" w:w="850"/>
+            <w:vAlign w:val="center"/>
+          </w:tcPr>
+          <w:p>
+            <w:pPr>
+              <w:jc w:val="center"/>
+            </w:pPr>
+            <w:r/>
+            <w:r>
+              <w:rPr>
+                <w:b w:val="0"/>
+                <w:sz w:val="10"/>
+              </w:rPr>
+              <w:t>Nº4 cerrado</w:t>
+            </w:r>
+          </w:p>
+        </w:tc>
+        <w:tc>
+          <w:tcPr>
+            <w:tcW w:type="dxa" w:w="850"/>
             <w:vAlign w:val="center"/>
             <w:shd w:fill="F4CCCC"/>
           </w:tcPr>
@@ -1139,9 +1349,9 @@
             <w:r>
               <w:rPr>
                 <w:b w:val="0"/>
-                <w:sz w:val="12"/>
-              </w:rPr>
-              <w:t>4 NO CUMPLEN</w:t>
+                <w:sz w:val="10"/>
+              </w:rPr>
+              <w:t>NO CUMPLE</w:t>
             </w:r>
           </w:p>
         </w:tc>
@@ -1149,7 +1359,7 @@
       <w:tr>
         <w:tc>
           <w:tcPr>
-            <w:tcW w:type="dxa" w:w="1020"/>
+            <w:tcW w:type="dxa" w:w="850"/>
             <w:vAlign w:val="center"/>
             <w:shd w:fill="C6E0B4"/>
           </w:tcPr>
@@ -1161,7 +1371,7 @@
             <w:r>
               <w:rPr>
                 <w:b w:val="0"/>
-                <w:sz w:val="12"/>
+                <w:sz w:val="10"/>
               </w:rPr>
               <w:t>VC5</w:t>
             </w:r>
@@ -1169,7 +1379,7 @@
         </w:tc>
         <w:tc>
           <w:tcPr>
-            <w:tcW w:type="dxa" w:w="1020"/>
+            <w:tcW w:type="dxa" w:w="850"/>
             <w:vAlign w:val="center"/>
           </w:tcPr>
           <w:p>
@@ -1180,7 +1390,26 @@
             <w:r>
               <w:rPr>
                 <w:b w:val="0"/>
-                <w:sz w:val="12"/>
+                <w:sz w:val="10"/>
+              </w:rPr>
+              <w:t>84</w:t>
+            </w:r>
+          </w:p>
+        </w:tc>
+        <w:tc>
+          <w:tcPr>
+            <w:tcW w:type="dxa" w:w="850"/>
+            <w:vAlign w:val="center"/>
+          </w:tcPr>
+          <w:p>
+            <w:pPr>
+              <w:jc w:val="center"/>
+            </w:pPr>
+            <w:r/>
+            <w:r>
+              <w:rPr>
+                <w:b w:val="0"/>
+                <w:sz w:val="10"/>
               </w:rPr>
               <w:t>40</w:t>
             </w:r>
@@ -1188,7 +1417,7 @@
         </w:tc>
         <w:tc>
           <w:tcPr>
-            <w:tcW w:type="dxa" w:w="1020"/>
+            <w:tcW w:type="dxa" w:w="850"/>
             <w:vAlign w:val="center"/>
           </w:tcPr>
           <w:p>
@@ -1199,7 +1428,7 @@
             <w:r>
               <w:rPr>
                 <w:b w:val="0"/>
-                <w:sz w:val="12"/>
+                <w:sz w:val="10"/>
               </w:rPr>
               <w:t>450×550</w:t>
             </w:r>
@@ -1207,7 +1436,7 @@
         </w:tc>
         <w:tc>
           <w:tcPr>
-            <w:tcW w:type="dxa" w:w="1020"/>
+            <w:tcW w:type="dxa" w:w="850"/>
             <w:vAlign w:val="center"/>
           </w:tcPr>
           <w:p>
@@ -1218,15 +1447,15 @@
             <w:r>
               <w:rPr>
                 <w:b w:val="0"/>
-                <w:sz w:val="12"/>
-              </w:rPr>
-              <w:t>84</w:t>
-            </w:r>
-          </w:p>
-        </w:tc>
-        <w:tc>
-          <w:tcPr>
-            <w:tcW w:type="dxa" w:w="1020"/>
+                <w:sz w:val="10"/>
+              </w:rPr>
+              <w:t>3,3–3,3</w:t>
+            </w:r>
+          </w:p>
+        </w:tc>
+        <w:tc>
+          <w:tcPr>
+            <w:tcW w:type="dxa" w:w="850"/>
             <w:vAlign w:val="center"/>
           </w:tcPr>
           <w:p>
@@ -1237,15 +1466,15 @@
             <w:r>
               <w:rPr>
                 <w:b w:val="0"/>
-                <w:sz w:val="12"/>
-              </w:rPr>
-              <w:t>199.5</w:t>
-            </w:r>
-          </w:p>
-        </w:tc>
-        <w:tc>
-          <w:tcPr>
-            <w:tcW w:type="dxa" w:w="1020"/>
+                <w:sz w:val="10"/>
+              </w:rPr>
+              <w:t>199,483</w:t>
+            </w:r>
+          </w:p>
+        </w:tc>
+        <w:tc>
+          <w:tcPr>
+            <w:tcW w:type="dxa" w:w="850"/>
             <w:vAlign w:val="center"/>
           </w:tcPr>
           <w:p>
@@ -1256,15 +1485,15 @@
             <w:r>
               <w:rPr>
                 <w:b w:val="0"/>
-                <w:sz w:val="12"/>
-              </w:rPr>
-              <w:t>139.7</w:t>
-            </w:r>
-          </w:p>
-        </w:tc>
-        <w:tc>
-          <w:tcPr>
-            <w:tcW w:type="dxa" w:w="1020"/>
+                <w:sz w:val="10"/>
+              </w:rPr>
+              <w:t>139,6693</w:t>
+            </w:r>
+          </w:p>
+        </w:tc>
+        <w:tc>
+          <w:tcPr>
+            <w:tcW w:type="dxa" w:w="850"/>
             <w:vAlign w:val="center"/>
           </w:tcPr>
           <w:p>
@@ -1275,15 +1504,15 @@
             <w:r>
               <w:rPr>
                 <w:b w:val="0"/>
-                <w:sz w:val="12"/>
-              </w:rPr>
-              <w:t>491.1</w:t>
-            </w:r>
-          </w:p>
-        </w:tc>
-        <w:tc>
-          <w:tcPr>
-            <w:tcW w:type="dxa" w:w="1020"/>
+                <w:sz w:val="10"/>
+              </w:rPr>
+              <w:t>491,129</w:t>
+            </w:r>
+          </w:p>
+        </w:tc>
+        <w:tc>
+          <w:tcPr>
+            <w:tcW w:type="dxa" w:w="850"/>
             <w:vAlign w:val="center"/>
           </w:tcPr>
           <w:p>
@@ -1294,15 +1523,15 @@
             <w:r>
               <w:rPr>
                 <w:b w:val="0"/>
-                <w:sz w:val="12"/>
-              </w:rPr>
-              <w:t>124.3</w:t>
-            </w:r>
-          </w:p>
-        </w:tc>
-        <w:tc>
-          <w:tcPr>
-            <w:tcW w:type="dxa" w:w="1020"/>
+                <w:sz w:val="10"/>
+              </w:rPr>
+              <w:t>491,129</w:t>
+            </w:r>
+          </w:p>
+        </w:tc>
+        <w:tc>
+          <w:tcPr>
+            <w:tcW w:type="dxa" w:w="850"/>
             <w:vAlign w:val="center"/>
           </w:tcPr>
           <w:p>
@@ -1313,15 +1542,34 @@
             <w:r>
               <w:rPr>
                 <w:b w:val="0"/>
-                <w:sz w:val="12"/>
-              </w:rPr>
-              <w:t>124.3</w:t>
-            </w:r>
-          </w:p>
-        </w:tc>
-        <w:tc>
-          <w:tcPr>
-            <w:tcW w:type="dxa" w:w="1020"/>
+                <w:sz w:val="10"/>
+              </w:rPr>
+              <w:t>124,2661</w:t>
+            </w:r>
+          </w:p>
+        </w:tc>
+        <w:tc>
+          <w:tcPr>
+            <w:tcW w:type="dxa" w:w="850"/>
+            <w:vAlign w:val="center"/>
+          </w:tcPr>
+          <w:p>
+            <w:pPr>
+              <w:jc w:val="center"/>
+            </w:pPr>
+            <w:r/>
+            <w:r>
+              <w:rPr>
+                <w:b w:val="0"/>
+                <w:sz w:val="10"/>
+              </w:rPr>
+              <w:t>Nº4 cerrado (referencia)</w:t>
+            </w:r>
+          </w:p>
+        </w:tc>
+        <w:tc>
+          <w:tcPr>
+            <w:tcW w:type="dxa" w:w="850"/>
             <w:vAlign w:val="center"/>
             <w:shd w:fill="F4CCCC"/>
           </w:tcPr>
@@ -1333,9 +1581,9 @@
             <w:r>
               <w:rPr>
                 <w:b w:val="0"/>
-                <w:sz w:val="12"/>
-              </w:rPr>
-              <w:t>16 NO CUMPLEN</w:t>
+                <w:sz w:val="10"/>
+              </w:rPr>
+              <w:t>NO CUMPLE</w:t>
             </w:r>
           </w:p>
         </w:tc>
@@ -1343,7 +1591,7 @@
       <w:tr>
         <w:tc>
           <w:tcPr>
-            <w:tcW w:type="dxa" w:w="1020"/>
+            <w:tcW w:type="dxa" w:w="850"/>
             <w:vAlign w:val="center"/>
             <w:shd w:fill="A5A5A5"/>
           </w:tcPr>
@@ -1355,7 +1603,7 @@
             <w:r>
               <w:rPr>
                 <w:b w:val="0"/>
-                <w:sz w:val="12"/>
+                <w:sz w:val="10"/>
               </w:rPr>
               <w:t>VC6</w:t>
             </w:r>
@@ -1363,7 +1611,7 @@
         </w:tc>
         <w:tc>
           <w:tcPr>
-            <w:tcW w:type="dxa" w:w="1020"/>
+            <w:tcW w:type="dxa" w:w="850"/>
             <w:vAlign w:val="center"/>
           </w:tcPr>
           <w:p>
@@ -1374,7 +1622,26 @@
             <w:r>
               <w:rPr>
                 <w:b w:val="0"/>
-                <w:sz w:val="12"/>
+                <w:sz w:val="10"/>
+              </w:rPr>
+              <w:t>81</w:t>
+            </w:r>
+          </w:p>
+        </w:tc>
+        <w:tc>
+          <w:tcPr>
+            <w:tcW w:type="dxa" w:w="850"/>
+            <w:vAlign w:val="center"/>
+          </w:tcPr>
+          <w:p>
+            <w:pPr>
+              <w:jc w:val="center"/>
+            </w:pPr>
+            <w:r/>
+            <w:r>
+              <w:rPr>
+                <w:b w:val="0"/>
+                <w:sz w:val="10"/>
               </w:rPr>
               <w:t>40</w:t>
             </w:r>
@@ -1382,7 +1649,7 @@
         </w:tc>
         <w:tc>
           <w:tcPr>
-            <w:tcW w:type="dxa" w:w="1020"/>
+            <w:tcW w:type="dxa" w:w="850"/>
             <w:vAlign w:val="center"/>
           </w:tcPr>
           <w:p>
@@ -1393,7 +1660,7 @@
             <w:r>
               <w:rPr>
                 <w:b w:val="0"/>
-                <w:sz w:val="12"/>
+                <w:sz w:val="10"/>
               </w:rPr>
               <w:t>450×550</w:t>
             </w:r>
@@ -1401,7 +1668,7 @@
         </w:tc>
         <w:tc>
           <w:tcPr>
-            <w:tcW w:type="dxa" w:w="1020"/>
+            <w:tcW w:type="dxa" w:w="850"/>
             <w:vAlign w:val="center"/>
           </w:tcPr>
           <w:p>
@@ -1412,15 +1679,15 @@
             <w:r>
               <w:rPr>
                 <w:b w:val="0"/>
-                <w:sz w:val="12"/>
-              </w:rPr>
-              <w:t>81</w:t>
-            </w:r>
-          </w:p>
-        </w:tc>
-        <w:tc>
-          <w:tcPr>
-            <w:tcW w:type="dxa" w:w="1020"/>
+                <w:sz w:val="10"/>
+              </w:rPr>
+              <w:t>3,3–3,3</w:t>
+            </w:r>
+          </w:p>
+        </w:tc>
+        <w:tc>
+          <w:tcPr>
+            <w:tcW w:type="dxa" w:w="850"/>
             <w:vAlign w:val="center"/>
           </w:tcPr>
           <w:p>
@@ -1431,15 +1698,15 @@
             <w:r>
               <w:rPr>
                 <w:b w:val="0"/>
-                <w:sz w:val="12"/>
-              </w:rPr>
-              <w:t>171.1</w:t>
-            </w:r>
-          </w:p>
-        </w:tc>
-        <w:tc>
-          <w:tcPr>
-            <w:tcW w:type="dxa" w:w="1020"/>
+                <w:sz w:val="10"/>
+              </w:rPr>
+              <w:t>171,0864</w:t>
+            </w:r>
+          </w:p>
+        </w:tc>
+        <w:tc>
+          <w:tcPr>
+            <w:tcW w:type="dxa" w:w="850"/>
             <w:vAlign w:val="center"/>
           </w:tcPr>
           <w:p>
@@ -1450,15 +1717,15 @@
             <w:r>
               <w:rPr>
                 <w:b w:val="0"/>
-                <w:sz w:val="12"/>
-              </w:rPr>
-              <w:t>149.0</w:t>
-            </w:r>
-          </w:p>
-        </w:tc>
-        <w:tc>
-          <w:tcPr>
-            <w:tcW w:type="dxa" w:w="1020"/>
+                <w:sz w:val="10"/>
+              </w:rPr>
+              <w:t>149,0401</w:t>
+            </w:r>
+          </w:p>
+        </w:tc>
+        <w:tc>
+          <w:tcPr>
+            <w:tcW w:type="dxa" w:w="850"/>
             <w:vAlign w:val="center"/>
           </w:tcPr>
           <w:p>
@@ -1469,15 +1736,15 @@
             <w:r>
               <w:rPr>
                 <w:b w:val="0"/>
-                <w:sz w:val="12"/>
-              </w:rPr>
-              <w:t>424.5</w:t>
-            </w:r>
-          </w:p>
-        </w:tc>
-        <w:tc>
-          <w:tcPr>
-            <w:tcW w:type="dxa" w:w="1020"/>
+                <w:sz w:val="10"/>
+              </w:rPr>
+              <w:t>424,48</w:t>
+            </w:r>
+          </w:p>
+        </w:tc>
+        <w:tc>
+          <w:tcPr>
+            <w:tcW w:type="dxa" w:w="850"/>
             <w:vAlign w:val="center"/>
           </w:tcPr>
           <w:p>
@@ -1488,15 +1755,15 @@
             <w:r>
               <w:rPr>
                 <w:b w:val="0"/>
-                <w:sz w:val="12"/>
-              </w:rPr>
-              <w:t>123.1</w:t>
-            </w:r>
-          </w:p>
-        </w:tc>
-        <w:tc>
-          <w:tcPr>
-            <w:tcW w:type="dxa" w:w="1020"/>
+                <w:sz w:val="10"/>
+              </w:rPr>
+              <w:t>424,48</w:t>
+            </w:r>
+          </w:p>
+        </w:tc>
+        <w:tc>
+          <w:tcPr>
+            <w:tcW w:type="dxa" w:w="850"/>
             <w:vAlign w:val="center"/>
           </w:tcPr>
           <w:p>
@@ -1507,15 +1774,34 @@
             <w:r>
               <w:rPr>
                 <w:b w:val="0"/>
-                <w:sz w:val="12"/>
-              </w:rPr>
-              <w:t>123.1</w:t>
-            </w:r>
-          </w:p>
-        </w:tc>
-        <w:tc>
-          <w:tcPr>
-            <w:tcW w:type="dxa" w:w="1020"/>
+                <w:sz w:val="10"/>
+              </w:rPr>
+              <w:t>123,143</w:t>
+            </w:r>
+          </w:p>
+        </w:tc>
+        <w:tc>
+          <w:tcPr>
+            <w:tcW w:type="dxa" w:w="850"/>
+            <w:vAlign w:val="center"/>
+          </w:tcPr>
+          <w:p>
+            <w:pPr>
+              <w:jc w:val="center"/>
+            </w:pPr>
+            <w:r/>
+            <w:r>
+              <w:rPr>
+                <w:b w:val="0"/>
+                <w:sz w:val="10"/>
+              </w:rPr>
+              <w:t>Nº4 cerrado (referencia)</w:t>
+            </w:r>
+          </w:p>
+        </w:tc>
+        <w:tc>
+          <w:tcPr>
+            <w:tcW w:type="dxa" w:w="850"/>
             <w:vAlign w:val="center"/>
             <w:shd w:fill="F4CCCC"/>
           </w:tcPr>
@@ -1527,9 +1813,9 @@
             <w:r>
               <w:rPr>
                 <w:b w:val="0"/>
-                <w:sz w:val="12"/>
-              </w:rPr>
-              <w:t>8 NO CUMPLEN</w:t>
+                <w:sz w:val="10"/>
+              </w:rPr>
+              <w:t>NO CUMPLE</w:t>
             </w:r>
           </w:p>
         </w:tc>
@@ -1537,7 +1823,7 @@
       <w:tr>
         <w:tc>
           <w:tcPr>
-            <w:tcW w:type="dxa" w:w="1020"/>
+            <w:tcW w:type="dxa" w:w="850"/>
             <w:vAlign w:val="center"/>
             <w:shd w:fill="D9EAD3"/>
           </w:tcPr>
@@ -1549,7 +1835,7 @@
             <w:r>
               <w:rPr>
                 <w:b w:val="0"/>
-                <w:sz w:val="12"/>
+                <w:sz w:val="10"/>
               </w:rPr>
               <w:t>VC7</w:t>
             </w:r>
@@ -1557,7 +1843,7 @@
         </w:tc>
         <w:tc>
           <w:tcPr>
-            <w:tcW w:type="dxa" w:w="1020"/>
+            <w:tcW w:type="dxa" w:w="850"/>
             <w:vAlign w:val="center"/>
           </w:tcPr>
           <w:p>
@@ -1568,7 +1854,26 @@
             <w:r>
               <w:rPr>
                 <w:b w:val="0"/>
-                <w:sz w:val="12"/>
+                <w:sz w:val="10"/>
+              </w:rPr>
+              <w:t>75</w:t>
+            </w:r>
+          </w:p>
+        </w:tc>
+        <w:tc>
+          <w:tcPr>
+            <w:tcW w:type="dxa" w:w="850"/>
+            <w:vAlign w:val="center"/>
+          </w:tcPr>
+          <w:p>
+            <w:pPr>
+              <w:jc w:val="center"/>
+            </w:pPr>
+            <w:r/>
+            <w:r>
+              <w:rPr>
+                <w:b w:val="0"/>
+                <w:sz w:val="10"/>
               </w:rPr>
               <w:t>40</w:t>
             </w:r>
@@ -1576,7 +1881,7 @@
         </w:tc>
         <w:tc>
           <w:tcPr>
-            <w:tcW w:type="dxa" w:w="1020"/>
+            <w:tcW w:type="dxa" w:w="850"/>
             <w:vAlign w:val="center"/>
           </w:tcPr>
           <w:p>
@@ -1587,7 +1892,7 @@
             <w:r>
               <w:rPr>
                 <w:b w:val="0"/>
-                <w:sz w:val="12"/>
+                <w:sz w:val="10"/>
               </w:rPr>
               <w:t>450×550</w:t>
             </w:r>
@@ -1595,7 +1900,7 @@
         </w:tc>
         <w:tc>
           <w:tcPr>
-            <w:tcW w:type="dxa" w:w="1020"/>
+            <w:tcW w:type="dxa" w:w="850"/>
             <w:vAlign w:val="center"/>
           </w:tcPr>
           <w:p>
@@ -1606,15 +1911,15 @@
             <w:r>
               <w:rPr>
                 <w:b w:val="0"/>
-                <w:sz w:val="12"/>
-              </w:rPr>
-              <w:t>75</w:t>
-            </w:r>
-          </w:p>
-        </w:tc>
-        <w:tc>
-          <w:tcPr>
-            <w:tcW w:type="dxa" w:w="1020"/>
+                <w:sz w:val="10"/>
+              </w:rPr>
+              <w:t>2,05–4,5</w:t>
+            </w:r>
+          </w:p>
+        </w:tc>
+        <w:tc>
+          <w:tcPr>
+            <w:tcW w:type="dxa" w:w="850"/>
             <w:vAlign w:val="center"/>
           </w:tcPr>
           <w:p>
@@ -1625,15 +1930,15 @@
             <w:r>
               <w:rPr>
                 <w:b w:val="0"/>
-                <w:sz w:val="12"/>
-              </w:rPr>
-              <w:t>210.3</w:t>
-            </w:r>
-          </w:p>
-        </w:tc>
-        <w:tc>
-          <w:tcPr>
-            <w:tcW w:type="dxa" w:w="1020"/>
+                <w:sz w:val="10"/>
+              </w:rPr>
+              <w:t>210,2525</w:t>
+            </w:r>
+          </w:p>
+        </w:tc>
+        <w:tc>
+          <w:tcPr>
+            <w:tcW w:type="dxa" w:w="850"/>
             <w:vAlign w:val="center"/>
           </w:tcPr>
           <w:p>
@@ -1644,15 +1949,15 @@
             <w:r>
               <w:rPr>
                 <w:b w:val="0"/>
-                <w:sz w:val="12"/>
-              </w:rPr>
-              <w:t>197.3</w:t>
-            </w:r>
-          </w:p>
-        </w:tc>
-        <w:tc>
-          <w:tcPr>
-            <w:tcW w:type="dxa" w:w="1020"/>
+                <w:sz w:val="10"/>
+              </w:rPr>
+              <w:t>197,3101</w:t>
+            </w:r>
+          </w:p>
+        </w:tc>
+        <w:tc>
+          <w:tcPr>
+            <w:tcW w:type="dxa" w:w="850"/>
             <w:vAlign w:val="center"/>
           </w:tcPr>
           <w:p>
@@ -1663,15 +1968,15 @@
             <w:r>
               <w:rPr>
                 <w:b w:val="0"/>
-                <w:sz w:val="12"/>
-              </w:rPr>
-              <w:t>754.7</w:t>
-            </w:r>
-          </w:p>
-        </w:tc>
-        <w:tc>
-          <w:tcPr>
-            <w:tcW w:type="dxa" w:w="1020"/>
+                <w:sz w:val="10"/>
+              </w:rPr>
+              <w:t>754,708</w:t>
+            </w:r>
+          </w:p>
+        </w:tc>
+        <w:tc>
+          <w:tcPr>
+            <w:tcW w:type="dxa" w:w="850"/>
             <w:vAlign w:val="center"/>
           </w:tcPr>
           <w:p>
@@ -1682,15 +1987,15 @@
             <w:r>
               <w:rPr>
                 <w:b w:val="0"/>
-                <w:sz w:val="12"/>
-              </w:rPr>
-              <w:t>24.7</w:t>
-            </w:r>
-          </w:p>
-        </w:tc>
-        <w:tc>
-          <w:tcPr>
-            <w:tcW w:type="dxa" w:w="1020"/>
+                <w:sz w:val="10"/>
+              </w:rPr>
+              <w:t>754,708</w:t>
+            </w:r>
+          </w:p>
+        </w:tc>
+        <w:tc>
+          <w:tcPr>
+            <w:tcW w:type="dxa" w:w="850"/>
             <w:vAlign w:val="center"/>
           </w:tcPr>
           <w:p>
@@ -1701,15 +2006,34 @@
             <w:r>
               <w:rPr>
                 <w:b w:val="0"/>
-                <w:sz w:val="12"/>
-              </w:rPr>
-              <w:t>14.2</w:t>
-            </w:r>
-          </w:p>
-        </w:tc>
-        <w:tc>
-          <w:tcPr>
-            <w:tcW w:type="dxa" w:w="1020"/>
+                <w:sz w:val="10"/>
+              </w:rPr>
+              <w:t>14,1874</w:t>
+            </w:r>
+          </w:p>
+        </w:tc>
+        <w:tc>
+          <w:tcPr>
+            <w:tcW w:type="dxa" w:w="850"/>
+            <w:vAlign w:val="center"/>
+          </w:tcPr>
+          <w:p>
+            <w:pPr>
+              <w:jc w:val="center"/>
+            </w:pPr>
+            <w:r/>
+            <w:r>
+              <w:rPr>
+                <w:b w:val="0"/>
+                <w:sz w:val="10"/>
+              </w:rPr>
+              <w:t>Nº4 cerrado</w:t>
+            </w:r>
+          </w:p>
+        </w:tc>
+        <w:tc>
+          <w:tcPr>
+            <w:tcW w:type="dxa" w:w="850"/>
             <w:vAlign w:val="center"/>
             <w:shd w:fill="F4CCCC"/>
           </w:tcPr>
@@ -1721,9 +2045,301 @@
             <w:r>
               <w:rPr>
                 <w:b w:val="0"/>
-                <w:sz w:val="12"/>
-              </w:rPr>
-              <w:t>4 NO CUMPLEN</w:t>
+                <w:sz w:val="10"/>
+              </w:rPr>
+              <w:t>NO CUMPLE</w:t>
+            </w:r>
+          </w:p>
+        </w:tc>
+      </w:tr>
+    </w:tbl>
+    <w:p>
+      <w:pPr>
+        <w:pStyle w:val="Heading3"/>
+        <w:spacing w:before="160" w:after="80"/>
+      </w:pPr>
+      <w:r>
+        <w:t>Vigas de rigidez VR1, VR N1, VR2, VR3 y VRAUX</w:t>
+      </w:r>
+    </w:p>
+    <w:tbl>
+      <w:tblPr>
+        <w:tblW w:type="auto" w:w="0"/>
+        <w:jc w:val="center"/>
+        <w:tblLook w:firstColumn="1" w:firstRow="1" w:lastColumn="0" w:lastRow="0" w:noHBand="0" w:noVBand="1" w:val="04A0"/>
+        <w:tblBorders>
+          <w:top w:val="single" w:sz="4" w:color="808080"/>
+          <w:left w:val="single" w:sz="4" w:color="808080"/>
+          <w:bottom w:val="single" w:sz="4" w:color="808080"/>
+          <w:right w:val="single" w:sz="4" w:color="808080"/>
+          <w:insideH w:val="single" w:sz="4" w:color="808080"/>
+          <w:insideV w:val="single" w:sz="4" w:color="808080"/>
+        </w:tblBorders>
+      </w:tblPr>
+      <w:tblGrid>
+        <w:gridCol w:w="850"/>
+        <w:gridCol w:w="850"/>
+        <w:gridCol w:w="850"/>
+        <w:gridCol w:w="850"/>
+        <w:gridCol w:w="850"/>
+        <w:gridCol w:w="850"/>
+        <w:gridCol w:w="850"/>
+        <w:gridCol w:w="850"/>
+        <w:gridCol w:w="850"/>
+        <w:gridCol w:w="850"/>
+        <w:gridCol w:w="850"/>
+        <w:gridCol w:w="850"/>
+      </w:tblGrid>
+      <w:tr>
+        <w:tc>
+          <w:tcPr>
+            <w:tcW w:type="dxa" w:w="850"/>
+            <w:vAlign w:val="center"/>
+            <w:shd w:fill="17365D"/>
+          </w:tcPr>
+          <w:p>
+            <w:pPr>
+              <w:jc w:val="center"/>
+            </w:pPr>
+            <w:r/>
+            <w:r>
+              <w:rPr>
+                <w:b/>
+                <w:color w:val="FFFFFF"/>
+                <w:sz w:val="10"/>
+              </w:rPr>
+              <w:t>Grupo</w:t>
+            </w:r>
+          </w:p>
+        </w:tc>
+        <w:tc>
+          <w:tcPr>
+            <w:tcW w:type="dxa" w:w="850"/>
+            <w:vAlign w:val="center"/>
+            <w:shd w:fill="17365D"/>
+          </w:tcPr>
+          <w:p>
+            <w:pPr>
+              <w:jc w:val="center"/>
+            </w:pPr>
+            <w:r/>
+            <w:r>
+              <w:rPr>
+                <w:b/>
+                <w:color w:val="FFFFFF"/>
+                <w:sz w:val="10"/>
+              </w:rPr>
+              <w:t>Frame</w:t>
+            </w:r>
+          </w:p>
+        </w:tc>
+        <w:tc>
+          <w:tcPr>
+            <w:tcW w:type="dxa" w:w="850"/>
+            <w:vAlign w:val="center"/>
+            <w:shd w:fill="17365D"/>
+          </w:tcPr>
+          <w:p>
+            <w:pPr>
+              <w:jc w:val="center"/>
+            </w:pPr>
+            <w:r/>
+            <w:r>
+              <w:rPr>
+                <w:b/>
+                <w:color w:val="FFFFFF"/>
+                <w:sz w:val="10"/>
+              </w:rPr>
+              <w:t>N vigas</w:t>
+            </w:r>
+          </w:p>
+        </w:tc>
+        <w:tc>
+          <w:tcPr>
+            <w:tcW w:type="dxa" w:w="850"/>
+            <w:vAlign w:val="center"/>
+            <w:shd w:fill="17365D"/>
+          </w:tcPr>
+          <w:p>
+            <w:pPr>
+              <w:jc w:val="center"/>
+            </w:pPr>
+            <w:r/>
+            <w:r>
+              <w:rPr>
+                <w:b/>
+                <w:color w:val="FFFFFF"/>
+                <w:sz w:val="10"/>
+              </w:rPr>
+              <w:t>Sección</w:t>
+            </w:r>
+          </w:p>
+        </w:tc>
+        <w:tc>
+          <w:tcPr>
+            <w:tcW w:type="dxa" w:w="850"/>
+            <w:vAlign w:val="center"/>
+            <w:shd w:fill="17365D"/>
+          </w:tcPr>
+          <w:p>
+            <w:pPr>
+              <w:jc w:val="center"/>
+            </w:pPr>
+            <w:r/>
+            <w:r>
+              <w:rPr>
+                <w:b/>
+                <w:color w:val="FFFFFF"/>
+                <w:sz w:val="10"/>
+              </w:rPr>
+              <w:t>Ln mín–máx (m)</w:t>
+            </w:r>
+          </w:p>
+        </w:tc>
+        <w:tc>
+          <w:tcPr>
+            <w:tcW w:type="dxa" w:w="850"/>
+            <w:vAlign w:val="center"/>
+            <w:shd w:fill="17365D"/>
+          </w:tcPr>
+          <w:p>
+            <w:pPr>
+              <w:jc w:val="center"/>
+            </w:pPr>
+            <w:r/>
+            <w:r>
+              <w:rPr>
+                <w:b/>
+                <w:color w:val="FFFFFF"/>
+                <w:sz w:val="10"/>
+              </w:rPr>
+              <w:t>Mu− (kN·m)</w:t>
+            </w:r>
+          </w:p>
+        </w:tc>
+        <w:tc>
+          <w:tcPr>
+            <w:tcW w:type="dxa" w:w="850"/>
+            <w:vAlign w:val="center"/>
+            <w:shd w:fill="17365D"/>
+          </w:tcPr>
+          <w:p>
+            <w:pPr>
+              <w:jc w:val="center"/>
+            </w:pPr>
+            <w:r/>
+            <w:r>
+              <w:rPr>
+                <w:b/>
+                <w:color w:val="FFFFFF"/>
+                <w:sz w:val="10"/>
+              </w:rPr>
+              <w:t>Mu+ (kN·m)</w:t>
+            </w:r>
+          </w:p>
+        </w:tc>
+        <w:tc>
+          <w:tcPr>
+            <w:tcW w:type="dxa" w:w="850"/>
+            <w:vAlign w:val="center"/>
+            <w:shd w:fill="17365D"/>
+          </w:tcPr>
+          <w:p>
+            <w:pPr>
+              <w:jc w:val="center"/>
+            </w:pPr>
+            <w:r/>
+            <w:r>
+              <w:rPr>
+                <w:b/>
+                <w:color w:val="FFFFFF"/>
+                <w:sz w:val="10"/>
+              </w:rPr>
+              <w:t>Vu ENVCORT (kN)</w:t>
+            </w:r>
+          </w:p>
+        </w:tc>
+        <w:tc>
+          <w:tcPr>
+            <w:tcW w:type="dxa" w:w="850"/>
+            <w:vAlign w:val="center"/>
+            <w:shd w:fill="17365D"/>
+          </w:tcPr>
+          <w:p>
+            <w:pPr>
+              <w:jc w:val="center"/>
+            </w:pPr>
+            <w:r/>
+            <w:r>
+              <w:rPr>
+                <w:b/>
+                <w:color w:val="FFFFFF"/>
+                <w:sz w:val="10"/>
+              </w:rPr>
+              <w:t>Vu diseño (kN)</w:t>
+            </w:r>
+          </w:p>
+        </w:tc>
+        <w:tc>
+          <w:tcPr>
+            <w:tcW w:type="dxa" w:w="850"/>
+            <w:vAlign w:val="center"/>
+            <w:shd w:fill="17365D"/>
+          </w:tcPr>
+          <w:p>
+            <w:pPr>
+              <w:jc w:val="center"/>
+            </w:pPr>
+            <w:r/>
+            <w:r>
+              <w:rPr>
+                <w:b/>
+                <w:color w:val="FFFFFF"/>
+                <w:sz w:val="10"/>
+              </w:rPr>
+              <w:t>Tu diseño (kN·m)</w:t>
+            </w:r>
+          </w:p>
+        </w:tc>
+        <w:tc>
+          <w:tcPr>
+            <w:tcW w:type="dxa" w:w="850"/>
+            <w:vAlign w:val="center"/>
+            <w:shd w:fill="17365D"/>
+          </w:tcPr>
+          <w:p>
+            <w:pPr>
+              <w:jc w:val="center"/>
+            </w:pPr>
+            <w:r/>
+            <w:r>
+              <w:rPr>
+                <w:b/>
+                <w:color w:val="FFFFFF"/>
+                <w:sz w:val="10"/>
+              </w:rPr>
+              <w:t>Estribo</w:t>
+            </w:r>
+          </w:p>
+        </w:tc>
+        <w:tc>
+          <w:tcPr>
+            <w:tcW w:type="dxa" w:w="850"/>
+            <w:vAlign w:val="center"/>
+            <w:shd w:fill="17365D"/>
+          </w:tcPr>
+          <w:p>
+            <w:pPr>
+              <w:jc w:val="center"/>
+            </w:pPr>
+            <w:r/>
+            <w:r>
+              <w:rPr>
+                <w:b/>
+                <w:color w:val="FFFFFF"/>
+                <w:sz w:val="10"/>
+              </w:rPr>
+              <w:t>Estado</w:t>
             </w:r>
           </w:p>
         </w:tc>
@@ -1731,7 +2347,7 @@
       <w:tr>
         <w:tc>
           <w:tcPr>
-            <w:tcW w:type="dxa" w:w="1020"/>
+            <w:tcW w:type="dxa" w:w="850"/>
             <w:vAlign w:val="center"/>
             <w:shd w:fill="DDEBF7"/>
           </w:tcPr>
@@ -1743,7 +2359,7 @@
             <w:r>
               <w:rPr>
                 <w:b w:val="0"/>
-                <w:sz w:val="12"/>
+                <w:sz w:val="10"/>
               </w:rPr>
               <w:t>VR1</w:t>
             </w:r>
@@ -1751,7 +2367,7 @@
         </w:tc>
         <w:tc>
           <w:tcPr>
-            <w:tcW w:type="dxa" w:w="1020"/>
+            <w:tcW w:type="dxa" w:w="850"/>
             <w:vAlign w:val="center"/>
           </w:tcPr>
           <w:p>
@@ -1762,7 +2378,26 @@
             <w:r>
               <w:rPr>
                 <w:b w:val="0"/>
-                <w:sz w:val="12"/>
+                <w:sz w:val="10"/>
+              </w:rPr>
+              <w:t>250</w:t>
+            </w:r>
+          </w:p>
+        </w:tc>
+        <w:tc>
+          <w:tcPr>
+            <w:tcW w:type="dxa" w:w="850"/>
+            <w:vAlign w:val="center"/>
+          </w:tcPr>
+          <w:p>
+            <w:pPr>
+              <w:jc w:val="center"/>
+            </w:pPr>
+            <w:r/>
+            <w:r>
+              <w:rPr>
+                <w:b w:val="0"/>
+                <w:sz w:val="10"/>
               </w:rPr>
               <w:t>80</w:t>
             </w:r>
@@ -1770,7 +2405,7 @@
         </w:tc>
         <w:tc>
           <w:tcPr>
-            <w:tcW w:type="dxa" w:w="1020"/>
+            <w:tcW w:type="dxa" w:w="850"/>
             <w:vAlign w:val="center"/>
           </w:tcPr>
           <w:p>
@@ -1781,7 +2416,7 @@
             <w:r>
               <w:rPr>
                 <w:b w:val="0"/>
-                <w:sz w:val="12"/>
+                <w:sz w:val="10"/>
               </w:rPr>
               <w:t>500×550</w:t>
             </w:r>
@@ -1789,7 +2424,7 @@
         </w:tc>
         <w:tc>
           <w:tcPr>
-            <w:tcW w:type="dxa" w:w="1020"/>
+            <w:tcW w:type="dxa" w:w="850"/>
             <w:vAlign w:val="center"/>
           </w:tcPr>
           <w:p>
@@ -1800,15 +2435,15 @@
             <w:r>
               <w:rPr>
                 <w:b w:val="0"/>
-                <w:sz w:val="12"/>
-              </w:rPr>
-              <w:t>250</w:t>
-            </w:r>
-          </w:p>
-        </w:tc>
-        <w:tc>
-          <w:tcPr>
-            <w:tcW w:type="dxa" w:w="1020"/>
+                <w:sz w:val="10"/>
+              </w:rPr>
+              <w:t>3,4–3,4</w:t>
+            </w:r>
+          </w:p>
+        </w:tc>
+        <w:tc>
+          <w:tcPr>
+            <w:tcW w:type="dxa" w:w="850"/>
             <w:vAlign w:val="center"/>
           </w:tcPr>
           <w:p>
@@ -1819,15 +2454,15 @@
             <w:r>
               <w:rPr>
                 <w:b w:val="0"/>
-                <w:sz w:val="12"/>
-              </w:rPr>
-              <w:t>179.1</w:t>
-            </w:r>
-          </w:p>
-        </w:tc>
-        <w:tc>
-          <w:tcPr>
-            <w:tcW w:type="dxa" w:w="1020"/>
+                <w:sz w:val="10"/>
+              </w:rPr>
+              <w:t>179,0934</w:t>
+            </w:r>
+          </w:p>
+        </w:tc>
+        <w:tc>
+          <w:tcPr>
+            <w:tcW w:type="dxa" w:w="850"/>
             <w:vAlign w:val="center"/>
           </w:tcPr>
           <w:p>
@@ -1838,15 +2473,15 @@
             <w:r>
               <w:rPr>
                 <w:b w:val="0"/>
-                <w:sz w:val="12"/>
-              </w:rPr>
-              <w:t>119.3</w:t>
-            </w:r>
-          </w:p>
-        </w:tc>
-        <w:tc>
-          <w:tcPr>
-            <w:tcW w:type="dxa" w:w="1020"/>
+                <w:sz w:val="10"/>
+              </w:rPr>
+              <w:t>119,3315</w:t>
+            </w:r>
+          </w:p>
+        </w:tc>
+        <w:tc>
+          <w:tcPr>
+            <w:tcW w:type="dxa" w:w="850"/>
             <w:vAlign w:val="center"/>
           </w:tcPr>
           <w:p>
@@ -1857,15 +2492,15 @@
             <w:r>
               <w:rPr>
                 <w:b w:val="0"/>
-                <w:sz w:val="12"/>
-              </w:rPr>
-              <w:t>405.2</w:t>
-            </w:r>
-          </w:p>
-        </w:tc>
-        <w:tc>
-          <w:tcPr>
-            <w:tcW w:type="dxa" w:w="1020"/>
+                <w:sz w:val="10"/>
+              </w:rPr>
+              <w:t>405,204</w:t>
+            </w:r>
+          </w:p>
+        </w:tc>
+        <w:tc>
+          <w:tcPr>
+            <w:tcW w:type="dxa" w:w="850"/>
             <w:vAlign w:val="center"/>
           </w:tcPr>
           <w:p>
@@ -1876,15 +2511,15 @@
             <w:r>
               <w:rPr>
                 <w:b w:val="0"/>
-                <w:sz w:val="12"/>
-              </w:rPr>
-              <w:t>10.5</w:t>
-            </w:r>
-          </w:p>
-        </w:tc>
-        <w:tc>
-          <w:tcPr>
-            <w:tcW w:type="dxa" w:w="1020"/>
+                <w:sz w:val="10"/>
+              </w:rPr>
+              <w:t>405,204</w:t>
+            </w:r>
+          </w:p>
+        </w:tc>
+        <w:tc>
+          <w:tcPr>
+            <w:tcW w:type="dxa" w:w="850"/>
             <w:vAlign w:val="center"/>
           </w:tcPr>
           <w:p>
@@ -1895,15 +2530,34 @@
             <w:r>
               <w:rPr>
                 <w:b w:val="0"/>
-                <w:sz w:val="12"/>
-              </w:rPr>
-              <w:t>9.2</w:t>
-            </w:r>
-          </w:p>
-        </w:tc>
-        <w:tc>
-          <w:tcPr>
-            <w:tcW w:type="dxa" w:w="1020"/>
+                <w:sz w:val="10"/>
+              </w:rPr>
+              <w:t>9,2478</w:t>
+            </w:r>
+          </w:p>
+        </w:tc>
+        <w:tc>
+          <w:tcPr>
+            <w:tcW w:type="dxa" w:w="850"/>
+            <w:vAlign w:val="center"/>
+          </w:tcPr>
+          <w:p>
+            <w:pPr>
+              <w:jc w:val="center"/>
+            </w:pPr>
+            <w:r/>
+            <w:r>
+              <w:rPr>
+                <w:b w:val="0"/>
+                <w:sz w:val="10"/>
+              </w:rPr>
+              <w:t>Nº3 cerrado</w:t>
+            </w:r>
+          </w:p>
+        </w:tc>
+        <w:tc>
+          <w:tcPr>
+            <w:tcW w:type="dxa" w:w="850"/>
             <w:vAlign w:val="center"/>
             <w:shd w:fill="C6E0B4"/>
           </w:tcPr>
@@ -1915,7 +2569,7 @@
             <w:r>
               <w:rPr>
                 <w:b w:val="0"/>
-                <w:sz w:val="12"/>
+                <w:sz w:val="10"/>
               </w:rPr>
               <w:t>CUMPLE</w:t>
             </w:r>
@@ -1925,7 +2579,7 @@
       <w:tr>
         <w:tc>
           <w:tcPr>
-            <w:tcW w:type="dxa" w:w="1020"/>
+            <w:tcW w:type="dxa" w:w="850"/>
             <w:vAlign w:val="center"/>
             <w:shd w:fill="BDD7EE"/>
           </w:tcPr>
@@ -1937,7 +2591,7 @@
             <w:r>
               <w:rPr>
                 <w:b w:val="0"/>
-                <w:sz w:val="12"/>
+                <w:sz w:val="10"/>
               </w:rPr>
               <w:t>VR N1</w:t>
             </w:r>
@@ -1945,7 +2599,7 @@
         </w:tc>
         <w:tc>
           <w:tcPr>
-            <w:tcW w:type="dxa" w:w="1020"/>
+            <w:tcW w:type="dxa" w:w="850"/>
             <w:vAlign w:val="center"/>
           </w:tcPr>
           <w:p>
@@ -1956,7 +2610,26 @@
             <w:r>
               <w:rPr>
                 <w:b w:val="0"/>
-                <w:sz w:val="12"/>
+                <w:sz w:val="10"/>
+              </w:rPr>
+              <w:t>52</w:t>
+            </w:r>
+          </w:p>
+        </w:tc>
+        <w:tc>
+          <w:tcPr>
+            <w:tcW w:type="dxa" w:w="850"/>
+            <w:vAlign w:val="center"/>
+          </w:tcPr>
+          <w:p>
+            <w:pPr>
+              <w:jc w:val="center"/>
+            </w:pPr>
+            <w:r/>
+            <w:r>
+              <w:rPr>
+                <w:b w:val="0"/>
+                <w:sz w:val="10"/>
               </w:rPr>
               <w:t>22</w:t>
             </w:r>
@@ -1964,7 +2637,7 @@
         </w:tc>
         <w:tc>
           <w:tcPr>
-            <w:tcW w:type="dxa" w:w="1020"/>
+            <w:tcW w:type="dxa" w:w="850"/>
             <w:vAlign w:val="center"/>
           </w:tcPr>
           <w:p>
@@ -1975,7 +2648,7 @@
             <w:r>
               <w:rPr>
                 <w:b w:val="0"/>
-                <w:sz w:val="12"/>
+                <w:sz w:val="10"/>
               </w:rPr>
               <w:t>500×550</w:t>
             </w:r>
@@ -1983,7 +2656,7 @@
         </w:tc>
         <w:tc>
           <w:tcPr>
-            <w:tcW w:type="dxa" w:w="1020"/>
+            <w:tcW w:type="dxa" w:w="850"/>
             <w:vAlign w:val="center"/>
           </w:tcPr>
           <w:p>
@@ -1994,15 +2667,15 @@
             <w:r>
               <w:rPr>
                 <w:b w:val="0"/>
-                <w:sz w:val="12"/>
-              </w:rPr>
-              <w:t>52</w:t>
-            </w:r>
-          </w:p>
-        </w:tc>
-        <w:tc>
-          <w:tcPr>
-            <w:tcW w:type="dxa" w:w="1020"/>
+                <w:sz w:val="10"/>
+              </w:rPr>
+              <w:t>2–4,9</w:t>
+            </w:r>
+          </w:p>
+        </w:tc>
+        <w:tc>
+          <w:tcPr>
+            <w:tcW w:type="dxa" w:w="850"/>
             <w:vAlign w:val="center"/>
           </w:tcPr>
           <w:p>
@@ -2013,15 +2686,15 @@
             <w:r>
               <w:rPr>
                 <w:b w:val="0"/>
-                <w:sz w:val="12"/>
-              </w:rPr>
-              <w:t>175.9</w:t>
-            </w:r>
-          </w:p>
-        </w:tc>
-        <w:tc>
-          <w:tcPr>
-            <w:tcW w:type="dxa" w:w="1020"/>
+                <w:sz w:val="10"/>
+              </w:rPr>
+              <w:t>175,8938</w:t>
+            </w:r>
+          </w:p>
+        </w:tc>
+        <w:tc>
+          <w:tcPr>
+            <w:tcW w:type="dxa" w:w="850"/>
             <w:vAlign w:val="center"/>
           </w:tcPr>
           <w:p>
@@ -2032,15 +2705,15 @@
             <w:r>
               <w:rPr>
                 <w:b w:val="0"/>
-                <w:sz w:val="12"/>
-              </w:rPr>
-              <w:t>143.3</w:t>
-            </w:r>
-          </w:p>
-        </w:tc>
-        <w:tc>
-          <w:tcPr>
-            <w:tcW w:type="dxa" w:w="1020"/>
+                <w:sz w:val="10"/>
+              </w:rPr>
+              <w:t>143,3015</w:t>
+            </w:r>
+          </w:p>
+        </w:tc>
+        <w:tc>
+          <w:tcPr>
+            <w:tcW w:type="dxa" w:w="850"/>
             <w:vAlign w:val="center"/>
           </w:tcPr>
           <w:p>
@@ -2051,15 +2724,15 @@
             <w:r>
               <w:rPr>
                 <w:b w:val="0"/>
-                <w:sz w:val="12"/>
-              </w:rPr>
-              <w:t>634.6</w:t>
-            </w:r>
-          </w:p>
-        </w:tc>
-        <w:tc>
-          <w:tcPr>
-            <w:tcW w:type="dxa" w:w="1020"/>
+                <w:sz w:val="10"/>
+              </w:rPr>
+              <w:t>634,574</w:t>
+            </w:r>
+          </w:p>
+        </w:tc>
+        <w:tc>
+          <w:tcPr>
+            <w:tcW w:type="dxa" w:w="850"/>
             <w:vAlign w:val="center"/>
           </w:tcPr>
           <w:p>
@@ -2070,15 +2743,15 @@
             <w:r>
               <w:rPr>
                 <w:b w:val="0"/>
-                <w:sz w:val="12"/>
-              </w:rPr>
-              <w:t>15.1</w:t>
-            </w:r>
-          </w:p>
-        </w:tc>
-        <w:tc>
-          <w:tcPr>
-            <w:tcW w:type="dxa" w:w="1020"/>
+                <w:sz w:val="10"/>
+              </w:rPr>
+              <w:t>634,574</w:t>
+            </w:r>
+          </w:p>
+        </w:tc>
+        <w:tc>
+          <w:tcPr>
+            <w:tcW w:type="dxa" w:w="850"/>
             <w:vAlign w:val="center"/>
           </w:tcPr>
           <w:p>
@@ -2089,15 +2762,34 @@
             <w:r>
               <w:rPr>
                 <w:b w:val="0"/>
-                <w:sz w:val="12"/>
-              </w:rPr>
-              <w:t>10.9</w:t>
-            </w:r>
-          </w:p>
-        </w:tc>
-        <w:tc>
-          <w:tcPr>
-            <w:tcW w:type="dxa" w:w="1020"/>
+                <w:sz w:val="10"/>
+              </w:rPr>
+              <w:t>10,9368</w:t>
+            </w:r>
+          </w:p>
+        </w:tc>
+        <w:tc>
+          <w:tcPr>
+            <w:tcW w:type="dxa" w:w="850"/>
+            <w:vAlign w:val="center"/>
+          </w:tcPr>
+          <w:p>
+            <w:pPr>
+              <w:jc w:val="center"/>
+            </w:pPr>
+            <w:r/>
+            <w:r>
+              <w:rPr>
+                <w:b w:val="0"/>
+                <w:sz w:val="10"/>
+              </w:rPr>
+              <w:t>Nº4 cerrado</w:t>
+            </w:r>
+          </w:p>
+        </w:tc>
+        <w:tc>
+          <w:tcPr>
+            <w:tcW w:type="dxa" w:w="850"/>
             <w:vAlign w:val="center"/>
             <w:shd w:fill="C6E0B4"/>
           </w:tcPr>
@@ -2109,7 +2801,7 @@
             <w:r>
               <w:rPr>
                 <w:b w:val="0"/>
-                <w:sz w:val="12"/>
+                <w:sz w:val="10"/>
               </w:rPr>
               <w:t>CUMPLE</w:t>
             </w:r>
@@ -2119,7 +2811,7 @@
       <w:tr>
         <w:tc>
           <w:tcPr>
-            <w:tcW w:type="dxa" w:w="1020"/>
+            <w:tcW w:type="dxa" w:w="850"/>
             <w:vAlign w:val="center"/>
             <w:shd w:fill="9DC3E6"/>
           </w:tcPr>
@@ -2131,7 +2823,7 @@
             <w:r>
               <w:rPr>
                 <w:b w:val="0"/>
-                <w:sz w:val="12"/>
+                <w:sz w:val="10"/>
               </w:rPr>
               <w:t>VR2</w:t>
             </w:r>
@@ -2139,7 +2831,7 @@
         </w:tc>
         <w:tc>
           <w:tcPr>
-            <w:tcW w:type="dxa" w:w="1020"/>
+            <w:tcW w:type="dxa" w:w="850"/>
             <w:vAlign w:val="center"/>
           </w:tcPr>
           <w:p>
@@ -2150,7 +2842,26 @@
             <w:r>
               <w:rPr>
                 <w:b w:val="0"/>
-                <w:sz w:val="12"/>
+                <w:sz w:val="10"/>
+              </w:rPr>
+              <w:t>152</w:t>
+            </w:r>
+          </w:p>
+        </w:tc>
+        <w:tc>
+          <w:tcPr>
+            <w:tcW w:type="dxa" w:w="850"/>
+            <w:vAlign w:val="center"/>
+          </w:tcPr>
+          <w:p>
+            <w:pPr>
+              <w:jc w:val="center"/>
+            </w:pPr>
+            <w:r/>
+            <w:r>
+              <w:rPr>
+                <w:b w:val="0"/>
+                <w:sz w:val="10"/>
               </w:rPr>
               <w:t>140</w:t>
             </w:r>
@@ -2158,7 +2869,7 @@
         </w:tc>
         <w:tc>
           <w:tcPr>
-            <w:tcW w:type="dxa" w:w="1020"/>
+            <w:tcW w:type="dxa" w:w="850"/>
             <w:vAlign w:val="center"/>
           </w:tcPr>
           <w:p>
@@ -2169,7 +2880,7 @@
             <w:r>
               <w:rPr>
                 <w:b w:val="0"/>
-                <w:sz w:val="12"/>
+                <w:sz w:val="10"/>
               </w:rPr>
               <w:t>500×550</w:t>
             </w:r>
@@ -2177,7 +2888,7 @@
         </w:tc>
         <w:tc>
           <w:tcPr>
-            <w:tcW w:type="dxa" w:w="1020"/>
+            <w:tcW w:type="dxa" w:w="850"/>
             <w:vAlign w:val="center"/>
           </w:tcPr>
           <w:p>
@@ -2188,15 +2899,15 @@
             <w:r>
               <w:rPr>
                 <w:b w:val="0"/>
-                <w:sz w:val="12"/>
-              </w:rPr>
-              <w:t>152</w:t>
-            </w:r>
-          </w:p>
-        </w:tc>
-        <w:tc>
-          <w:tcPr>
-            <w:tcW w:type="dxa" w:w="1020"/>
+                <w:sz w:val="10"/>
+              </w:rPr>
+              <w:t>0,9–3,57612</w:t>
+            </w:r>
+          </w:p>
+        </w:tc>
+        <w:tc>
+          <w:tcPr>
+            <w:tcW w:type="dxa" w:w="850"/>
             <w:vAlign w:val="center"/>
           </w:tcPr>
           <w:p>
@@ -2207,15 +2918,15 @@
             <w:r>
               <w:rPr>
                 <w:b w:val="0"/>
-                <w:sz w:val="12"/>
-              </w:rPr>
-              <w:t>71.3</w:t>
-            </w:r>
-          </w:p>
-        </w:tc>
-        <w:tc>
-          <w:tcPr>
-            <w:tcW w:type="dxa" w:w="1020"/>
+                <w:sz w:val="10"/>
+              </w:rPr>
+              <w:t>71,2977</w:t>
+            </w:r>
+          </w:p>
+        </w:tc>
+        <w:tc>
+          <w:tcPr>
+            <w:tcW w:type="dxa" w:w="850"/>
             <w:vAlign w:val="center"/>
           </w:tcPr>
           <w:p>
@@ -2226,15 +2937,15 @@
             <w:r>
               <w:rPr>
                 <w:b w:val="0"/>
-                <w:sz w:val="12"/>
-              </w:rPr>
-              <w:t>0.1</w:t>
-            </w:r>
-          </w:p>
-        </w:tc>
-        <w:tc>
-          <w:tcPr>
-            <w:tcW w:type="dxa" w:w="1020"/>
+                <w:sz w:val="10"/>
+              </w:rPr>
+              <w:t>0,1306</w:t>
+            </w:r>
+          </w:p>
+        </w:tc>
+        <w:tc>
+          <w:tcPr>
+            <w:tcW w:type="dxa" w:w="850"/>
             <w:vAlign w:val="center"/>
           </w:tcPr>
           <w:p>
@@ -2245,15 +2956,15 @@
             <w:r>
               <w:rPr>
                 <w:b w:val="0"/>
-                <w:sz w:val="12"/>
-              </w:rPr>
-              <w:t>595.4</w:t>
-            </w:r>
-          </w:p>
-        </w:tc>
-        <w:tc>
-          <w:tcPr>
-            <w:tcW w:type="dxa" w:w="1020"/>
+                <w:sz w:val="10"/>
+              </w:rPr>
+              <w:t>101,022</w:t>
+            </w:r>
+          </w:p>
+        </w:tc>
+        <w:tc>
+          <w:tcPr>
+            <w:tcW w:type="dxa" w:w="850"/>
             <w:vAlign w:val="center"/>
           </w:tcPr>
           <w:p>
@@ -2264,15 +2975,15 @@
             <w:r>
               <w:rPr>
                 <w:b w:val="0"/>
-                <w:sz w:val="12"/>
-              </w:rPr>
-              <w:t>140.7</w:t>
-            </w:r>
-          </w:p>
-        </w:tc>
-        <w:tc>
-          <w:tcPr>
-            <w:tcW w:type="dxa" w:w="1020"/>
+                <w:sz w:val="10"/>
+              </w:rPr>
+              <w:t>595,438207</w:t>
+            </w:r>
+          </w:p>
+        </w:tc>
+        <w:tc>
+          <w:tcPr>
+            <w:tcW w:type="dxa" w:w="850"/>
             <w:vAlign w:val="center"/>
           </w:tcPr>
           <w:p>
@@ -2283,15 +2994,34 @@
             <w:r>
               <w:rPr>
                 <w:b w:val="0"/>
-                <w:sz w:val="12"/>
-              </w:rPr>
-              <w:t>140.7</w:t>
-            </w:r>
-          </w:p>
-        </w:tc>
-        <w:tc>
-          <w:tcPr>
-            <w:tcW w:type="dxa" w:w="1020"/>
+                <w:sz w:val="10"/>
+              </w:rPr>
+              <w:t>140,6649</w:t>
+            </w:r>
+          </w:p>
+        </w:tc>
+        <w:tc>
+          <w:tcPr>
+            <w:tcW w:type="dxa" w:w="850"/>
+            <w:vAlign w:val="center"/>
+          </w:tcPr>
+          <w:p>
+            <w:pPr>
+              <w:jc w:val="center"/>
+            </w:pPr>
+            <w:r/>
+            <w:r>
+              <w:rPr>
+                <w:b w:val="0"/>
+                <w:sz w:val="10"/>
+              </w:rPr>
+              <w:t>Nº4 cerrado</w:t>
+            </w:r>
+          </w:p>
+        </w:tc>
+        <w:tc>
+          <w:tcPr>
+            <w:tcW w:type="dxa" w:w="850"/>
             <w:vAlign w:val="center"/>
             <w:shd w:fill="F4CCCC"/>
           </w:tcPr>
@@ -2303,9 +3033,9 @@
             <w:r>
               <w:rPr>
                 <w:b w:val="0"/>
-                <w:sz w:val="12"/>
-              </w:rPr>
-              <w:t>16 NO CUMPLEN</w:t>
+                <w:sz w:val="10"/>
+              </w:rPr>
+              <w:t>NO CUMPLE</w:t>
             </w:r>
           </w:p>
         </w:tc>
@@ -2313,7 +3043,7 @@
       <w:tr>
         <w:tc>
           <w:tcPr>
-            <w:tcW w:type="dxa" w:w="1020"/>
+            <w:tcW w:type="dxa" w:w="850"/>
             <w:vAlign w:val="center"/>
             <w:shd w:fill="5B9BD5"/>
           </w:tcPr>
@@ -2325,7 +3055,7 @@
             <w:r>
               <w:rPr>
                 <w:b w:val="0"/>
-                <w:sz w:val="12"/>
+                <w:sz w:val="10"/>
               </w:rPr>
               <w:t>VR3</w:t>
             </w:r>
@@ -2333,7 +3063,7 @@
         </w:tc>
         <w:tc>
           <w:tcPr>
-            <w:tcW w:type="dxa" w:w="1020"/>
+            <w:tcW w:type="dxa" w:w="850"/>
             <w:vAlign w:val="center"/>
           </w:tcPr>
           <w:p>
@@ -2344,7 +3074,26 @@
             <w:r>
               <w:rPr>
                 <w:b w:val="0"/>
-                <w:sz w:val="12"/>
+                <w:sz w:val="10"/>
+              </w:rPr>
+              <w:t>151</w:t>
+            </w:r>
+          </w:p>
+        </w:tc>
+        <w:tc>
+          <w:tcPr>
+            <w:tcW w:type="dxa" w:w="850"/>
+            <w:vAlign w:val="center"/>
+          </w:tcPr>
+          <w:p>
+            <w:pPr>
+              <w:jc w:val="center"/>
+            </w:pPr>
+            <w:r/>
+            <w:r>
+              <w:rPr>
+                <w:b w:val="0"/>
+                <w:sz w:val="10"/>
               </w:rPr>
               <w:t>70</w:t>
             </w:r>
@@ -2352,7 +3101,7 @@
         </w:tc>
         <w:tc>
           <w:tcPr>
-            <w:tcW w:type="dxa" w:w="1020"/>
+            <w:tcW w:type="dxa" w:w="850"/>
             <w:vAlign w:val="center"/>
           </w:tcPr>
           <w:p>
@@ -2363,7 +3112,7 @@
             <w:r>
               <w:rPr>
                 <w:b w:val="0"/>
-                <w:sz w:val="12"/>
+                <w:sz w:val="10"/>
               </w:rPr>
               <w:t>500×550</w:t>
             </w:r>
@@ -2371,7 +3120,7 @@
         </w:tc>
         <w:tc>
           <w:tcPr>
-            <w:tcW w:type="dxa" w:w="1020"/>
+            <w:tcW w:type="dxa" w:w="850"/>
             <w:vAlign w:val="center"/>
           </w:tcPr>
           <w:p>
@@ -2382,15 +3131,15 @@
             <w:r>
               <w:rPr>
                 <w:b w:val="0"/>
-                <w:sz w:val="12"/>
-              </w:rPr>
-              <w:t>151</w:t>
-            </w:r>
-          </w:p>
-        </w:tc>
-        <w:tc>
-          <w:tcPr>
-            <w:tcW w:type="dxa" w:w="1020"/>
+                <w:sz w:val="10"/>
+              </w:rPr>
+              <w:t>0,9–3,4</w:t>
+            </w:r>
+          </w:p>
+        </w:tc>
+        <w:tc>
+          <w:tcPr>
+            <w:tcW w:type="dxa" w:w="850"/>
             <w:vAlign w:val="center"/>
           </w:tcPr>
           <w:p>
@@ -2401,15 +3150,15 @@
             <w:r>
               <w:rPr>
                 <w:b w:val="0"/>
-                <w:sz w:val="12"/>
-              </w:rPr>
-              <w:t>92.4</w:t>
-            </w:r>
-          </w:p>
-        </w:tc>
-        <w:tc>
-          <w:tcPr>
-            <w:tcW w:type="dxa" w:w="1020"/>
+                <w:sz w:val="10"/>
+              </w:rPr>
+              <w:t>92,4286</w:t>
+            </w:r>
+          </w:p>
+        </w:tc>
+        <w:tc>
+          <w:tcPr>
+            <w:tcW w:type="dxa" w:w="850"/>
             <w:vAlign w:val="center"/>
           </w:tcPr>
           <w:p>
@@ -2420,15 +3169,15 @@
             <w:r>
               <w:rPr>
                 <w:b w:val="0"/>
-                <w:sz w:val="12"/>
-              </w:rPr>
-              <w:t>5.8</w:t>
-            </w:r>
-          </w:p>
-        </w:tc>
-        <w:tc>
-          <w:tcPr>
-            <w:tcW w:type="dxa" w:w="1020"/>
+                <w:sz w:val="10"/>
+              </w:rPr>
+              <w:t>5,8361</w:t>
+            </w:r>
+          </w:p>
+        </w:tc>
+        <w:tc>
+          <w:tcPr>
+            <w:tcW w:type="dxa" w:w="850"/>
             <w:vAlign w:val="center"/>
           </w:tcPr>
           <w:p>
@@ -2439,15 +3188,15 @@
             <w:r>
               <w:rPr>
                 <w:b w:val="0"/>
-                <w:sz w:val="12"/>
-              </w:rPr>
-              <w:t>614.9</w:t>
-            </w:r>
-          </w:p>
-        </w:tc>
-        <w:tc>
-          <w:tcPr>
-            <w:tcW w:type="dxa" w:w="1020"/>
+                <w:sz w:val="10"/>
+              </w:rPr>
+              <w:t>72,314</w:t>
+            </w:r>
+          </w:p>
+        </w:tc>
+        <w:tc>
+          <w:tcPr>
+            <w:tcW w:type="dxa" w:w="850"/>
             <w:vAlign w:val="center"/>
           </w:tcPr>
           <w:p>
@@ -2458,15 +3207,15 @@
             <w:r>
               <w:rPr>
                 <w:b w:val="0"/>
-                <w:sz w:val="12"/>
-              </w:rPr>
-              <w:t>175.8</w:t>
-            </w:r>
-          </w:p>
-        </w:tc>
-        <w:tc>
-          <w:tcPr>
-            <w:tcW w:type="dxa" w:w="1020"/>
+                <w:sz w:val="10"/>
+              </w:rPr>
+              <w:t>614,889207</w:t>
+            </w:r>
+          </w:p>
+        </w:tc>
+        <w:tc>
+          <w:tcPr>
+            <w:tcW w:type="dxa" w:w="850"/>
             <w:vAlign w:val="center"/>
           </w:tcPr>
           <w:p>
@@ -2477,15 +3226,34 @@
             <w:r>
               <w:rPr>
                 <w:b w:val="0"/>
-                <w:sz w:val="12"/>
-              </w:rPr>
-              <w:t>175.8</w:t>
-            </w:r>
-          </w:p>
-        </w:tc>
-        <w:tc>
-          <w:tcPr>
-            <w:tcW w:type="dxa" w:w="1020"/>
+                <w:sz w:val="10"/>
+              </w:rPr>
+              <w:t>175,765</w:t>
+            </w:r>
+          </w:p>
+        </w:tc>
+        <w:tc>
+          <w:tcPr>
+            <w:tcW w:type="dxa" w:w="850"/>
+            <w:vAlign w:val="center"/>
+          </w:tcPr>
+          <w:p>
+            <w:pPr>
+              <w:jc w:val="center"/>
+            </w:pPr>
+            <w:r/>
+            <w:r>
+              <w:rPr>
+                <w:b w:val="0"/>
+                <w:sz w:val="10"/>
+              </w:rPr>
+              <w:t>Nº4 cerrado (referencia)</w:t>
+            </w:r>
+          </w:p>
+        </w:tc>
+        <w:tc>
+          <w:tcPr>
+            <w:tcW w:type="dxa" w:w="850"/>
             <w:vAlign w:val="center"/>
             <w:shd w:fill="F4CCCC"/>
           </w:tcPr>
@@ -2497,9 +3265,9 @@
             <w:r>
               <w:rPr>
                 <w:b w:val="0"/>
-                <w:sz w:val="12"/>
-              </w:rPr>
-              <w:t>8 NO CUMPLEN</w:t>
+                <w:sz w:val="10"/>
+              </w:rPr>
+              <w:t>NO CUMPLE</w:t>
             </w:r>
           </w:p>
         </w:tc>
@@ -2507,7 +3275,7 @@
       <w:tr>
         <w:tc>
           <w:tcPr>
-            <w:tcW w:type="dxa" w:w="1020"/>
+            <w:tcW w:type="dxa" w:w="850"/>
             <w:vAlign w:val="center"/>
             <w:shd w:fill="A9D18E"/>
           </w:tcPr>
@@ -2519,7 +3287,7 @@
             <w:r>
               <w:rPr>
                 <w:b w:val="0"/>
-                <w:sz w:val="12"/>
+                <w:sz w:val="10"/>
               </w:rPr>
               <w:t>VRAUX</w:t>
             </w:r>
@@ -2527,7 +3295,7 @@
         </w:tc>
         <w:tc>
           <w:tcPr>
-            <w:tcW w:type="dxa" w:w="1020"/>
+            <w:tcW w:type="dxa" w:w="850"/>
             <w:vAlign w:val="center"/>
           </w:tcPr>
           <w:p>
@@ -2538,7 +3306,26 @@
             <w:r>
               <w:rPr>
                 <w:b w:val="0"/>
-                <w:sz w:val="12"/>
+                <w:sz w:val="10"/>
+              </w:rPr>
+              <w:t>109</w:t>
+            </w:r>
+          </w:p>
+        </w:tc>
+        <w:tc>
+          <w:tcPr>
+            <w:tcW w:type="dxa" w:w="850"/>
+            <w:vAlign w:val="center"/>
+          </w:tcPr>
+          <w:p>
+            <w:pPr>
+              <w:jc w:val="center"/>
+            </w:pPr>
+            <w:r/>
+            <w:r>
+              <w:rPr>
+                <w:b w:val="0"/>
+                <w:sz w:val="10"/>
               </w:rPr>
               <w:t>40</w:t>
             </w:r>
@@ -2546,7 +3333,7 @@
         </w:tc>
         <w:tc>
           <w:tcPr>
-            <w:tcW w:type="dxa" w:w="1020"/>
+            <w:tcW w:type="dxa" w:w="850"/>
             <w:vAlign w:val="center"/>
           </w:tcPr>
           <w:p>
@@ -2557,7 +3344,7 @@
             <w:r>
               <w:rPr>
                 <w:b w:val="0"/>
-                <w:sz w:val="12"/>
+                <w:sz w:val="10"/>
               </w:rPr>
               <w:t>450×550</w:t>
             </w:r>
@@ -2565,7 +3352,7 @@
         </w:tc>
         <w:tc>
           <w:tcPr>
-            <w:tcW w:type="dxa" w:w="1020"/>
+            <w:tcW w:type="dxa" w:w="850"/>
             <w:vAlign w:val="center"/>
           </w:tcPr>
           <w:p>
@@ -2576,15 +3363,15 @@
             <w:r>
               <w:rPr>
                 <w:b w:val="0"/>
-                <w:sz w:val="12"/>
-              </w:rPr>
-              <w:t>109</w:t>
-            </w:r>
-          </w:p>
-        </w:tc>
-        <w:tc>
-          <w:tcPr>
-            <w:tcW w:type="dxa" w:w="1020"/>
+                <w:sz w:val="10"/>
+              </w:rPr>
+              <w:t>1,9–2</w:t>
+            </w:r>
+          </w:p>
+        </w:tc>
+        <w:tc>
+          <w:tcPr>
+            <w:tcW w:type="dxa" w:w="850"/>
             <w:vAlign w:val="center"/>
           </w:tcPr>
           <w:p>
@@ -2595,15 +3382,15 @@
             <w:r>
               <w:rPr>
                 <w:b w:val="0"/>
-                <w:sz w:val="12"/>
-              </w:rPr>
-              <w:t>48.9</w:t>
-            </w:r>
-          </w:p>
-        </w:tc>
-        <w:tc>
-          <w:tcPr>
-            <w:tcW w:type="dxa" w:w="1020"/>
+                <w:sz w:val="10"/>
+              </w:rPr>
+              <w:t>48,9168</w:t>
+            </w:r>
+          </w:p>
+        </w:tc>
+        <w:tc>
+          <w:tcPr>
+            <w:tcW w:type="dxa" w:w="850"/>
             <w:vAlign w:val="center"/>
           </w:tcPr>
           <w:p>
@@ -2614,15 +3401,15 @@
             <w:r>
               <w:rPr>
                 <w:b w:val="0"/>
-                <w:sz w:val="12"/>
-              </w:rPr>
-              <w:t>41.2</w:t>
-            </w:r>
-          </w:p>
-        </w:tc>
-        <w:tc>
-          <w:tcPr>
-            <w:tcW w:type="dxa" w:w="1020"/>
+                <w:sz w:val="10"/>
+              </w:rPr>
+              <w:t>41,186</w:t>
+            </w:r>
+          </w:p>
+        </w:tc>
+        <w:tc>
+          <w:tcPr>
+            <w:tcW w:type="dxa" w:w="850"/>
             <w:vAlign w:val="center"/>
           </w:tcPr>
           <w:p>
@@ -2633,15 +3420,15 @@
             <w:r>
               <w:rPr>
                 <w:b w:val="0"/>
-                <w:sz w:val="12"/>
-              </w:rPr>
-              <w:t>249.9</w:t>
-            </w:r>
-          </w:p>
-        </w:tc>
-        <w:tc>
-          <w:tcPr>
-            <w:tcW w:type="dxa" w:w="1020"/>
+                <w:sz w:val="10"/>
+              </w:rPr>
+              <w:t>169,702</w:t>
+            </w:r>
+          </w:p>
+        </w:tc>
+        <w:tc>
+          <w:tcPr>
+            <w:tcW w:type="dxa" w:w="850"/>
             <w:vAlign w:val="center"/>
           </w:tcPr>
           <w:p>
@@ -2652,15 +3439,15 @@
             <w:r>
               <w:rPr>
                 <w:b w:val="0"/>
-                <w:sz w:val="12"/>
-              </w:rPr>
-              <w:t>17.5</w:t>
-            </w:r>
-          </w:p>
-        </w:tc>
-        <w:tc>
-          <w:tcPr>
-            <w:tcW w:type="dxa" w:w="1020"/>
+                <w:sz w:val="10"/>
+              </w:rPr>
+              <w:t>249,936229</w:t>
+            </w:r>
+          </w:p>
+        </w:tc>
+        <w:tc>
+          <w:tcPr>
+            <w:tcW w:type="dxa" w:w="850"/>
             <w:vAlign w:val="center"/>
           </w:tcPr>
           <w:p>
@@ -2671,15 +3458,34 @@
             <w:r>
               <w:rPr>
                 <w:b w:val="0"/>
-                <w:sz w:val="12"/>
-              </w:rPr>
-              <w:t>17.0</w:t>
-            </w:r>
-          </w:p>
-        </w:tc>
-        <w:tc>
-          <w:tcPr>
-            <w:tcW w:type="dxa" w:w="1020"/>
+                <w:sz w:val="10"/>
+              </w:rPr>
+              <w:t>16,9698</w:t>
+            </w:r>
+          </w:p>
+        </w:tc>
+        <w:tc>
+          <w:tcPr>
+            <w:tcW w:type="dxa" w:w="850"/>
+            <w:vAlign w:val="center"/>
+          </w:tcPr>
+          <w:p>
+            <w:pPr>
+              <w:jc w:val="center"/>
+            </w:pPr>
+            <w:r/>
+            <w:r>
+              <w:rPr>
+                <w:b w:val="0"/>
+                <w:sz w:val="10"/>
+              </w:rPr>
+              <w:t>Nº3 cerrado</w:t>
+            </w:r>
+          </w:p>
+        </w:tc>
+        <w:tc>
+          <w:tcPr>
+            <w:tcW w:type="dxa" w:w="850"/>
             <w:vAlign w:val="center"/>
             <w:shd w:fill="C6E0B4"/>
           </w:tcPr>
@@ -2691,7 +3497,3099 @@
             <w:r>
               <w:rPr>
                 <w:b w:val="0"/>
-                <w:sz w:val="12"/>
+                <w:sz w:val="10"/>
+              </w:rPr>
+              <w:t>CUMPLE</w:t>
+            </w:r>
+          </w:p>
+        </w:tc>
+      </w:tr>
+    </w:tbl>
+    <w:p>
+      <w:pPr>
+        <w:pStyle w:val="Heading2"/>
+        <w:spacing w:before="160" w:after="80"/>
+      </w:pPr>
+      <w:r>
+        <w:t>Armado y estribos del frame gobernante por grupo</w:t>
+      </w:r>
+    </w:p>
+    <w:p>
+      <w:r>
+        <w:t>El armado y los controles indicados son los de la fila gobernante de cada grupo en el Excel final. El estado de grupo exige además que todos sus frames individuales satisfagan los controles.</w:t>
+      </w:r>
+    </w:p>
+    <w:tbl>
+      <w:tblPr>
+        <w:tblW w:type="auto" w:w="0"/>
+        <w:jc w:val="center"/>
+        <w:tblLook w:firstColumn="1" w:firstRow="1" w:lastColumn="0" w:lastRow="0" w:noHBand="0" w:noVBand="1" w:val="04A0"/>
+        <w:tblBorders>
+          <w:top w:val="single" w:sz="4" w:color="808080"/>
+          <w:left w:val="single" w:sz="4" w:color="808080"/>
+          <w:bottom w:val="single" w:sz="4" w:color="808080"/>
+          <w:right w:val="single" w:sz="4" w:color="808080"/>
+          <w:insideH w:val="single" w:sz="4" w:color="808080"/>
+          <w:insideV w:val="single" w:sz="4" w:color="808080"/>
+        </w:tblBorders>
+      </w:tblPr>
+      <w:tblGrid>
+        <w:gridCol w:w="927"/>
+        <w:gridCol w:w="927"/>
+        <w:gridCol w:w="927"/>
+        <w:gridCol w:w="927"/>
+        <w:gridCol w:w="927"/>
+        <w:gridCol w:w="927"/>
+        <w:gridCol w:w="927"/>
+        <w:gridCol w:w="927"/>
+        <w:gridCol w:w="927"/>
+        <w:gridCol w:w="927"/>
+        <w:gridCol w:w="927"/>
+      </w:tblGrid>
+      <w:tr>
+        <w:tc>
+          <w:tcPr>
+            <w:tcW w:type="dxa" w:w="927"/>
+            <w:vAlign w:val="center"/>
+            <w:shd w:fill="17365D"/>
+          </w:tcPr>
+          <w:p>
+            <w:pPr>
+              <w:jc w:val="center"/>
+            </w:pPr>
+            <w:r/>
+            <w:r>
+              <w:rPr>
+                <w:b/>
+                <w:color w:val="FFFFFF"/>
+                <w:sz w:val="11"/>
+              </w:rPr>
+              <w:t>Grupo</w:t>
+            </w:r>
+          </w:p>
+        </w:tc>
+        <w:tc>
+          <w:tcPr>
+            <w:tcW w:type="dxa" w:w="927"/>
+            <w:vAlign w:val="center"/>
+            <w:shd w:fill="17365D"/>
+          </w:tcPr>
+          <w:p>
+            <w:pPr>
+              <w:jc w:val="center"/>
+            </w:pPr>
+            <w:r/>
+            <w:r>
+              <w:rPr>
+                <w:b/>
+                <w:color w:val="FFFFFF"/>
+                <w:sz w:val="11"/>
+              </w:rPr>
+              <w:t>Nº5 sup.</w:t>
+            </w:r>
+          </w:p>
+        </w:tc>
+        <w:tc>
+          <w:tcPr>
+            <w:tcW w:type="dxa" w:w="927"/>
+            <w:vAlign w:val="center"/>
+            <w:shd w:fill="17365D"/>
+          </w:tcPr>
+          <w:p>
+            <w:pPr>
+              <w:jc w:val="center"/>
+            </w:pPr>
+            <w:r/>
+            <w:r>
+              <w:rPr>
+                <w:b/>
+                <w:color w:val="FFFFFF"/>
+                <w:sz w:val="11"/>
+              </w:rPr>
+              <w:t>Nº5 inf.</w:t>
+            </w:r>
+          </w:p>
+        </w:tc>
+        <w:tc>
+          <w:tcPr>
+            <w:tcW w:type="dxa" w:w="927"/>
+            <w:vAlign w:val="center"/>
+            <w:shd w:fill="17365D"/>
+          </w:tcPr>
+          <w:p>
+            <w:pPr>
+              <w:jc w:val="center"/>
+            </w:pPr>
+            <w:r/>
+            <w:r>
+              <w:rPr>
+                <w:b/>
+                <w:color w:val="FFFFFF"/>
+                <w:sz w:val="11"/>
+              </w:rPr>
+              <w:t>Nº5 torsión</w:t>
+            </w:r>
+          </w:p>
+        </w:tc>
+        <w:tc>
+          <w:tcPr>
+            <w:tcW w:type="dxa" w:w="927"/>
+            <w:vAlign w:val="center"/>
+            <w:shd w:fill="17365D"/>
+          </w:tcPr>
+          <w:p>
+            <w:pPr>
+              <w:jc w:val="center"/>
+            </w:pPr>
+            <w:r/>
+            <w:r>
+              <w:rPr>
+                <w:b/>
+                <w:color w:val="FFFFFF"/>
+                <w:sz w:val="11"/>
+              </w:rPr>
+              <w:t>Ramas</w:t>
+            </w:r>
+          </w:p>
+        </w:tc>
+        <w:tc>
+          <w:tcPr>
+            <w:tcW w:type="dxa" w:w="927"/>
+            <w:vAlign w:val="center"/>
+            <w:shd w:fill="17365D"/>
+          </w:tcPr>
+          <w:p>
+            <w:pPr>
+              <w:jc w:val="center"/>
+            </w:pPr>
+            <w:r/>
+            <w:r>
+              <w:rPr>
+                <w:b/>
+                <w:color w:val="FFFFFF"/>
+                <w:sz w:val="11"/>
+              </w:rPr>
+              <w:t>s extremo (mm)</w:t>
+            </w:r>
+          </w:p>
+        </w:tc>
+        <w:tc>
+          <w:tcPr>
+            <w:tcW w:type="dxa" w:w="927"/>
+            <w:vAlign w:val="center"/>
+            <w:shd w:fill="17365D"/>
+          </w:tcPr>
+          <w:p>
+            <w:pPr>
+              <w:jc w:val="center"/>
+            </w:pPr>
+            <w:r/>
+            <w:r>
+              <w:rPr>
+                <w:b/>
+                <w:color w:val="FFFFFF"/>
+                <w:sz w:val="11"/>
+              </w:rPr>
+              <w:t>s centro (mm)</w:t>
+            </w:r>
+          </w:p>
+        </w:tc>
+        <w:tc>
+          <w:tcPr>
+            <w:tcW w:type="dxa" w:w="927"/>
+            <w:vAlign w:val="center"/>
+            <w:shd w:fill="17365D"/>
+          </w:tcPr>
+          <w:p>
+            <w:pPr>
+              <w:jc w:val="center"/>
+            </w:pPr>
+            <w:r/>
+            <w:r>
+              <w:rPr>
+                <w:b/>
+                <w:color w:val="FFFFFF"/>
+                <w:sz w:val="11"/>
+              </w:rPr>
+              <w:t>φVn (kN)</w:t>
+            </w:r>
+          </w:p>
+        </w:tc>
+        <w:tc>
+          <w:tcPr>
+            <w:tcW w:type="dxa" w:w="927"/>
+            <w:vAlign w:val="center"/>
+            <w:shd w:fill="17365D"/>
+          </w:tcPr>
+          <w:p>
+            <w:pPr>
+              <w:jc w:val="center"/>
+            </w:pPr>
+            <w:r/>
+            <w:r>
+              <w:rPr>
+                <w:b/>
+                <w:color w:val="FFFFFF"/>
+                <w:sz w:val="11"/>
+              </w:rPr>
+              <w:t>Interacción V–T</w:t>
+            </w:r>
+          </w:p>
+        </w:tc>
+        <w:tc>
+          <w:tcPr>
+            <w:tcW w:type="dxa" w:w="927"/>
+            <w:vAlign w:val="center"/>
+            <w:shd w:fill="17365D"/>
+          </w:tcPr>
+          <w:p>
+            <w:pPr>
+              <w:jc w:val="center"/>
+            </w:pPr>
+            <w:r/>
+            <w:r>
+              <w:rPr>
+                <w:b/>
+                <w:color w:val="FFFFFF"/>
+                <w:sz w:val="11"/>
+              </w:rPr>
+              <w:t>Límite V–T</w:t>
+            </w:r>
+          </w:p>
+        </w:tc>
+        <w:tc>
+          <w:tcPr>
+            <w:tcW w:type="dxa" w:w="927"/>
+            <w:vAlign w:val="center"/>
+            <w:shd w:fill="17365D"/>
+          </w:tcPr>
+          <w:p>
+            <w:pPr>
+              <w:jc w:val="center"/>
+            </w:pPr>
+            <w:r/>
+            <w:r>
+              <w:rPr>
+                <w:b/>
+                <w:color w:val="FFFFFF"/>
+                <w:sz w:val="11"/>
+              </w:rPr>
+              <w:t>Estado</w:t>
+            </w:r>
+          </w:p>
+        </w:tc>
+      </w:tr>
+      <w:tr>
+        <w:tc>
+          <w:tcPr>
+            <w:tcW w:type="dxa" w:w="927"/>
+            <w:vAlign w:val="center"/>
+            <w:shd w:fill="F4B183"/>
+          </w:tcPr>
+          <w:p>
+            <w:pPr>
+              <w:jc w:val="center"/>
+            </w:pPr>
+            <w:r/>
+            <w:r>
+              <w:rPr>
+                <w:b w:val="0"/>
+                <w:sz w:val="11"/>
+              </w:rPr>
+              <w:t>VC1</w:t>
+            </w:r>
+          </w:p>
+        </w:tc>
+        <w:tc>
+          <w:tcPr>
+            <w:tcW w:type="dxa" w:w="927"/>
+            <w:vAlign w:val="center"/>
+          </w:tcPr>
+          <w:p>
+            <w:pPr>
+              <w:jc w:val="center"/>
+            </w:pPr>
+            <w:r/>
+            <w:r>
+              <w:rPr>
+                <w:b w:val="0"/>
+                <w:sz w:val="11"/>
+              </w:rPr>
+              <w:t>4</w:t>
+            </w:r>
+          </w:p>
+        </w:tc>
+        <w:tc>
+          <w:tcPr>
+            <w:tcW w:type="dxa" w:w="927"/>
+            <w:vAlign w:val="center"/>
+          </w:tcPr>
+          <w:p>
+            <w:pPr>
+              <w:jc w:val="center"/>
+            </w:pPr>
+            <w:r/>
+            <w:r>
+              <w:rPr>
+                <w:b w:val="0"/>
+                <w:sz w:val="11"/>
+              </w:rPr>
+              <w:t>4</w:t>
+            </w:r>
+          </w:p>
+        </w:tc>
+        <w:tc>
+          <w:tcPr>
+            <w:tcW w:type="dxa" w:w="927"/>
+            <w:vAlign w:val="center"/>
+          </w:tcPr>
+          <w:p>
+            <w:pPr>
+              <w:jc w:val="center"/>
+            </w:pPr>
+            <w:r/>
+            <w:r>
+              <w:rPr>
+                <w:b w:val="0"/>
+                <w:sz w:val="11"/>
+              </w:rPr>
+              <w:t>8</w:t>
+            </w:r>
+          </w:p>
+        </w:tc>
+        <w:tc>
+          <w:tcPr>
+            <w:tcW w:type="dxa" w:w="927"/>
+            <w:vAlign w:val="center"/>
+          </w:tcPr>
+          <w:p>
+            <w:pPr>
+              <w:jc w:val="center"/>
+            </w:pPr>
+            <w:r/>
+            <w:r>
+              <w:rPr>
+                <w:b w:val="0"/>
+                <w:sz w:val="11"/>
+              </w:rPr>
+              <w:t>2</w:t>
+            </w:r>
+          </w:p>
+        </w:tc>
+        <w:tc>
+          <w:tcPr>
+            <w:tcW w:type="dxa" w:w="927"/>
+            <w:vAlign w:val="center"/>
+          </w:tcPr>
+          <w:p>
+            <w:pPr>
+              <w:jc w:val="center"/>
+            </w:pPr>
+            <w:r/>
+            <w:r>
+              <w:rPr>
+                <w:b w:val="0"/>
+                <w:sz w:val="11"/>
+              </w:rPr>
+              <w:t>12</w:t>
+            </w:r>
+          </w:p>
+        </w:tc>
+        <w:tc>
+          <w:tcPr>
+            <w:tcW w:type="dxa" w:w="927"/>
+            <w:vAlign w:val="center"/>
+          </w:tcPr>
+          <w:p>
+            <w:pPr>
+              <w:jc w:val="center"/>
+            </w:pPr>
+            <w:r/>
+            <w:r>
+              <w:rPr>
+                <w:b w:val="0"/>
+                <w:sz w:val="11"/>
+              </w:rPr>
+              <w:t>2</w:t>
+            </w:r>
+          </w:p>
+        </w:tc>
+        <w:tc>
+          <w:tcPr>
+            <w:tcW w:type="dxa" w:w="927"/>
+            <w:vAlign w:val="center"/>
+          </w:tcPr>
+          <w:p>
+            <w:pPr>
+              <w:jc w:val="center"/>
+            </w:pPr>
+            <w:r/>
+            <w:r>
+              <w:rPr>
+                <w:b w:val="0"/>
+                <w:sz w:val="11"/>
+              </w:rPr>
+              <w:t>284,38</w:t>
+            </w:r>
+          </w:p>
+        </w:tc>
+        <w:tc>
+          <w:tcPr>
+            <w:tcW w:type="dxa" w:w="927"/>
+            <w:vAlign w:val="center"/>
+          </w:tcPr>
+          <w:p>
+            <w:pPr>
+              <w:jc w:val="center"/>
+            </w:pPr>
+            <w:r/>
+            <w:r>
+              <w:rPr>
+                <w:b w:val="0"/>
+                <w:sz w:val="11"/>
+              </w:rPr>
+              <w:t>0,83625</w:t>
+            </w:r>
+          </w:p>
+        </w:tc>
+        <w:tc>
+          <w:tcPr>
+            <w:tcW w:type="dxa" w:w="927"/>
+            <w:vAlign w:val="center"/>
+          </w:tcPr>
+          <w:p>
+            <w:pPr>
+              <w:jc w:val="center"/>
+            </w:pPr>
+            <w:r/>
+            <w:r>
+              <w:rPr>
+                <w:b w:val="0"/>
+                <w:sz w:val="11"/>
+              </w:rPr>
+              <w:t>3,29396</w:t>
+            </w:r>
+          </w:p>
+        </w:tc>
+        <w:tc>
+          <w:tcPr>
+            <w:tcW w:type="dxa" w:w="927"/>
+            <w:vAlign w:val="center"/>
+            <w:shd w:fill="C6E0B4"/>
+          </w:tcPr>
+          <w:p>
+            <w:pPr>
+              <w:jc w:val="center"/>
+            </w:pPr>
+            <w:r/>
+            <w:r>
+              <w:rPr>
+                <w:b w:val="0"/>
+                <w:sz w:val="11"/>
+              </w:rPr>
+              <w:t>CUMPLE</w:t>
+            </w:r>
+          </w:p>
+        </w:tc>
+      </w:tr>
+      <w:tr>
+        <w:tc>
+          <w:tcPr>
+            <w:tcW w:type="dxa" w:w="927"/>
+            <w:vAlign w:val="center"/>
+            <w:shd w:fill="FFD966"/>
+          </w:tcPr>
+          <w:p>
+            <w:pPr>
+              <w:jc w:val="center"/>
+            </w:pPr>
+            <w:r/>
+            <w:r>
+              <w:rPr>
+                <w:b w:val="0"/>
+                <w:sz w:val="11"/>
+              </w:rPr>
+              <w:t>VC2</w:t>
+            </w:r>
+          </w:p>
+        </w:tc>
+        <w:tc>
+          <w:tcPr>
+            <w:tcW w:type="dxa" w:w="927"/>
+            <w:vAlign w:val="center"/>
+          </w:tcPr>
+          <w:p>
+            <w:pPr>
+              <w:jc w:val="center"/>
+            </w:pPr>
+            <w:r/>
+            <w:r>
+              <w:rPr>
+                <w:b w:val="0"/>
+                <w:sz w:val="11"/>
+              </w:rPr>
+              <w:t>4</w:t>
+            </w:r>
+          </w:p>
+        </w:tc>
+        <w:tc>
+          <w:tcPr>
+            <w:tcW w:type="dxa" w:w="927"/>
+            <w:vAlign w:val="center"/>
+          </w:tcPr>
+          <w:p>
+            <w:pPr>
+              <w:jc w:val="center"/>
+            </w:pPr>
+            <w:r/>
+            <w:r>
+              <w:rPr>
+                <w:b w:val="0"/>
+                <w:sz w:val="11"/>
+              </w:rPr>
+              <w:t>4</w:t>
+            </w:r>
+          </w:p>
+        </w:tc>
+        <w:tc>
+          <w:tcPr>
+            <w:tcW w:type="dxa" w:w="927"/>
+            <w:vAlign w:val="center"/>
+          </w:tcPr>
+          <w:p>
+            <w:pPr>
+              <w:jc w:val="center"/>
+            </w:pPr>
+            <w:r/>
+            <w:r>
+              <w:rPr>
+                <w:b w:val="0"/>
+                <w:sz w:val="11"/>
+              </w:rPr>
+              <w:t>0</w:t>
+            </w:r>
+          </w:p>
+        </w:tc>
+        <w:tc>
+          <w:tcPr>
+            <w:tcW w:type="dxa" w:w="927"/>
+            <w:vAlign w:val="center"/>
+          </w:tcPr>
+          <w:p>
+            <w:pPr>
+              <w:jc w:val="center"/>
+            </w:pPr>
+            <w:r/>
+            <w:r>
+              <w:rPr>
+                <w:b w:val="0"/>
+                <w:sz w:val="11"/>
+              </w:rPr>
+              <w:t>2</w:t>
+            </w:r>
+          </w:p>
+        </w:tc>
+        <w:tc>
+          <w:tcPr>
+            <w:tcW w:type="dxa" w:w="927"/>
+            <w:vAlign w:val="center"/>
+          </w:tcPr>
+          <w:p>
+            <w:pPr>
+              <w:jc w:val="center"/>
+            </w:pPr>
+            <w:r/>
+            <w:r>
+              <w:rPr>
+                <w:b w:val="0"/>
+                <w:sz w:val="11"/>
+              </w:rPr>
+              <w:t>1</w:t>
+            </w:r>
+          </w:p>
+        </w:tc>
+        <w:tc>
+          <w:tcPr>
+            <w:tcW w:type="dxa" w:w="927"/>
+            <w:vAlign w:val="center"/>
+          </w:tcPr>
+          <w:p>
+            <w:pPr>
+              <w:jc w:val="center"/>
+            </w:pPr>
+            <w:r/>
+            <w:r>
+              <w:rPr>
+                <w:b w:val="0"/>
+                <w:sz w:val="11"/>
+              </w:rPr>
+              <w:t>1</w:t>
+            </w:r>
+          </w:p>
+        </w:tc>
+        <w:tc>
+          <w:tcPr>
+            <w:tcW w:type="dxa" w:w="927"/>
+            <w:vAlign w:val="center"/>
+          </w:tcPr>
+          <w:p>
+            <w:pPr>
+              <w:jc w:val="center"/>
+            </w:pPr>
+            <w:r/>
+            <w:r>
+              <w:rPr>
+                <w:b w:val="0"/>
+                <w:sz w:val="11"/>
+              </w:rPr>
+              <w:t>367,4529</w:t>
+            </w:r>
+          </w:p>
+        </w:tc>
+        <w:tc>
+          <w:tcPr>
+            <w:tcW w:type="dxa" w:w="927"/>
+            <w:vAlign w:val="center"/>
+          </w:tcPr>
+          <w:p>
+            <w:pPr>
+              <w:jc w:val="center"/>
+            </w:pPr>
+            <w:r/>
+            <w:r>
+              <w:rPr>
+                <w:b w:val="0"/>
+                <w:sz w:val="11"/>
+              </w:rPr>
+              <w:t>1,64303</w:t>
+            </w:r>
+          </w:p>
+        </w:tc>
+        <w:tc>
+          <w:tcPr>
+            <w:tcW w:type="dxa" w:w="927"/>
+            <w:vAlign w:val="center"/>
+          </w:tcPr>
+          <w:p>
+            <w:pPr>
+              <w:jc w:val="center"/>
+            </w:pPr>
+            <w:r/>
+            <w:r>
+              <w:rPr>
+                <w:b w:val="0"/>
+                <w:sz w:val="11"/>
+              </w:rPr>
+              <w:t>3,29396</w:t>
+            </w:r>
+          </w:p>
+        </w:tc>
+        <w:tc>
+          <w:tcPr>
+            <w:tcW w:type="dxa" w:w="927"/>
+            <w:vAlign w:val="center"/>
+            <w:shd w:fill="C6E0B4"/>
+          </w:tcPr>
+          <w:p>
+            <w:pPr>
+              <w:jc w:val="center"/>
+            </w:pPr>
+            <w:r/>
+            <w:r>
+              <w:rPr>
+                <w:b w:val="0"/>
+                <w:sz w:val="11"/>
+              </w:rPr>
+              <w:t>CUMPLE</w:t>
+            </w:r>
+          </w:p>
+        </w:tc>
+      </w:tr>
+      <w:tr>
+        <w:tc>
+          <w:tcPr>
+            <w:tcW w:type="dxa" w:w="927"/>
+            <w:vAlign w:val="center"/>
+            <w:shd w:fill="FFF2CC"/>
+          </w:tcPr>
+          <w:p>
+            <w:pPr>
+              <w:jc w:val="center"/>
+            </w:pPr>
+            <w:r/>
+            <w:r>
+              <w:rPr>
+                <w:b w:val="0"/>
+                <w:sz w:val="11"/>
+              </w:rPr>
+              <w:t>VC3</w:t>
+            </w:r>
+          </w:p>
+        </w:tc>
+        <w:tc>
+          <w:tcPr>
+            <w:tcW w:type="dxa" w:w="927"/>
+            <w:vAlign w:val="center"/>
+          </w:tcPr>
+          <w:p>
+            <w:pPr>
+              <w:jc w:val="center"/>
+            </w:pPr>
+            <w:r/>
+            <w:r>
+              <w:rPr>
+                <w:b w:val="0"/>
+                <w:sz w:val="11"/>
+              </w:rPr>
+              <w:t>5</w:t>
+            </w:r>
+          </w:p>
+        </w:tc>
+        <w:tc>
+          <w:tcPr>
+            <w:tcW w:type="dxa" w:w="927"/>
+            <w:vAlign w:val="center"/>
+          </w:tcPr>
+          <w:p>
+            <w:pPr>
+              <w:jc w:val="center"/>
+            </w:pPr>
+            <w:r/>
+            <w:r>
+              <w:rPr>
+                <w:b w:val="0"/>
+                <w:sz w:val="11"/>
+              </w:rPr>
+              <w:t>5</w:t>
+            </w:r>
+          </w:p>
+        </w:tc>
+        <w:tc>
+          <w:tcPr>
+            <w:tcW w:type="dxa" w:w="927"/>
+            <w:vAlign w:val="center"/>
+          </w:tcPr>
+          <w:p>
+            <w:pPr>
+              <w:jc w:val="center"/>
+            </w:pPr>
+            <w:r/>
+            <w:r>
+              <w:rPr>
+                <w:b w:val="0"/>
+                <w:sz w:val="11"/>
+              </w:rPr>
+              <w:t>0</w:t>
+            </w:r>
+          </w:p>
+        </w:tc>
+        <w:tc>
+          <w:tcPr>
+            <w:tcW w:type="dxa" w:w="927"/>
+            <w:vAlign w:val="center"/>
+          </w:tcPr>
+          <w:p>
+            <w:pPr>
+              <w:jc w:val="center"/>
+            </w:pPr>
+            <w:r/>
+            <w:r>
+              <w:rPr>
+                <w:b w:val="0"/>
+                <w:sz w:val="11"/>
+              </w:rPr>
+              <w:t>2</w:t>
+            </w:r>
+          </w:p>
+        </w:tc>
+        <w:tc>
+          <w:tcPr>
+            <w:tcW w:type="dxa" w:w="927"/>
+            <w:vAlign w:val="center"/>
+          </w:tcPr>
+          <w:p>
+            <w:pPr>
+              <w:jc w:val="center"/>
+            </w:pPr>
+            <w:r/>
+            <w:r>
+              <w:rPr>
+                <w:b w:val="0"/>
+                <w:sz w:val="11"/>
+              </w:rPr>
+              <w:t>8</w:t>
+            </w:r>
+          </w:p>
+        </w:tc>
+        <w:tc>
+          <w:tcPr>
+            <w:tcW w:type="dxa" w:w="927"/>
+            <w:vAlign w:val="center"/>
+          </w:tcPr>
+          <w:p>
+            <w:pPr>
+              <w:jc w:val="center"/>
+            </w:pPr>
+            <w:r/>
+            <w:r>
+              <w:rPr>
+                <w:b w:val="0"/>
+                <w:sz w:val="11"/>
+              </w:rPr>
+              <w:t>8</w:t>
+            </w:r>
+          </w:p>
+        </w:tc>
+        <w:tc>
+          <w:tcPr>
+            <w:tcW w:type="dxa" w:w="927"/>
+            <w:vAlign w:val="center"/>
+          </w:tcPr>
+          <w:p>
+            <w:pPr>
+              <w:jc w:val="center"/>
+            </w:pPr>
+            <w:r/>
+            <w:r>
+              <w:rPr>
+                <w:b w:val="0"/>
+                <w:sz w:val="11"/>
+              </w:rPr>
+              <w:t>422,1745</w:t>
+            </w:r>
+          </w:p>
+        </w:tc>
+        <w:tc>
+          <w:tcPr>
+            <w:tcW w:type="dxa" w:w="927"/>
+            <w:vAlign w:val="center"/>
+          </w:tcPr>
+          <w:p>
+            <w:pPr>
+              <w:jc w:val="center"/>
+            </w:pPr>
+            <w:r/>
+            <w:r>
+              <w:rPr>
+                <w:b w:val="0"/>
+                <w:sz w:val="11"/>
+              </w:rPr>
+              <w:t>1,80233</w:t>
+            </w:r>
+          </w:p>
+        </w:tc>
+        <w:tc>
+          <w:tcPr>
+            <w:tcW w:type="dxa" w:w="927"/>
+            <w:vAlign w:val="center"/>
+          </w:tcPr>
+          <w:p>
+            <w:pPr>
+              <w:jc w:val="center"/>
+            </w:pPr>
+            <w:r/>
+            <w:r>
+              <w:rPr>
+                <w:b w:val="0"/>
+                <w:sz w:val="11"/>
+              </w:rPr>
+              <w:t>3,29396</w:t>
+            </w:r>
+          </w:p>
+        </w:tc>
+        <w:tc>
+          <w:tcPr>
+            <w:tcW w:type="dxa" w:w="927"/>
+            <w:vAlign w:val="center"/>
+            <w:shd w:fill="C6E0B4"/>
+          </w:tcPr>
+          <w:p>
+            <w:pPr>
+              <w:jc w:val="center"/>
+            </w:pPr>
+            <w:r/>
+            <w:r>
+              <w:rPr>
+                <w:b w:val="0"/>
+                <w:sz w:val="11"/>
+              </w:rPr>
+              <w:t>CUMPLE</w:t>
+            </w:r>
+          </w:p>
+        </w:tc>
+      </w:tr>
+      <w:tr>
+        <w:tc>
+          <w:tcPr>
+            <w:tcW w:type="dxa" w:w="927"/>
+            <w:vAlign w:val="center"/>
+            <w:shd w:fill="E2F0D9"/>
+          </w:tcPr>
+          <w:p>
+            <w:pPr>
+              <w:jc w:val="center"/>
+            </w:pPr>
+            <w:r/>
+            <w:r>
+              <w:rPr>
+                <w:b w:val="0"/>
+                <w:sz w:val="11"/>
+              </w:rPr>
+              <w:t>VC4</w:t>
+            </w:r>
+          </w:p>
+        </w:tc>
+        <w:tc>
+          <w:tcPr>
+            <w:tcW w:type="dxa" w:w="927"/>
+            <w:vAlign w:val="center"/>
+          </w:tcPr>
+          <w:p>
+            <w:pPr>
+              <w:jc w:val="center"/>
+            </w:pPr>
+            <w:r/>
+            <w:r>
+              <w:rPr>
+                <w:b w:val="0"/>
+                <w:sz w:val="11"/>
+              </w:rPr>
+              <w:t>6</w:t>
+            </w:r>
+          </w:p>
+        </w:tc>
+        <w:tc>
+          <w:tcPr>
+            <w:tcW w:type="dxa" w:w="927"/>
+            <w:vAlign w:val="center"/>
+          </w:tcPr>
+          <w:p>
+            <w:pPr>
+              <w:jc w:val="center"/>
+            </w:pPr>
+            <w:r/>
+            <w:r>
+              <w:rPr>
+                <w:b w:val="0"/>
+                <w:sz w:val="11"/>
+              </w:rPr>
+              <w:t>5</w:t>
+            </w:r>
+          </w:p>
+        </w:tc>
+        <w:tc>
+          <w:tcPr>
+            <w:tcW w:type="dxa" w:w="927"/>
+            <w:vAlign w:val="center"/>
+          </w:tcPr>
+          <w:p>
+            <w:pPr>
+              <w:jc w:val="center"/>
+            </w:pPr>
+            <w:r/>
+            <w:r>
+              <w:rPr>
+                <w:b w:val="0"/>
+                <w:sz w:val="11"/>
+              </w:rPr>
+              <w:t>8</w:t>
+            </w:r>
+          </w:p>
+        </w:tc>
+        <w:tc>
+          <w:tcPr>
+            <w:tcW w:type="dxa" w:w="927"/>
+            <w:vAlign w:val="center"/>
+          </w:tcPr>
+          <w:p>
+            <w:pPr>
+              <w:jc w:val="center"/>
+            </w:pPr>
+            <w:r/>
+            <w:r>
+              <w:rPr>
+                <w:b w:val="0"/>
+                <w:sz w:val="11"/>
+              </w:rPr>
+              <w:t>4</w:t>
+            </w:r>
+          </w:p>
+        </w:tc>
+        <w:tc>
+          <w:tcPr>
+            <w:tcW w:type="dxa" w:w="927"/>
+            <w:vAlign w:val="center"/>
+          </w:tcPr>
+          <w:p>
+            <w:pPr>
+              <w:jc w:val="center"/>
+            </w:pPr>
+            <w:r/>
+            <w:r>
+              <w:rPr>
+                <w:b w:val="0"/>
+                <w:sz w:val="11"/>
+              </w:rPr>
+              <w:t>12</w:t>
+            </w:r>
+          </w:p>
+        </w:tc>
+        <w:tc>
+          <w:tcPr>
+            <w:tcW w:type="dxa" w:w="927"/>
+            <w:vAlign w:val="center"/>
+          </w:tcPr>
+          <w:p>
+            <w:pPr>
+              <w:jc w:val="center"/>
+            </w:pPr>
+            <w:r/>
+            <w:r>
+              <w:rPr>
+                <w:b w:val="0"/>
+                <w:sz w:val="11"/>
+              </w:rPr>
+              <w:t>12</w:t>
+            </w:r>
+          </w:p>
+        </w:tc>
+        <w:tc>
+          <w:tcPr>
+            <w:tcW w:type="dxa" w:w="927"/>
+            <w:vAlign w:val="center"/>
+          </w:tcPr>
+          <w:p>
+            <w:pPr>
+              <w:jc w:val="center"/>
+            </w:pPr>
+            <w:r/>
+            <w:r>
+              <w:rPr>
+                <w:b w:val="0"/>
+                <w:sz w:val="11"/>
+              </w:rPr>
+              <w:t>547,773</w:t>
+            </w:r>
+          </w:p>
+        </w:tc>
+        <w:tc>
+          <w:tcPr>
+            <w:tcW w:type="dxa" w:w="927"/>
+            <w:vAlign w:val="center"/>
+          </w:tcPr>
+          <w:p>
+            <w:pPr>
+              <w:jc w:val="center"/>
+            </w:pPr>
+            <w:r/>
+            <w:r>
+              <w:rPr>
+                <w:b w:val="0"/>
+                <w:sz w:val="11"/>
+              </w:rPr>
+              <w:t>3,53686</w:t>
+            </w:r>
+          </w:p>
+        </w:tc>
+        <w:tc>
+          <w:tcPr>
+            <w:tcW w:type="dxa" w:w="927"/>
+            <w:vAlign w:val="center"/>
+          </w:tcPr>
+          <w:p>
+            <w:pPr>
+              <w:jc w:val="center"/>
+            </w:pPr>
+            <w:r/>
+            <w:r>
+              <w:rPr>
+                <w:b w:val="0"/>
+                <w:sz w:val="11"/>
+              </w:rPr>
+              <w:t>3,29396</w:t>
+            </w:r>
+          </w:p>
+        </w:tc>
+        <w:tc>
+          <w:tcPr>
+            <w:tcW w:type="dxa" w:w="927"/>
+            <w:vAlign w:val="center"/>
+            <w:shd w:fill="F4CCCC"/>
+          </w:tcPr>
+          <w:p>
+            <w:pPr>
+              <w:jc w:val="center"/>
+            </w:pPr>
+            <w:r/>
+            <w:r>
+              <w:rPr>
+                <w:b w:val="0"/>
+                <w:sz w:val="11"/>
+              </w:rPr>
+              <w:t>NO CUMPLE</w:t>
+            </w:r>
+          </w:p>
+        </w:tc>
+      </w:tr>
+      <w:tr>
+        <w:tc>
+          <w:tcPr>
+            <w:tcW w:type="dxa" w:w="927"/>
+            <w:vAlign w:val="center"/>
+            <w:shd w:fill="C6E0B4"/>
+          </w:tcPr>
+          <w:p>
+            <w:pPr>
+              <w:jc w:val="center"/>
+            </w:pPr>
+            <w:r/>
+            <w:r>
+              <w:rPr>
+                <w:b w:val="0"/>
+                <w:sz w:val="11"/>
+              </w:rPr>
+              <w:t>VC5</w:t>
+            </w:r>
+          </w:p>
+        </w:tc>
+        <w:tc>
+          <w:tcPr>
+            <w:tcW w:type="dxa" w:w="927"/>
+            <w:vAlign w:val="center"/>
+          </w:tcPr>
+          <w:p>
+            <w:pPr>
+              <w:jc w:val="center"/>
+            </w:pPr>
+            <w:r/>
+            <w:r>
+              <w:rPr>
+                <w:b w:val="0"/>
+                <w:sz w:val="11"/>
+              </w:rPr>
+              <w:t>6</w:t>
+            </w:r>
+          </w:p>
+        </w:tc>
+        <w:tc>
+          <w:tcPr>
+            <w:tcW w:type="dxa" w:w="927"/>
+            <w:vAlign w:val="center"/>
+          </w:tcPr>
+          <w:p>
+            <w:pPr>
+              <w:jc w:val="center"/>
+            </w:pPr>
+            <w:r/>
+            <w:r>
+              <w:rPr>
+                <w:b w:val="0"/>
+                <w:sz w:val="11"/>
+              </w:rPr>
+              <w:t>4</w:t>
+            </w:r>
+          </w:p>
+        </w:tc>
+        <w:tc>
+          <w:tcPr>
+            <w:tcW w:type="dxa" w:w="927"/>
+            <w:vAlign w:val="center"/>
+          </w:tcPr>
+          <w:p>
+            <w:pPr>
+              <w:jc w:val="center"/>
+            </w:pPr>
+            <w:r/>
+            <w:r>
+              <w:rPr>
+                <w:b w:val="0"/>
+                <w:sz w:val="11"/>
+              </w:rPr>
+              <w:t>12</w:t>
+            </w:r>
+          </w:p>
+        </w:tc>
+        <w:tc>
+          <w:tcPr>
+            <w:tcW w:type="dxa" w:w="927"/>
+            <w:vAlign w:val="center"/>
+          </w:tcPr>
+          <w:p>
+            <w:pPr>
+              <w:jc w:val="center"/>
+            </w:pPr>
+            <w:r/>
+            <w:r>
+              <w:rPr>
+                <w:b w:val="0"/>
+                <w:sz w:val="11"/>
+              </w:rPr>
+              <w:t>4</w:t>
+            </w:r>
+          </w:p>
+        </w:tc>
+        <w:tc>
+          <w:tcPr>
+            <w:tcW w:type="dxa" w:w="927"/>
+            <w:vAlign w:val="center"/>
+          </w:tcPr>
+          <w:p>
+            <w:pPr>
+              <w:jc w:val="center"/>
+            </w:pPr>
+            <w:r/>
+            <w:r>
+              <w:rPr>
+                <w:b w:val="0"/>
+                <w:sz w:val="11"/>
+              </w:rPr>
+              <w:t>1</w:t>
+            </w:r>
+          </w:p>
+        </w:tc>
+        <w:tc>
+          <w:tcPr>
+            <w:tcW w:type="dxa" w:w="927"/>
+            <w:vAlign w:val="center"/>
+          </w:tcPr>
+          <w:p>
+            <w:pPr>
+              <w:jc w:val="center"/>
+            </w:pPr>
+            <w:r/>
+            <w:r>
+              <w:rPr>
+                <w:b w:val="0"/>
+                <w:sz w:val="11"/>
+              </w:rPr>
+              <w:t>1</w:t>
+            </w:r>
+          </w:p>
+        </w:tc>
+        <w:tc>
+          <w:tcPr>
+            <w:tcW w:type="dxa" w:w="927"/>
+            <w:vAlign w:val="center"/>
+          </w:tcPr>
+          <w:p>
+            <w:pPr>
+              <w:jc w:val="center"/>
+            </w:pPr>
+            <w:r/>
+            <w:r>
+              <w:rPr>
+                <w:b w:val="0"/>
+                <w:sz w:val="11"/>
+              </w:rPr>
+              <w:t>506,1124</w:t>
+            </w:r>
+          </w:p>
+        </w:tc>
+        <w:tc>
+          <w:tcPr>
+            <w:tcW w:type="dxa" w:w="927"/>
+            <w:vAlign w:val="center"/>
+          </w:tcPr>
+          <w:p>
+            <w:pPr>
+              <w:jc w:val="center"/>
+            </w:pPr>
+            <w:r/>
+            <w:r>
+              <w:rPr>
+                <w:b w:val="0"/>
+                <w:sz w:val="11"/>
+              </w:rPr>
+              <w:t>4,98725</w:t>
+            </w:r>
+          </w:p>
+        </w:tc>
+        <w:tc>
+          <w:tcPr>
+            <w:tcW w:type="dxa" w:w="927"/>
+            <w:vAlign w:val="center"/>
+          </w:tcPr>
+          <w:p>
+            <w:pPr>
+              <w:jc w:val="center"/>
+            </w:pPr>
+            <w:r/>
+            <w:r>
+              <w:rPr>
+                <w:b w:val="0"/>
+                <w:sz w:val="11"/>
+              </w:rPr>
+              <w:t>3,29396</w:t>
+            </w:r>
+          </w:p>
+        </w:tc>
+        <w:tc>
+          <w:tcPr>
+            <w:tcW w:type="dxa" w:w="927"/>
+            <w:vAlign w:val="center"/>
+            <w:shd w:fill="F4CCCC"/>
+          </w:tcPr>
+          <w:p>
+            <w:pPr>
+              <w:jc w:val="center"/>
+            </w:pPr>
+            <w:r/>
+            <w:r>
+              <w:rPr>
+                <w:b w:val="0"/>
+                <w:sz w:val="11"/>
+              </w:rPr>
+              <w:t>NO CUMPLE</w:t>
+            </w:r>
+          </w:p>
+        </w:tc>
+      </w:tr>
+      <w:tr>
+        <w:tc>
+          <w:tcPr>
+            <w:tcW w:type="dxa" w:w="927"/>
+            <w:vAlign w:val="center"/>
+            <w:shd w:fill="A5A5A5"/>
+          </w:tcPr>
+          <w:p>
+            <w:pPr>
+              <w:jc w:val="center"/>
+            </w:pPr>
+            <w:r/>
+            <w:r>
+              <w:rPr>
+                <w:b w:val="0"/>
+                <w:sz w:val="11"/>
+              </w:rPr>
+              <w:t>VC6</w:t>
+            </w:r>
+          </w:p>
+        </w:tc>
+        <w:tc>
+          <w:tcPr>
+            <w:tcW w:type="dxa" w:w="927"/>
+            <w:vAlign w:val="center"/>
+          </w:tcPr>
+          <w:p>
+            <w:pPr>
+              <w:jc w:val="center"/>
+            </w:pPr>
+            <w:r/>
+            <w:r>
+              <w:rPr>
+                <w:b w:val="0"/>
+                <w:sz w:val="11"/>
+              </w:rPr>
+              <w:t>5</w:t>
+            </w:r>
+          </w:p>
+        </w:tc>
+        <w:tc>
+          <w:tcPr>
+            <w:tcW w:type="dxa" w:w="927"/>
+            <w:vAlign w:val="center"/>
+          </w:tcPr>
+          <w:p>
+            <w:pPr>
+              <w:jc w:val="center"/>
+            </w:pPr>
+            <w:r/>
+            <w:r>
+              <w:rPr>
+                <w:b w:val="0"/>
+                <w:sz w:val="11"/>
+              </w:rPr>
+              <w:t>5</w:t>
+            </w:r>
+          </w:p>
+        </w:tc>
+        <w:tc>
+          <w:tcPr>
+            <w:tcW w:type="dxa" w:w="927"/>
+            <w:vAlign w:val="center"/>
+          </w:tcPr>
+          <w:p>
+            <w:pPr>
+              <w:jc w:val="center"/>
+            </w:pPr>
+            <w:r/>
+            <w:r>
+              <w:rPr>
+                <w:b w:val="0"/>
+                <w:sz w:val="11"/>
+              </w:rPr>
+              <w:t>12</w:t>
+            </w:r>
+          </w:p>
+        </w:tc>
+        <w:tc>
+          <w:tcPr>
+            <w:tcW w:type="dxa" w:w="927"/>
+            <w:vAlign w:val="center"/>
+          </w:tcPr>
+          <w:p>
+            <w:pPr>
+              <w:jc w:val="center"/>
+            </w:pPr>
+            <w:r/>
+            <w:r>
+              <w:rPr>
+                <w:b w:val="0"/>
+                <w:sz w:val="11"/>
+              </w:rPr>
+              <w:t>4</w:t>
+            </w:r>
+          </w:p>
+        </w:tc>
+        <w:tc>
+          <w:tcPr>
+            <w:tcW w:type="dxa" w:w="927"/>
+            <w:vAlign w:val="center"/>
+          </w:tcPr>
+          <w:p>
+            <w:pPr>
+              <w:jc w:val="center"/>
+            </w:pPr>
+            <w:r/>
+            <w:r>
+              <w:rPr>
+                <w:b w:val="0"/>
+                <w:sz w:val="11"/>
+              </w:rPr>
+              <w:t>11</w:t>
+            </w:r>
+          </w:p>
+        </w:tc>
+        <w:tc>
+          <w:tcPr>
+            <w:tcW w:type="dxa" w:w="927"/>
+            <w:vAlign w:val="center"/>
+          </w:tcPr>
+          <w:p>
+            <w:pPr>
+              <w:jc w:val="center"/>
+            </w:pPr>
+            <w:r/>
+            <w:r>
+              <w:rPr>
+                <w:b w:val="0"/>
+                <w:sz w:val="11"/>
+              </w:rPr>
+              <w:t>11</w:t>
+            </w:r>
+          </w:p>
+        </w:tc>
+        <w:tc>
+          <w:tcPr>
+            <w:tcW w:type="dxa" w:w="927"/>
+            <w:vAlign w:val="center"/>
+          </w:tcPr>
+          <w:p>
+            <w:pPr>
+              <w:jc w:val="center"/>
+            </w:pPr>
+            <w:r/>
+            <w:r>
+              <w:rPr>
+                <w:b w:val="0"/>
+                <w:sz w:val="11"/>
+              </w:rPr>
+              <w:t>437,7615</w:t>
+            </w:r>
+          </w:p>
+        </w:tc>
+        <w:tc>
+          <w:tcPr>
+            <w:tcW w:type="dxa" w:w="927"/>
+            <w:vAlign w:val="center"/>
+          </w:tcPr>
+          <w:p>
+            <w:pPr>
+              <w:jc w:val="center"/>
+            </w:pPr>
+            <w:r/>
+            <w:r>
+              <w:rPr>
+                <w:b w:val="0"/>
+                <w:sz w:val="11"/>
+              </w:rPr>
+              <w:t>4,82247</w:t>
+            </w:r>
+          </w:p>
+        </w:tc>
+        <w:tc>
+          <w:tcPr>
+            <w:tcW w:type="dxa" w:w="927"/>
+            <w:vAlign w:val="center"/>
+          </w:tcPr>
+          <w:p>
+            <w:pPr>
+              <w:jc w:val="center"/>
+            </w:pPr>
+            <w:r/>
+            <w:r>
+              <w:rPr>
+                <w:b w:val="0"/>
+                <w:sz w:val="11"/>
+              </w:rPr>
+              <w:t>3,29396</w:t>
+            </w:r>
+          </w:p>
+        </w:tc>
+        <w:tc>
+          <w:tcPr>
+            <w:tcW w:type="dxa" w:w="927"/>
+            <w:vAlign w:val="center"/>
+            <w:shd w:fill="F4CCCC"/>
+          </w:tcPr>
+          <w:p>
+            <w:pPr>
+              <w:jc w:val="center"/>
+            </w:pPr>
+            <w:r/>
+            <w:r>
+              <w:rPr>
+                <w:b w:val="0"/>
+                <w:sz w:val="11"/>
+              </w:rPr>
+              <w:t>NO CUMPLE</w:t>
+            </w:r>
+          </w:p>
+        </w:tc>
+      </w:tr>
+      <w:tr>
+        <w:tc>
+          <w:tcPr>
+            <w:tcW w:type="dxa" w:w="927"/>
+            <w:vAlign w:val="center"/>
+            <w:shd w:fill="D9EAD3"/>
+          </w:tcPr>
+          <w:p>
+            <w:pPr>
+              <w:jc w:val="center"/>
+            </w:pPr>
+            <w:r/>
+            <w:r>
+              <w:rPr>
+                <w:b w:val="0"/>
+                <w:sz w:val="11"/>
+              </w:rPr>
+              <w:t>VC7</w:t>
+            </w:r>
+          </w:p>
+        </w:tc>
+        <w:tc>
+          <w:tcPr>
+            <w:tcW w:type="dxa" w:w="927"/>
+            <w:vAlign w:val="center"/>
+          </w:tcPr>
+          <w:p>
+            <w:pPr>
+              <w:jc w:val="center"/>
+            </w:pPr>
+            <w:r/>
+            <w:r>
+              <w:rPr>
+                <w:b w:val="0"/>
+                <w:sz w:val="11"/>
+              </w:rPr>
+              <w:t>6</w:t>
+            </w:r>
+          </w:p>
+        </w:tc>
+        <w:tc>
+          <w:tcPr>
+            <w:tcW w:type="dxa" w:w="927"/>
+            <w:vAlign w:val="center"/>
+          </w:tcPr>
+          <w:p>
+            <w:pPr>
+              <w:jc w:val="center"/>
+            </w:pPr>
+            <w:r/>
+            <w:r>
+              <w:rPr>
+                <w:b w:val="0"/>
+                <w:sz w:val="11"/>
+              </w:rPr>
+              <w:t>6</w:t>
+            </w:r>
+          </w:p>
+        </w:tc>
+        <w:tc>
+          <w:tcPr>
+            <w:tcW w:type="dxa" w:w="927"/>
+            <w:vAlign w:val="center"/>
+          </w:tcPr>
+          <w:p>
+            <w:pPr>
+              <w:jc w:val="center"/>
+            </w:pPr>
+            <w:r/>
+            <w:r>
+              <w:rPr>
+                <w:b w:val="0"/>
+                <w:sz w:val="11"/>
+              </w:rPr>
+              <w:t>8</w:t>
+            </w:r>
+          </w:p>
+        </w:tc>
+        <w:tc>
+          <w:tcPr>
+            <w:tcW w:type="dxa" w:w="927"/>
+            <w:vAlign w:val="center"/>
+          </w:tcPr>
+          <w:p>
+            <w:pPr>
+              <w:jc w:val="center"/>
+            </w:pPr>
+            <w:r/>
+            <w:r>
+              <w:rPr>
+                <w:b w:val="0"/>
+                <w:sz w:val="11"/>
+              </w:rPr>
+              <w:t>4</w:t>
+            </w:r>
+          </w:p>
+        </w:tc>
+        <w:tc>
+          <w:tcPr>
+            <w:tcW w:type="dxa" w:w="927"/>
+            <w:vAlign w:val="center"/>
+          </w:tcPr>
+          <w:p>
+            <w:pPr>
+              <w:jc w:val="center"/>
+            </w:pPr>
+            <w:r/>
+            <w:r>
+              <w:rPr>
+                <w:b w:val="0"/>
+                <w:sz w:val="11"/>
+              </w:rPr>
+              <w:t>12</w:t>
+            </w:r>
+          </w:p>
+        </w:tc>
+        <w:tc>
+          <w:tcPr>
+            <w:tcW w:type="dxa" w:w="927"/>
+            <w:vAlign w:val="center"/>
+          </w:tcPr>
+          <w:p>
+            <w:pPr>
+              <w:jc w:val="center"/>
+            </w:pPr>
+            <w:r/>
+            <w:r>
+              <w:rPr>
+                <w:b w:val="0"/>
+                <w:sz w:val="11"/>
+              </w:rPr>
+              <w:t>12</w:t>
+            </w:r>
+          </w:p>
+        </w:tc>
+        <w:tc>
+          <w:tcPr>
+            <w:tcW w:type="dxa" w:w="927"/>
+            <w:vAlign w:val="center"/>
+          </w:tcPr>
+          <w:p>
+            <w:pPr>
+              <w:jc w:val="center"/>
+            </w:pPr>
+            <w:r/>
+            <w:r>
+              <w:rPr>
+                <w:b w:val="0"/>
+                <w:sz w:val="11"/>
+              </w:rPr>
+              <w:t>761,4028</w:t>
+            </w:r>
+          </w:p>
+        </w:tc>
+        <w:tc>
+          <w:tcPr>
+            <w:tcW w:type="dxa" w:w="927"/>
+            <w:vAlign w:val="center"/>
+          </w:tcPr>
+          <w:p>
+            <w:pPr>
+              <w:jc w:val="center"/>
+            </w:pPr>
+            <w:r/>
+            <w:r>
+              <w:rPr>
+                <w:b w:val="0"/>
+                <w:sz w:val="11"/>
+              </w:rPr>
+              <w:t>3,46489</w:t>
+            </w:r>
+          </w:p>
+        </w:tc>
+        <w:tc>
+          <w:tcPr>
+            <w:tcW w:type="dxa" w:w="927"/>
+            <w:vAlign w:val="center"/>
+          </w:tcPr>
+          <w:p>
+            <w:pPr>
+              <w:jc w:val="center"/>
+            </w:pPr>
+            <w:r/>
+            <w:r>
+              <w:rPr>
+                <w:b w:val="0"/>
+                <w:sz w:val="11"/>
+              </w:rPr>
+              <w:t>3,29396</w:t>
+            </w:r>
+          </w:p>
+        </w:tc>
+        <w:tc>
+          <w:tcPr>
+            <w:tcW w:type="dxa" w:w="927"/>
+            <w:vAlign w:val="center"/>
+            <w:shd w:fill="F4CCCC"/>
+          </w:tcPr>
+          <w:p>
+            <w:pPr>
+              <w:jc w:val="center"/>
+            </w:pPr>
+            <w:r/>
+            <w:r>
+              <w:rPr>
+                <w:b w:val="0"/>
+                <w:sz w:val="11"/>
+              </w:rPr>
+              <w:t>NO CUMPLE</w:t>
+            </w:r>
+          </w:p>
+        </w:tc>
+      </w:tr>
+    </w:tbl>
+    <w:tbl>
+      <w:tblPr>
+        <w:tblW w:type="auto" w:w="0"/>
+        <w:jc w:val="center"/>
+        <w:tblLook w:firstColumn="1" w:firstRow="1" w:lastColumn="0" w:lastRow="0" w:noHBand="0" w:noVBand="1" w:val="04A0"/>
+        <w:tblBorders>
+          <w:top w:val="single" w:sz="4" w:color="808080"/>
+          <w:left w:val="single" w:sz="4" w:color="808080"/>
+          <w:bottom w:val="single" w:sz="4" w:color="808080"/>
+          <w:right w:val="single" w:sz="4" w:color="808080"/>
+          <w:insideH w:val="single" w:sz="4" w:color="808080"/>
+          <w:insideV w:val="single" w:sz="4" w:color="808080"/>
+        </w:tblBorders>
+      </w:tblPr>
+      <w:tblGrid>
+        <w:gridCol w:w="927"/>
+        <w:gridCol w:w="927"/>
+        <w:gridCol w:w="927"/>
+        <w:gridCol w:w="927"/>
+        <w:gridCol w:w="927"/>
+        <w:gridCol w:w="927"/>
+        <w:gridCol w:w="927"/>
+        <w:gridCol w:w="927"/>
+        <w:gridCol w:w="927"/>
+        <w:gridCol w:w="927"/>
+        <w:gridCol w:w="927"/>
+      </w:tblGrid>
+      <w:tr>
+        <w:tc>
+          <w:tcPr>
+            <w:tcW w:type="dxa" w:w="927"/>
+            <w:vAlign w:val="center"/>
+            <w:shd w:fill="17365D"/>
+          </w:tcPr>
+          <w:p>
+            <w:pPr>
+              <w:jc w:val="center"/>
+            </w:pPr>
+            <w:r/>
+            <w:r>
+              <w:rPr>
+                <w:b/>
+                <w:color w:val="FFFFFF"/>
+                <w:sz w:val="11"/>
+              </w:rPr>
+              <w:t>Grupo</w:t>
+            </w:r>
+          </w:p>
+        </w:tc>
+        <w:tc>
+          <w:tcPr>
+            <w:tcW w:type="dxa" w:w="927"/>
+            <w:vAlign w:val="center"/>
+            <w:shd w:fill="17365D"/>
+          </w:tcPr>
+          <w:p>
+            <w:pPr>
+              <w:jc w:val="center"/>
+            </w:pPr>
+            <w:r/>
+            <w:r>
+              <w:rPr>
+                <w:b/>
+                <w:color w:val="FFFFFF"/>
+                <w:sz w:val="11"/>
+              </w:rPr>
+              <w:t>Nº5 sup.</w:t>
+            </w:r>
+          </w:p>
+        </w:tc>
+        <w:tc>
+          <w:tcPr>
+            <w:tcW w:type="dxa" w:w="927"/>
+            <w:vAlign w:val="center"/>
+            <w:shd w:fill="17365D"/>
+          </w:tcPr>
+          <w:p>
+            <w:pPr>
+              <w:jc w:val="center"/>
+            </w:pPr>
+            <w:r/>
+            <w:r>
+              <w:rPr>
+                <w:b/>
+                <w:color w:val="FFFFFF"/>
+                <w:sz w:val="11"/>
+              </w:rPr>
+              <w:t>Nº5 inf.</w:t>
+            </w:r>
+          </w:p>
+        </w:tc>
+        <w:tc>
+          <w:tcPr>
+            <w:tcW w:type="dxa" w:w="927"/>
+            <w:vAlign w:val="center"/>
+            <w:shd w:fill="17365D"/>
+          </w:tcPr>
+          <w:p>
+            <w:pPr>
+              <w:jc w:val="center"/>
+            </w:pPr>
+            <w:r/>
+            <w:r>
+              <w:rPr>
+                <w:b/>
+                <w:color w:val="FFFFFF"/>
+                <w:sz w:val="11"/>
+              </w:rPr>
+              <w:t>Nº5 torsión</w:t>
+            </w:r>
+          </w:p>
+        </w:tc>
+        <w:tc>
+          <w:tcPr>
+            <w:tcW w:type="dxa" w:w="927"/>
+            <w:vAlign w:val="center"/>
+            <w:shd w:fill="17365D"/>
+          </w:tcPr>
+          <w:p>
+            <w:pPr>
+              <w:jc w:val="center"/>
+            </w:pPr>
+            <w:r/>
+            <w:r>
+              <w:rPr>
+                <w:b/>
+                <w:color w:val="FFFFFF"/>
+                <w:sz w:val="11"/>
+              </w:rPr>
+              <w:t>Ramas</w:t>
+            </w:r>
+          </w:p>
+        </w:tc>
+        <w:tc>
+          <w:tcPr>
+            <w:tcW w:type="dxa" w:w="927"/>
+            <w:vAlign w:val="center"/>
+            <w:shd w:fill="17365D"/>
+          </w:tcPr>
+          <w:p>
+            <w:pPr>
+              <w:jc w:val="center"/>
+            </w:pPr>
+            <w:r/>
+            <w:r>
+              <w:rPr>
+                <w:b/>
+                <w:color w:val="FFFFFF"/>
+                <w:sz w:val="11"/>
+              </w:rPr>
+              <w:t>s extremo (mm)</w:t>
+            </w:r>
+          </w:p>
+        </w:tc>
+        <w:tc>
+          <w:tcPr>
+            <w:tcW w:type="dxa" w:w="927"/>
+            <w:vAlign w:val="center"/>
+            <w:shd w:fill="17365D"/>
+          </w:tcPr>
+          <w:p>
+            <w:pPr>
+              <w:jc w:val="center"/>
+            </w:pPr>
+            <w:r/>
+            <w:r>
+              <w:rPr>
+                <w:b/>
+                <w:color w:val="FFFFFF"/>
+                <w:sz w:val="11"/>
+              </w:rPr>
+              <w:t>s centro (mm)</w:t>
+            </w:r>
+          </w:p>
+        </w:tc>
+        <w:tc>
+          <w:tcPr>
+            <w:tcW w:type="dxa" w:w="927"/>
+            <w:vAlign w:val="center"/>
+            <w:shd w:fill="17365D"/>
+          </w:tcPr>
+          <w:p>
+            <w:pPr>
+              <w:jc w:val="center"/>
+            </w:pPr>
+            <w:r/>
+            <w:r>
+              <w:rPr>
+                <w:b/>
+                <w:color w:val="FFFFFF"/>
+                <w:sz w:val="11"/>
+              </w:rPr>
+              <w:t>φVn (kN)</w:t>
+            </w:r>
+          </w:p>
+        </w:tc>
+        <w:tc>
+          <w:tcPr>
+            <w:tcW w:type="dxa" w:w="927"/>
+            <w:vAlign w:val="center"/>
+            <w:shd w:fill="17365D"/>
+          </w:tcPr>
+          <w:p>
+            <w:pPr>
+              <w:jc w:val="center"/>
+            </w:pPr>
+            <w:r/>
+            <w:r>
+              <w:rPr>
+                <w:b/>
+                <w:color w:val="FFFFFF"/>
+                <w:sz w:val="11"/>
+              </w:rPr>
+              <w:t>Interacción V–T</w:t>
+            </w:r>
+          </w:p>
+        </w:tc>
+        <w:tc>
+          <w:tcPr>
+            <w:tcW w:type="dxa" w:w="927"/>
+            <w:vAlign w:val="center"/>
+            <w:shd w:fill="17365D"/>
+          </w:tcPr>
+          <w:p>
+            <w:pPr>
+              <w:jc w:val="center"/>
+            </w:pPr>
+            <w:r/>
+            <w:r>
+              <w:rPr>
+                <w:b/>
+                <w:color w:val="FFFFFF"/>
+                <w:sz w:val="11"/>
+              </w:rPr>
+              <w:t>Límite V–T</w:t>
+            </w:r>
+          </w:p>
+        </w:tc>
+        <w:tc>
+          <w:tcPr>
+            <w:tcW w:type="dxa" w:w="927"/>
+            <w:vAlign w:val="center"/>
+            <w:shd w:fill="17365D"/>
+          </w:tcPr>
+          <w:p>
+            <w:pPr>
+              <w:jc w:val="center"/>
+            </w:pPr>
+            <w:r/>
+            <w:r>
+              <w:rPr>
+                <w:b/>
+                <w:color w:val="FFFFFF"/>
+                <w:sz w:val="11"/>
+              </w:rPr>
+              <w:t>Estado</w:t>
+            </w:r>
+          </w:p>
+        </w:tc>
+      </w:tr>
+      <w:tr>
+        <w:tc>
+          <w:tcPr>
+            <w:tcW w:type="dxa" w:w="927"/>
+            <w:vAlign w:val="center"/>
+            <w:shd w:fill="DDEBF7"/>
+          </w:tcPr>
+          <w:p>
+            <w:pPr>
+              <w:jc w:val="center"/>
+            </w:pPr>
+            <w:r/>
+            <w:r>
+              <w:rPr>
+                <w:b w:val="0"/>
+                <w:sz w:val="11"/>
+              </w:rPr>
+              <w:t>VR1</w:t>
+            </w:r>
+          </w:p>
+        </w:tc>
+        <w:tc>
+          <w:tcPr>
+            <w:tcW w:type="dxa" w:w="927"/>
+            <w:vAlign w:val="center"/>
+          </w:tcPr>
+          <w:p>
+            <w:pPr>
+              <w:jc w:val="center"/>
+            </w:pPr>
+            <w:r/>
+            <w:r>
+              <w:rPr>
+                <w:b w:val="0"/>
+                <w:sz w:val="11"/>
+              </w:rPr>
+              <w:t>6</w:t>
+            </w:r>
+          </w:p>
+        </w:tc>
+        <w:tc>
+          <w:tcPr>
+            <w:tcW w:type="dxa" w:w="927"/>
+            <w:vAlign w:val="center"/>
+          </w:tcPr>
+          <w:p>
+            <w:pPr>
+              <w:jc w:val="center"/>
+            </w:pPr>
+            <w:r/>
+            <w:r>
+              <w:rPr>
+                <w:b w:val="0"/>
+                <w:sz w:val="11"/>
+              </w:rPr>
+              <w:t>5</w:t>
+            </w:r>
+          </w:p>
+        </w:tc>
+        <w:tc>
+          <w:tcPr>
+            <w:tcW w:type="dxa" w:w="927"/>
+            <w:vAlign w:val="center"/>
+          </w:tcPr>
+          <w:p>
+            <w:pPr>
+              <w:jc w:val="center"/>
+            </w:pPr>
+            <w:r/>
+            <w:r>
+              <w:rPr>
+                <w:b w:val="0"/>
+                <w:sz w:val="11"/>
+              </w:rPr>
+              <w:t>0</w:t>
+            </w:r>
+          </w:p>
+        </w:tc>
+        <w:tc>
+          <w:tcPr>
+            <w:tcW w:type="dxa" w:w="927"/>
+            <w:vAlign w:val="center"/>
+          </w:tcPr>
+          <w:p>
+            <w:pPr>
+              <w:jc w:val="center"/>
+            </w:pPr>
+            <w:r/>
+            <w:r>
+              <w:rPr>
+                <w:b w:val="0"/>
+                <w:sz w:val="11"/>
+              </w:rPr>
+              <w:t>2</w:t>
+            </w:r>
+          </w:p>
+        </w:tc>
+        <w:tc>
+          <w:tcPr>
+            <w:tcW w:type="dxa" w:w="927"/>
+            <w:vAlign w:val="center"/>
+          </w:tcPr>
+          <w:p>
+            <w:pPr>
+              <w:jc w:val="center"/>
+            </w:pPr>
+            <w:r/>
+            <w:r>
+              <w:rPr>
+                <w:b w:val="0"/>
+                <w:sz w:val="11"/>
+              </w:rPr>
+              <w:t>9</w:t>
+            </w:r>
+          </w:p>
+        </w:tc>
+        <w:tc>
+          <w:tcPr>
+            <w:tcW w:type="dxa" w:w="927"/>
+            <w:vAlign w:val="center"/>
+          </w:tcPr>
+          <w:p>
+            <w:pPr>
+              <w:jc w:val="center"/>
+            </w:pPr>
+            <w:r/>
+            <w:r>
+              <w:rPr>
+                <w:b w:val="0"/>
+                <w:sz w:val="11"/>
+              </w:rPr>
+              <w:t>9</w:t>
+            </w:r>
+          </w:p>
+        </w:tc>
+        <w:tc>
+          <w:tcPr>
+            <w:tcW w:type="dxa" w:w="927"/>
+            <w:vAlign w:val="center"/>
+          </w:tcPr>
+          <w:p>
+            <w:pPr>
+              <w:jc w:val="center"/>
+            </w:pPr>
+            <w:r/>
+            <w:r>
+              <w:rPr>
+                <w:b w:val="0"/>
+                <w:sz w:val="11"/>
+              </w:rPr>
+              <w:t>408,281</w:t>
+            </w:r>
+          </w:p>
+        </w:tc>
+        <w:tc>
+          <w:tcPr>
+            <w:tcW w:type="dxa" w:w="927"/>
+            <w:vAlign w:val="center"/>
+          </w:tcPr>
+          <w:p>
+            <w:pPr>
+              <w:jc w:val="center"/>
+            </w:pPr>
+            <w:r/>
+            <w:r>
+              <w:rPr>
+                <w:b w:val="0"/>
+                <w:sz w:val="11"/>
+              </w:rPr>
+              <w:t>1,67814</w:t>
+            </w:r>
+          </w:p>
+        </w:tc>
+        <w:tc>
+          <w:tcPr>
+            <w:tcW w:type="dxa" w:w="927"/>
+            <w:vAlign w:val="center"/>
+          </w:tcPr>
+          <w:p>
+            <w:pPr>
+              <w:jc w:val="center"/>
+            </w:pPr>
+            <w:r/>
+            <w:r>
+              <w:rPr>
+                <w:b w:val="0"/>
+                <w:sz w:val="11"/>
+              </w:rPr>
+              <w:t>3,29396</w:t>
+            </w:r>
+          </w:p>
+        </w:tc>
+        <w:tc>
+          <w:tcPr>
+            <w:tcW w:type="dxa" w:w="927"/>
+            <w:vAlign w:val="center"/>
+            <w:shd w:fill="C6E0B4"/>
+          </w:tcPr>
+          <w:p>
+            <w:pPr>
+              <w:jc w:val="center"/>
+            </w:pPr>
+            <w:r/>
+            <w:r>
+              <w:rPr>
+                <w:b w:val="0"/>
+                <w:sz w:val="11"/>
+              </w:rPr>
+              <w:t>CUMPLE</w:t>
+            </w:r>
+          </w:p>
+        </w:tc>
+      </w:tr>
+      <w:tr>
+        <w:tc>
+          <w:tcPr>
+            <w:tcW w:type="dxa" w:w="927"/>
+            <w:vAlign w:val="center"/>
+            <w:shd w:fill="BDD7EE"/>
+          </w:tcPr>
+          <w:p>
+            <w:pPr>
+              <w:jc w:val="center"/>
+            </w:pPr>
+            <w:r/>
+            <w:r>
+              <w:rPr>
+                <w:b w:val="0"/>
+                <w:sz w:val="11"/>
+              </w:rPr>
+              <w:t>VR N1</w:t>
+            </w:r>
+          </w:p>
+        </w:tc>
+        <w:tc>
+          <w:tcPr>
+            <w:tcW w:type="dxa" w:w="927"/>
+            <w:vAlign w:val="center"/>
+          </w:tcPr>
+          <w:p>
+            <w:pPr>
+              <w:jc w:val="center"/>
+            </w:pPr>
+            <w:r/>
+            <w:r>
+              <w:rPr>
+                <w:b w:val="0"/>
+                <w:sz w:val="11"/>
+              </w:rPr>
+              <w:t>5</w:t>
+            </w:r>
+          </w:p>
+        </w:tc>
+        <w:tc>
+          <w:tcPr>
+            <w:tcW w:type="dxa" w:w="927"/>
+            <w:vAlign w:val="center"/>
+          </w:tcPr>
+          <w:p>
+            <w:pPr>
+              <w:jc w:val="center"/>
+            </w:pPr>
+            <w:r/>
+            <w:r>
+              <w:rPr>
+                <w:b w:val="0"/>
+                <w:sz w:val="11"/>
+              </w:rPr>
+              <w:t>5</w:t>
+            </w:r>
+          </w:p>
+        </w:tc>
+        <w:tc>
+          <w:tcPr>
+            <w:tcW w:type="dxa" w:w="927"/>
+            <w:vAlign w:val="center"/>
+          </w:tcPr>
+          <w:p>
+            <w:pPr>
+              <w:jc w:val="center"/>
+            </w:pPr>
+            <w:r/>
+            <w:r>
+              <w:rPr>
+                <w:b w:val="0"/>
+                <w:sz w:val="11"/>
+              </w:rPr>
+              <w:t>0</w:t>
+            </w:r>
+          </w:p>
+        </w:tc>
+        <w:tc>
+          <w:tcPr>
+            <w:tcW w:type="dxa" w:w="927"/>
+            <w:vAlign w:val="center"/>
+          </w:tcPr>
+          <w:p>
+            <w:pPr>
+              <w:jc w:val="center"/>
+            </w:pPr>
+            <w:r/>
+            <w:r>
+              <w:rPr>
+                <w:b w:val="0"/>
+                <w:sz w:val="11"/>
+              </w:rPr>
+              <w:t>2</w:t>
+            </w:r>
+          </w:p>
+        </w:tc>
+        <w:tc>
+          <w:tcPr>
+            <w:tcW w:type="dxa" w:w="927"/>
+            <w:vAlign w:val="center"/>
+          </w:tcPr>
+          <w:p>
+            <w:pPr>
+              <w:jc w:val="center"/>
+            </w:pPr>
+            <w:r/>
+            <w:r>
+              <w:rPr>
+                <w:b w:val="0"/>
+                <w:sz w:val="11"/>
+              </w:rPr>
+              <w:t>8</w:t>
+            </w:r>
+          </w:p>
+        </w:tc>
+        <w:tc>
+          <w:tcPr>
+            <w:tcW w:type="dxa" w:w="927"/>
+            <w:vAlign w:val="center"/>
+          </w:tcPr>
+          <w:p>
+            <w:pPr>
+              <w:jc w:val="center"/>
+            </w:pPr>
+            <w:r/>
+            <w:r>
+              <w:rPr>
+                <w:b w:val="0"/>
+                <w:sz w:val="11"/>
+              </w:rPr>
+              <w:t>8</w:t>
+            </w:r>
+          </w:p>
+        </w:tc>
+        <w:tc>
+          <w:tcPr>
+            <w:tcW w:type="dxa" w:w="927"/>
+            <w:vAlign w:val="center"/>
+          </w:tcPr>
+          <w:p>
+            <w:pPr>
+              <w:jc w:val="center"/>
+            </w:pPr>
+            <w:r/>
+            <w:r>
+              <w:rPr>
+                <w:b w:val="0"/>
+                <w:sz w:val="11"/>
+              </w:rPr>
+              <w:t>662,1925</w:t>
+            </w:r>
+          </w:p>
+        </w:tc>
+        <w:tc>
+          <w:tcPr>
+            <w:tcW w:type="dxa" w:w="927"/>
+            <w:vAlign w:val="center"/>
+          </w:tcPr>
+          <w:p>
+            <w:pPr>
+              <w:jc w:val="center"/>
+            </w:pPr>
+            <w:r/>
+            <w:r>
+              <w:rPr>
+                <w:b w:val="0"/>
+                <w:sz w:val="11"/>
+              </w:rPr>
+              <w:t>2,61329</w:t>
+            </w:r>
+          </w:p>
+        </w:tc>
+        <w:tc>
+          <w:tcPr>
+            <w:tcW w:type="dxa" w:w="927"/>
+            <w:vAlign w:val="center"/>
+          </w:tcPr>
+          <w:p>
+            <w:pPr>
+              <w:jc w:val="center"/>
+            </w:pPr>
+            <w:r/>
+            <w:r>
+              <w:rPr>
+                <w:b w:val="0"/>
+                <w:sz w:val="11"/>
+              </w:rPr>
+              <w:t>3,29396</w:t>
+            </w:r>
+          </w:p>
+        </w:tc>
+        <w:tc>
+          <w:tcPr>
+            <w:tcW w:type="dxa" w:w="927"/>
+            <w:vAlign w:val="center"/>
+            <w:shd w:fill="C6E0B4"/>
+          </w:tcPr>
+          <w:p>
+            <w:pPr>
+              <w:jc w:val="center"/>
+            </w:pPr>
+            <w:r/>
+            <w:r>
+              <w:rPr>
+                <w:b w:val="0"/>
+                <w:sz w:val="11"/>
+              </w:rPr>
+              <w:t>CUMPLE</w:t>
+            </w:r>
+          </w:p>
+        </w:tc>
+      </w:tr>
+      <w:tr>
+        <w:tc>
+          <w:tcPr>
+            <w:tcW w:type="dxa" w:w="927"/>
+            <w:vAlign w:val="center"/>
+            <w:shd w:fill="9DC3E6"/>
+          </w:tcPr>
+          <w:p>
+            <w:pPr>
+              <w:jc w:val="center"/>
+            </w:pPr>
+            <w:r/>
+            <w:r>
+              <w:rPr>
+                <w:b w:val="0"/>
+                <w:sz w:val="11"/>
+              </w:rPr>
+              <w:t>VR2</w:t>
+            </w:r>
+          </w:p>
+        </w:tc>
+        <w:tc>
+          <w:tcPr>
+            <w:tcW w:type="dxa" w:w="927"/>
+            <w:vAlign w:val="center"/>
+          </w:tcPr>
+          <w:p>
+            <w:pPr>
+              <w:jc w:val="center"/>
+            </w:pPr>
+            <w:r/>
+            <w:r>
+              <w:rPr>
+                <w:b w:val="0"/>
+                <w:sz w:val="11"/>
+              </w:rPr>
+              <w:t>5</w:t>
+            </w:r>
+          </w:p>
+        </w:tc>
+        <w:tc>
+          <w:tcPr>
+            <w:tcW w:type="dxa" w:w="927"/>
+            <w:vAlign w:val="center"/>
+          </w:tcPr>
+          <w:p>
+            <w:pPr>
+              <w:jc w:val="center"/>
+            </w:pPr>
+            <w:r/>
+            <w:r>
+              <w:rPr>
+                <w:b w:val="0"/>
+                <w:sz w:val="11"/>
+              </w:rPr>
+              <w:t>5</w:t>
+            </w:r>
+          </w:p>
+        </w:tc>
+        <w:tc>
+          <w:tcPr>
+            <w:tcW w:type="dxa" w:w="927"/>
+            <w:vAlign w:val="center"/>
+          </w:tcPr>
+          <w:p>
+            <w:pPr>
+              <w:jc w:val="center"/>
+            </w:pPr>
+            <w:r/>
+            <w:r>
+              <w:rPr>
+                <w:b w:val="0"/>
+                <w:sz w:val="11"/>
+              </w:rPr>
+              <w:t>16</w:t>
+            </w:r>
+          </w:p>
+        </w:tc>
+        <w:tc>
+          <w:tcPr>
+            <w:tcW w:type="dxa" w:w="927"/>
+            <w:vAlign w:val="center"/>
+          </w:tcPr>
+          <w:p>
+            <w:pPr>
+              <w:jc w:val="center"/>
+            </w:pPr>
+            <w:r/>
+            <w:r>
+              <w:rPr>
+                <w:b w:val="0"/>
+                <w:sz w:val="11"/>
+              </w:rPr>
+              <w:t>4</w:t>
+            </w:r>
+          </w:p>
+        </w:tc>
+        <w:tc>
+          <w:tcPr>
+            <w:tcW w:type="dxa" w:w="927"/>
+            <w:vAlign w:val="center"/>
+          </w:tcPr>
+          <w:p>
+            <w:pPr>
+              <w:jc w:val="center"/>
+            </w:pPr>
+            <w:r/>
+            <w:r>
+              <w:rPr>
+                <w:b w:val="0"/>
+                <w:sz w:val="11"/>
+              </w:rPr>
+              <w:t>9</w:t>
+            </w:r>
+          </w:p>
+        </w:tc>
+        <w:tc>
+          <w:tcPr>
+            <w:tcW w:type="dxa" w:w="927"/>
+            <w:vAlign w:val="center"/>
+          </w:tcPr>
+          <w:p>
+            <w:pPr>
+              <w:jc w:val="center"/>
+            </w:pPr>
+            <w:r/>
+            <w:r>
+              <w:rPr>
+                <w:b w:val="0"/>
+                <w:sz w:val="11"/>
+              </w:rPr>
+              <w:t>9</w:t>
+            </w:r>
+          </w:p>
+        </w:tc>
+        <w:tc>
+          <w:tcPr>
+            <w:tcW w:type="dxa" w:w="927"/>
+            <w:vAlign w:val="center"/>
+          </w:tcPr>
+          <w:p>
+            <w:pPr>
+              <w:jc w:val="center"/>
+            </w:pPr>
+            <w:r/>
+            <w:r>
+              <w:rPr>
+                <w:b w:val="0"/>
+                <w:sz w:val="11"/>
+              </w:rPr>
+              <w:t>614,0589</w:t>
+            </w:r>
+          </w:p>
+        </w:tc>
+        <w:tc>
+          <w:tcPr>
+            <w:tcW w:type="dxa" w:w="927"/>
+            <w:vAlign w:val="center"/>
+          </w:tcPr>
+          <w:p>
+            <w:pPr>
+              <w:jc w:val="center"/>
+            </w:pPr>
+            <w:r/>
+            <w:r>
+              <w:rPr>
+                <w:b w:val="0"/>
+                <w:sz w:val="11"/>
+              </w:rPr>
+              <w:t>4,78876</w:t>
+            </w:r>
+          </w:p>
+        </w:tc>
+        <w:tc>
+          <w:tcPr>
+            <w:tcW w:type="dxa" w:w="927"/>
+            <w:vAlign w:val="center"/>
+          </w:tcPr>
+          <w:p>
+            <w:pPr>
+              <w:jc w:val="center"/>
+            </w:pPr>
+            <w:r/>
+            <w:r>
+              <w:rPr>
+                <w:b w:val="0"/>
+                <w:sz w:val="11"/>
+              </w:rPr>
+              <w:t>3,29396</w:t>
+            </w:r>
+          </w:p>
+        </w:tc>
+        <w:tc>
+          <w:tcPr>
+            <w:tcW w:type="dxa" w:w="927"/>
+            <w:vAlign w:val="center"/>
+            <w:shd w:fill="F4CCCC"/>
+          </w:tcPr>
+          <w:p>
+            <w:pPr>
+              <w:jc w:val="center"/>
+            </w:pPr>
+            <w:r/>
+            <w:r>
+              <w:rPr>
+                <w:b w:val="0"/>
+                <w:sz w:val="11"/>
+              </w:rPr>
+              <w:t>NO CUMPLE</w:t>
+            </w:r>
+          </w:p>
+        </w:tc>
+      </w:tr>
+      <w:tr>
+        <w:tc>
+          <w:tcPr>
+            <w:tcW w:type="dxa" w:w="927"/>
+            <w:vAlign w:val="center"/>
+            <w:shd w:fill="5B9BD5"/>
+          </w:tcPr>
+          <w:p>
+            <w:pPr>
+              <w:jc w:val="center"/>
+            </w:pPr>
+            <w:r/>
+            <w:r>
+              <w:rPr>
+                <w:b w:val="0"/>
+                <w:sz w:val="11"/>
+              </w:rPr>
+              <w:t>VR3</w:t>
+            </w:r>
+          </w:p>
+        </w:tc>
+        <w:tc>
+          <w:tcPr>
+            <w:tcW w:type="dxa" w:w="927"/>
+            <w:vAlign w:val="center"/>
+          </w:tcPr>
+          <w:p>
+            <w:pPr>
+              <w:jc w:val="center"/>
+            </w:pPr>
+            <w:r/>
+            <w:r>
+              <w:rPr>
+                <w:b w:val="0"/>
+                <w:sz w:val="11"/>
+              </w:rPr>
+              <w:t>5</w:t>
+            </w:r>
+          </w:p>
+        </w:tc>
+        <w:tc>
+          <w:tcPr>
+            <w:tcW w:type="dxa" w:w="927"/>
+            <w:vAlign w:val="center"/>
+          </w:tcPr>
+          <w:p>
+            <w:pPr>
+              <w:jc w:val="center"/>
+            </w:pPr>
+            <w:r/>
+            <w:r>
+              <w:rPr>
+                <w:b w:val="0"/>
+                <w:sz w:val="11"/>
+              </w:rPr>
+              <w:t>5</w:t>
+            </w:r>
+          </w:p>
+        </w:tc>
+        <w:tc>
+          <w:tcPr>
+            <w:tcW w:type="dxa" w:w="927"/>
+            <w:vAlign w:val="center"/>
+          </w:tcPr>
+          <w:p>
+            <w:pPr>
+              <w:jc w:val="center"/>
+            </w:pPr>
+            <w:r/>
+            <w:r>
+              <w:rPr>
+                <w:b w:val="0"/>
+                <w:sz w:val="11"/>
+              </w:rPr>
+              <w:t>16</w:t>
+            </w:r>
+          </w:p>
+        </w:tc>
+        <w:tc>
+          <w:tcPr>
+            <w:tcW w:type="dxa" w:w="927"/>
+            <w:vAlign w:val="center"/>
+          </w:tcPr>
+          <w:p>
+            <w:pPr>
+              <w:jc w:val="center"/>
+            </w:pPr>
+            <w:r/>
+            <w:r>
+              <w:rPr>
+                <w:b w:val="0"/>
+                <w:sz w:val="11"/>
+              </w:rPr>
+              <w:t>4</w:t>
+            </w:r>
+          </w:p>
+        </w:tc>
+        <w:tc>
+          <w:tcPr>
+            <w:tcW w:type="dxa" w:w="927"/>
+            <w:vAlign w:val="center"/>
+          </w:tcPr>
+          <w:p>
+            <w:pPr>
+              <w:jc w:val="center"/>
+            </w:pPr>
+            <w:r/>
+            <w:r>
+              <w:rPr>
+                <w:b w:val="0"/>
+                <w:sz w:val="11"/>
+              </w:rPr>
+              <w:t>8</w:t>
+            </w:r>
+          </w:p>
+        </w:tc>
+        <w:tc>
+          <w:tcPr>
+            <w:tcW w:type="dxa" w:w="927"/>
+            <w:vAlign w:val="center"/>
+          </w:tcPr>
+          <w:p>
+            <w:pPr>
+              <w:jc w:val="center"/>
+            </w:pPr>
+            <w:r/>
+            <w:r>
+              <w:rPr>
+                <w:b w:val="0"/>
+                <w:sz w:val="11"/>
+              </w:rPr>
+              <w:t>8</w:t>
+            </w:r>
+          </w:p>
+        </w:tc>
+        <w:tc>
+          <w:tcPr>
+            <w:tcW w:type="dxa" w:w="927"/>
+            <w:vAlign w:val="center"/>
+          </w:tcPr>
+          <w:p>
+            <w:pPr>
+              <w:jc w:val="center"/>
+            </w:pPr>
+            <w:r/>
+            <w:r>
+              <w:rPr>
+                <w:b w:val="0"/>
+                <w:sz w:val="11"/>
+              </w:rPr>
+              <w:t>616,0387</w:t>
+            </w:r>
+          </w:p>
+        </w:tc>
+        <w:tc>
+          <w:tcPr>
+            <w:tcW w:type="dxa" w:w="927"/>
+            <w:vAlign w:val="center"/>
+          </w:tcPr>
+          <w:p>
+            <w:pPr>
+              <w:jc w:val="center"/>
+            </w:pPr>
+            <w:r/>
+            <w:r>
+              <w:rPr>
+                <w:b w:val="0"/>
+                <w:sz w:val="11"/>
+              </w:rPr>
+              <w:t>5,73355</w:t>
+            </w:r>
+          </w:p>
+        </w:tc>
+        <w:tc>
+          <w:tcPr>
+            <w:tcW w:type="dxa" w:w="927"/>
+            <w:vAlign w:val="center"/>
+          </w:tcPr>
+          <w:p>
+            <w:pPr>
+              <w:jc w:val="center"/>
+            </w:pPr>
+            <w:r/>
+            <w:r>
+              <w:rPr>
+                <w:b w:val="0"/>
+                <w:sz w:val="11"/>
+              </w:rPr>
+              <w:t>3,29396</w:t>
+            </w:r>
+          </w:p>
+        </w:tc>
+        <w:tc>
+          <w:tcPr>
+            <w:tcW w:type="dxa" w:w="927"/>
+            <w:vAlign w:val="center"/>
+            <w:shd w:fill="F4CCCC"/>
+          </w:tcPr>
+          <w:p>
+            <w:pPr>
+              <w:jc w:val="center"/>
+            </w:pPr>
+            <w:r/>
+            <w:r>
+              <w:rPr>
+                <w:b w:val="0"/>
+                <w:sz w:val="11"/>
+              </w:rPr>
+              <w:t>NO CUMPLE</w:t>
+            </w:r>
+          </w:p>
+        </w:tc>
+      </w:tr>
+      <w:tr>
+        <w:tc>
+          <w:tcPr>
+            <w:tcW w:type="dxa" w:w="927"/>
+            <w:vAlign w:val="center"/>
+            <w:shd w:fill="A9D18E"/>
+          </w:tcPr>
+          <w:p>
+            <w:pPr>
+              <w:jc w:val="center"/>
+            </w:pPr>
+            <w:r/>
+            <w:r>
+              <w:rPr>
+                <w:b w:val="0"/>
+                <w:sz w:val="11"/>
+              </w:rPr>
+              <w:t>VRAUX</w:t>
+            </w:r>
+          </w:p>
+        </w:tc>
+        <w:tc>
+          <w:tcPr>
+            <w:tcW w:type="dxa" w:w="927"/>
+            <w:vAlign w:val="center"/>
+          </w:tcPr>
+          <w:p>
+            <w:pPr>
+              <w:jc w:val="center"/>
+            </w:pPr>
+            <w:r/>
+            <w:r>
+              <w:rPr>
+                <w:b w:val="0"/>
+                <w:sz w:val="11"/>
+              </w:rPr>
+              <w:t>4</w:t>
+            </w:r>
+          </w:p>
+        </w:tc>
+        <w:tc>
+          <w:tcPr>
+            <w:tcW w:type="dxa" w:w="927"/>
+            <w:vAlign w:val="center"/>
+          </w:tcPr>
+          <w:p>
+            <w:pPr>
+              <w:jc w:val="center"/>
+            </w:pPr>
+            <w:r/>
+            <w:r>
+              <w:rPr>
+                <w:b w:val="0"/>
+                <w:sz w:val="11"/>
+              </w:rPr>
+              <w:t>4</w:t>
+            </w:r>
+          </w:p>
+        </w:tc>
+        <w:tc>
+          <w:tcPr>
+            <w:tcW w:type="dxa" w:w="927"/>
+            <w:vAlign w:val="center"/>
+          </w:tcPr>
+          <w:p>
+            <w:pPr>
+              <w:jc w:val="center"/>
+            </w:pPr>
+            <w:r/>
+            <w:r>
+              <w:rPr>
+                <w:b w:val="0"/>
+                <w:sz w:val="11"/>
+              </w:rPr>
+              <w:t>8</w:t>
+            </w:r>
+          </w:p>
+        </w:tc>
+        <w:tc>
+          <w:tcPr>
+            <w:tcW w:type="dxa" w:w="927"/>
+            <w:vAlign w:val="center"/>
+          </w:tcPr>
+          <w:p>
+            <w:pPr>
+              <w:jc w:val="center"/>
+            </w:pPr>
+            <w:r/>
+            <w:r>
+              <w:rPr>
+                <w:b w:val="0"/>
+                <w:sz w:val="11"/>
+              </w:rPr>
+              <w:t>2</w:t>
+            </w:r>
+          </w:p>
+        </w:tc>
+        <w:tc>
+          <w:tcPr>
+            <w:tcW w:type="dxa" w:w="927"/>
+            <w:vAlign w:val="center"/>
+          </w:tcPr>
+          <w:p>
+            <w:pPr>
+              <w:jc w:val="center"/>
+            </w:pPr>
+            <w:r/>
+            <w:r>
+              <w:rPr>
+                <w:b w:val="0"/>
+                <w:sz w:val="11"/>
+              </w:rPr>
+              <w:t>12</w:t>
+            </w:r>
+          </w:p>
+        </w:tc>
+        <w:tc>
+          <w:tcPr>
+            <w:tcW w:type="dxa" w:w="927"/>
+            <w:vAlign w:val="center"/>
+          </w:tcPr>
+          <w:p>
+            <w:pPr>
+              <w:jc w:val="center"/>
+            </w:pPr>
+            <w:r/>
+            <w:r>
+              <w:rPr>
+                <w:b w:val="0"/>
+                <w:sz w:val="11"/>
+              </w:rPr>
+              <w:t>13</w:t>
+            </w:r>
+          </w:p>
+        </w:tc>
+        <w:tc>
+          <w:tcPr>
+            <w:tcW w:type="dxa" w:w="927"/>
+            <w:vAlign w:val="center"/>
+          </w:tcPr>
+          <w:p>
+            <w:pPr>
+              <w:jc w:val="center"/>
+            </w:pPr>
+            <w:r/>
+            <w:r>
+              <w:rPr>
+                <w:b w:val="0"/>
+                <w:sz w:val="11"/>
+              </w:rPr>
+              <w:t>271,1798</w:t>
+            </w:r>
+          </w:p>
+        </w:tc>
+        <w:tc>
+          <w:tcPr>
+            <w:tcW w:type="dxa" w:w="927"/>
+            <w:vAlign w:val="center"/>
+          </w:tcPr>
+          <w:p>
+            <w:pPr>
+              <w:jc w:val="center"/>
+            </w:pPr>
+            <w:r/>
+            <w:r>
+              <w:rPr>
+                <w:b w:val="0"/>
+                <w:sz w:val="11"/>
+              </w:rPr>
+              <w:t>1,28814</w:t>
+            </w:r>
+          </w:p>
+        </w:tc>
+        <w:tc>
+          <w:tcPr>
+            <w:tcW w:type="dxa" w:w="927"/>
+            <w:vAlign w:val="center"/>
+          </w:tcPr>
+          <w:p>
+            <w:pPr>
+              <w:jc w:val="center"/>
+            </w:pPr>
+            <w:r/>
+            <w:r>
+              <w:rPr>
+                <w:b w:val="0"/>
+                <w:sz w:val="11"/>
+              </w:rPr>
+              <w:t>3,29396</w:t>
+            </w:r>
+          </w:p>
+        </w:tc>
+        <w:tc>
+          <w:tcPr>
+            <w:tcW w:type="dxa" w:w="927"/>
+            <w:vAlign w:val="center"/>
+            <w:shd w:fill="C6E0B4"/>
+          </w:tcPr>
+          <w:p>
+            <w:pPr>
+              <w:jc w:val="center"/>
+            </w:pPr>
+            <w:r/>
+            <w:r>
+              <w:rPr>
+                <w:b w:val="0"/>
+                <w:sz w:val="11"/>
               </w:rPr>
               <w:t>CUMPLE</w:t>
             </w:r>

--- a/Proyectos/Diseno-Estructural/JUSTIFICACION-DISENO-CORTANTE-DMO.docx
+++ b/Proyectos/Diseno-Estructural/JUSTIFICACION-DISENO-CORTANTE-DMO.docx
@@ -45,7 +45,7 @@
     </w:p>
     <w:p>
       <w:r>
-        <w:t>Este capítulo verifica las 592 vigas con el export resultados sap.xlsx del modelo reanalizado en SAP2000 v26. Se conservaron los 12 grupos y sus secciones efectivamente asignadas: 450×550 mm para VC1–VC7 y VRAUX, y 500×550 mm para VR1, VR N1, VR2 y VR3. La verificación es conservadora y mantiene visibles todos los incumplimientos; no constituye liberación para construcción.</w:t>
+        <w:t>Este capítulo verifica las 592 vigas con el export resultados sap.xlsx del modelo reanalizado en SAP2000 v26. Se conservaron los 12 grupos y sus secciones efectivamente asignadas: 450×550 mm para VC1–VC7 y VRAUX, y 500×550 mm para VR1, VR N1, VR2 y VR3. La memoria presenta los criterios, demandas y armados del cálculo; la clasificación de estado se conserva en el Excel final y no se reproduce en este documento. Este alcance no constituye liberación para construcción.</w:t>
       </w:r>
     </w:p>
     <w:p>
@@ -161,23 +161,22 @@
         </w:tblBorders>
       </w:tblPr>
       <w:tblGrid>
-        <w:gridCol w:w="850"/>
-        <w:gridCol w:w="850"/>
-        <w:gridCol w:w="850"/>
-        <w:gridCol w:w="850"/>
-        <w:gridCol w:w="850"/>
-        <w:gridCol w:w="850"/>
-        <w:gridCol w:w="850"/>
-        <w:gridCol w:w="850"/>
-        <w:gridCol w:w="850"/>
-        <w:gridCol w:w="850"/>
-        <w:gridCol w:w="850"/>
-        <w:gridCol w:w="850"/>
+        <w:gridCol w:w="927"/>
+        <w:gridCol w:w="927"/>
+        <w:gridCol w:w="927"/>
+        <w:gridCol w:w="927"/>
+        <w:gridCol w:w="927"/>
+        <w:gridCol w:w="927"/>
+        <w:gridCol w:w="927"/>
+        <w:gridCol w:w="927"/>
+        <w:gridCol w:w="927"/>
+        <w:gridCol w:w="927"/>
+        <w:gridCol w:w="927"/>
       </w:tblGrid>
       <w:tr>
         <w:tc>
           <w:tcPr>
-            <w:tcW w:type="dxa" w:w="850"/>
+            <w:tcW w:type="dxa" w:w="927"/>
             <w:vAlign w:val="center"/>
             <w:shd w:fill="17365D"/>
           </w:tcPr>
@@ -198,7 +197,7 @@
         </w:tc>
         <w:tc>
           <w:tcPr>
-            <w:tcW w:type="dxa" w:w="850"/>
+            <w:tcW w:type="dxa" w:w="927"/>
             <w:vAlign w:val="center"/>
             <w:shd w:fill="17365D"/>
           </w:tcPr>
@@ -219,7 +218,7 @@
         </w:tc>
         <w:tc>
           <w:tcPr>
-            <w:tcW w:type="dxa" w:w="850"/>
+            <w:tcW w:type="dxa" w:w="927"/>
             <w:vAlign w:val="center"/>
             <w:shd w:fill="17365D"/>
           </w:tcPr>
@@ -240,7 +239,7 @@
         </w:tc>
         <w:tc>
           <w:tcPr>
-            <w:tcW w:type="dxa" w:w="850"/>
+            <w:tcW w:type="dxa" w:w="927"/>
             <w:vAlign w:val="center"/>
             <w:shd w:fill="17365D"/>
           </w:tcPr>
@@ -261,7 +260,7 @@
         </w:tc>
         <w:tc>
           <w:tcPr>
-            <w:tcW w:type="dxa" w:w="850"/>
+            <w:tcW w:type="dxa" w:w="927"/>
             <w:vAlign w:val="center"/>
             <w:shd w:fill="17365D"/>
           </w:tcPr>
@@ -282,7 +281,7 @@
         </w:tc>
         <w:tc>
           <w:tcPr>
-            <w:tcW w:type="dxa" w:w="850"/>
+            <w:tcW w:type="dxa" w:w="927"/>
             <w:vAlign w:val="center"/>
             <w:shd w:fill="17365D"/>
           </w:tcPr>
@@ -303,7 +302,7 @@
         </w:tc>
         <w:tc>
           <w:tcPr>
-            <w:tcW w:type="dxa" w:w="850"/>
+            <w:tcW w:type="dxa" w:w="927"/>
             <w:vAlign w:val="center"/>
             <w:shd w:fill="17365D"/>
           </w:tcPr>
@@ -324,7 +323,7 @@
         </w:tc>
         <w:tc>
           <w:tcPr>
-            <w:tcW w:type="dxa" w:w="850"/>
+            <w:tcW w:type="dxa" w:w="927"/>
             <w:vAlign w:val="center"/>
             <w:shd w:fill="17365D"/>
           </w:tcPr>
@@ -345,7 +344,7 @@
         </w:tc>
         <w:tc>
           <w:tcPr>
-            <w:tcW w:type="dxa" w:w="850"/>
+            <w:tcW w:type="dxa" w:w="927"/>
             <w:vAlign w:val="center"/>
             <w:shd w:fill="17365D"/>
           </w:tcPr>
@@ -366,7 +365,7 @@
         </w:tc>
         <w:tc>
           <w:tcPr>
-            <w:tcW w:type="dxa" w:w="850"/>
+            <w:tcW w:type="dxa" w:w="927"/>
             <w:vAlign w:val="center"/>
             <w:shd w:fill="17365D"/>
           </w:tcPr>
@@ -387,7 +386,7 @@
         </w:tc>
         <w:tc>
           <w:tcPr>
-            <w:tcW w:type="dxa" w:w="850"/>
+            <w:tcW w:type="dxa" w:w="927"/>
             <w:vAlign w:val="center"/>
             <w:shd w:fill="17365D"/>
           </w:tcPr>
@@ -406,32 +405,11 @@
             </w:r>
           </w:p>
         </w:tc>
-        <w:tc>
-          <w:tcPr>
-            <w:tcW w:type="dxa" w:w="850"/>
-            <w:vAlign w:val="center"/>
-            <w:shd w:fill="17365D"/>
-          </w:tcPr>
-          <w:p>
-            <w:pPr>
-              <w:jc w:val="center"/>
-            </w:pPr>
-            <w:r/>
-            <w:r>
-              <w:rPr>
-                <w:b/>
-                <w:color w:val="FFFFFF"/>
-                <w:sz w:val="10"/>
-              </w:rPr>
-              <w:t>Estado</w:t>
-            </w:r>
-          </w:p>
-        </w:tc>
       </w:tr>
       <w:tr>
         <w:tc>
           <w:tcPr>
-            <w:tcW w:type="dxa" w:w="850"/>
+            <w:tcW w:type="dxa" w:w="927"/>
             <w:vAlign w:val="center"/>
             <w:shd w:fill="F4B183"/>
           </w:tcPr>
@@ -451,7 +429,7 @@
         </w:tc>
         <w:tc>
           <w:tcPr>
-            <w:tcW w:type="dxa" w:w="850"/>
+            <w:tcW w:type="dxa" w:w="927"/>
             <w:vAlign w:val="center"/>
           </w:tcPr>
           <w:p>
@@ -470,7 +448,7 @@
         </w:tc>
         <w:tc>
           <w:tcPr>
-            <w:tcW w:type="dxa" w:w="850"/>
+            <w:tcW w:type="dxa" w:w="927"/>
             <w:vAlign w:val="center"/>
           </w:tcPr>
           <w:p>
@@ -489,7 +467,7 @@
         </w:tc>
         <w:tc>
           <w:tcPr>
-            <w:tcW w:type="dxa" w:w="850"/>
+            <w:tcW w:type="dxa" w:w="927"/>
             <w:vAlign w:val="center"/>
           </w:tcPr>
           <w:p>
@@ -508,7 +486,7 @@
         </w:tc>
         <w:tc>
           <w:tcPr>
-            <w:tcW w:type="dxa" w:w="850"/>
+            <w:tcW w:type="dxa" w:w="927"/>
             <w:vAlign w:val="center"/>
           </w:tcPr>
           <w:p>
@@ -527,7 +505,7 @@
         </w:tc>
         <w:tc>
           <w:tcPr>
-            <w:tcW w:type="dxa" w:w="850"/>
+            <w:tcW w:type="dxa" w:w="927"/>
             <w:vAlign w:val="center"/>
           </w:tcPr>
           <w:p>
@@ -546,7 +524,7 @@
         </w:tc>
         <w:tc>
           <w:tcPr>
-            <w:tcW w:type="dxa" w:w="850"/>
+            <w:tcW w:type="dxa" w:w="927"/>
             <w:vAlign w:val="center"/>
           </w:tcPr>
           <w:p>
@@ -565,7 +543,7 @@
         </w:tc>
         <w:tc>
           <w:tcPr>
-            <w:tcW w:type="dxa" w:w="850"/>
+            <w:tcW w:type="dxa" w:w="927"/>
             <w:vAlign w:val="center"/>
           </w:tcPr>
           <w:p>
@@ -584,7 +562,7 @@
         </w:tc>
         <w:tc>
           <w:tcPr>
-            <w:tcW w:type="dxa" w:w="850"/>
+            <w:tcW w:type="dxa" w:w="927"/>
             <w:vAlign w:val="center"/>
           </w:tcPr>
           <w:p>
@@ -603,7 +581,7 @@
         </w:tc>
         <w:tc>
           <w:tcPr>
-            <w:tcW w:type="dxa" w:w="850"/>
+            <w:tcW w:type="dxa" w:w="927"/>
             <w:vAlign w:val="center"/>
           </w:tcPr>
           <w:p>
@@ -622,7 +600,7 @@
         </w:tc>
         <w:tc>
           <w:tcPr>
-            <w:tcW w:type="dxa" w:w="850"/>
+            <w:tcW w:type="dxa" w:w="927"/>
             <w:vAlign w:val="center"/>
           </w:tcPr>
           <w:p>
@@ -639,31 +617,11 @@
             </w:r>
           </w:p>
         </w:tc>
-        <w:tc>
-          <w:tcPr>
-            <w:tcW w:type="dxa" w:w="850"/>
-            <w:vAlign w:val="center"/>
-            <w:shd w:fill="C6E0B4"/>
-          </w:tcPr>
-          <w:p>
-            <w:pPr>
-              <w:jc w:val="center"/>
-            </w:pPr>
-            <w:r/>
-            <w:r>
-              <w:rPr>
-                <w:b w:val="0"/>
-                <w:sz w:val="10"/>
-              </w:rPr>
-              <w:t>CUMPLE</w:t>
-            </w:r>
-          </w:p>
-        </w:tc>
       </w:tr>
       <w:tr>
         <w:tc>
           <w:tcPr>
-            <w:tcW w:type="dxa" w:w="850"/>
+            <w:tcW w:type="dxa" w:w="927"/>
             <w:vAlign w:val="center"/>
             <w:shd w:fill="FFD966"/>
           </w:tcPr>
@@ -683,7 +641,7 @@
         </w:tc>
         <w:tc>
           <w:tcPr>
-            <w:tcW w:type="dxa" w:w="850"/>
+            <w:tcW w:type="dxa" w:w="927"/>
             <w:vAlign w:val="center"/>
           </w:tcPr>
           <w:p>
@@ -702,7 +660,7 @@
         </w:tc>
         <w:tc>
           <w:tcPr>
-            <w:tcW w:type="dxa" w:w="850"/>
+            <w:tcW w:type="dxa" w:w="927"/>
             <w:vAlign w:val="center"/>
           </w:tcPr>
           <w:p>
@@ -721,7 +679,7 @@
         </w:tc>
         <w:tc>
           <w:tcPr>
-            <w:tcW w:type="dxa" w:w="850"/>
+            <w:tcW w:type="dxa" w:w="927"/>
             <w:vAlign w:val="center"/>
           </w:tcPr>
           <w:p>
@@ -740,7 +698,7 @@
         </w:tc>
         <w:tc>
           <w:tcPr>
-            <w:tcW w:type="dxa" w:w="850"/>
+            <w:tcW w:type="dxa" w:w="927"/>
             <w:vAlign w:val="center"/>
           </w:tcPr>
           <w:p>
@@ -759,7 +717,7 @@
         </w:tc>
         <w:tc>
           <w:tcPr>
-            <w:tcW w:type="dxa" w:w="850"/>
+            <w:tcW w:type="dxa" w:w="927"/>
             <w:vAlign w:val="center"/>
           </w:tcPr>
           <w:p>
@@ -778,7 +736,7 @@
         </w:tc>
         <w:tc>
           <w:tcPr>
-            <w:tcW w:type="dxa" w:w="850"/>
+            <w:tcW w:type="dxa" w:w="927"/>
             <w:vAlign w:val="center"/>
           </w:tcPr>
           <w:p>
@@ -797,7 +755,7 @@
         </w:tc>
         <w:tc>
           <w:tcPr>
-            <w:tcW w:type="dxa" w:w="850"/>
+            <w:tcW w:type="dxa" w:w="927"/>
             <w:vAlign w:val="center"/>
           </w:tcPr>
           <w:p>
@@ -816,7 +774,7 @@
         </w:tc>
         <w:tc>
           <w:tcPr>
-            <w:tcW w:type="dxa" w:w="850"/>
+            <w:tcW w:type="dxa" w:w="927"/>
             <w:vAlign w:val="center"/>
           </w:tcPr>
           <w:p>
@@ -835,7 +793,7 @@
         </w:tc>
         <w:tc>
           <w:tcPr>
-            <w:tcW w:type="dxa" w:w="850"/>
+            <w:tcW w:type="dxa" w:w="927"/>
             <w:vAlign w:val="center"/>
           </w:tcPr>
           <w:p>
@@ -854,7 +812,7 @@
         </w:tc>
         <w:tc>
           <w:tcPr>
-            <w:tcW w:type="dxa" w:w="850"/>
+            <w:tcW w:type="dxa" w:w="927"/>
             <w:vAlign w:val="center"/>
           </w:tcPr>
           <w:p>
@@ -871,31 +829,11 @@
             </w:r>
           </w:p>
         </w:tc>
-        <w:tc>
-          <w:tcPr>
-            <w:tcW w:type="dxa" w:w="850"/>
-            <w:vAlign w:val="center"/>
-            <w:shd w:fill="C6E0B4"/>
-          </w:tcPr>
-          <w:p>
-            <w:pPr>
-              <w:jc w:val="center"/>
-            </w:pPr>
-            <w:r/>
-            <w:r>
-              <w:rPr>
-                <w:b w:val="0"/>
-                <w:sz w:val="10"/>
-              </w:rPr>
-              <w:t>CUMPLE</w:t>
-            </w:r>
-          </w:p>
-        </w:tc>
       </w:tr>
       <w:tr>
         <w:tc>
           <w:tcPr>
-            <w:tcW w:type="dxa" w:w="850"/>
+            <w:tcW w:type="dxa" w:w="927"/>
             <w:vAlign w:val="center"/>
             <w:shd w:fill="FFF2CC"/>
           </w:tcPr>
@@ -915,7 +853,7 @@
         </w:tc>
         <w:tc>
           <w:tcPr>
-            <w:tcW w:type="dxa" w:w="850"/>
+            <w:tcW w:type="dxa" w:w="927"/>
             <w:vAlign w:val="center"/>
           </w:tcPr>
           <w:p>
@@ -934,7 +872,7 @@
         </w:tc>
         <w:tc>
           <w:tcPr>
-            <w:tcW w:type="dxa" w:w="850"/>
+            <w:tcW w:type="dxa" w:w="927"/>
             <w:vAlign w:val="center"/>
           </w:tcPr>
           <w:p>
@@ -953,7 +891,7 @@
         </w:tc>
         <w:tc>
           <w:tcPr>
-            <w:tcW w:type="dxa" w:w="850"/>
+            <w:tcW w:type="dxa" w:w="927"/>
             <w:vAlign w:val="center"/>
           </w:tcPr>
           <w:p>
@@ -972,7 +910,7 @@
         </w:tc>
         <w:tc>
           <w:tcPr>
-            <w:tcW w:type="dxa" w:w="850"/>
+            <w:tcW w:type="dxa" w:w="927"/>
             <w:vAlign w:val="center"/>
           </w:tcPr>
           <w:p>
@@ -991,7 +929,7 @@
         </w:tc>
         <w:tc>
           <w:tcPr>
-            <w:tcW w:type="dxa" w:w="850"/>
+            <w:tcW w:type="dxa" w:w="927"/>
             <w:vAlign w:val="center"/>
           </w:tcPr>
           <w:p>
@@ -1010,7 +948,7 @@
         </w:tc>
         <w:tc>
           <w:tcPr>
-            <w:tcW w:type="dxa" w:w="850"/>
+            <w:tcW w:type="dxa" w:w="927"/>
             <w:vAlign w:val="center"/>
           </w:tcPr>
           <w:p>
@@ -1029,7 +967,7 @@
         </w:tc>
         <w:tc>
           <w:tcPr>
-            <w:tcW w:type="dxa" w:w="850"/>
+            <w:tcW w:type="dxa" w:w="927"/>
             <w:vAlign w:val="center"/>
           </w:tcPr>
           <w:p>
@@ -1048,7 +986,7 @@
         </w:tc>
         <w:tc>
           <w:tcPr>
-            <w:tcW w:type="dxa" w:w="850"/>
+            <w:tcW w:type="dxa" w:w="927"/>
             <w:vAlign w:val="center"/>
           </w:tcPr>
           <w:p>
@@ -1067,7 +1005,7 @@
         </w:tc>
         <w:tc>
           <w:tcPr>
-            <w:tcW w:type="dxa" w:w="850"/>
+            <w:tcW w:type="dxa" w:w="927"/>
             <w:vAlign w:val="center"/>
           </w:tcPr>
           <w:p>
@@ -1086,7 +1024,7 @@
         </w:tc>
         <w:tc>
           <w:tcPr>
-            <w:tcW w:type="dxa" w:w="850"/>
+            <w:tcW w:type="dxa" w:w="927"/>
             <w:vAlign w:val="center"/>
           </w:tcPr>
           <w:p>
@@ -1103,31 +1041,11 @@
             </w:r>
           </w:p>
         </w:tc>
-        <w:tc>
-          <w:tcPr>
-            <w:tcW w:type="dxa" w:w="850"/>
-            <w:vAlign w:val="center"/>
-            <w:shd w:fill="C6E0B4"/>
-          </w:tcPr>
-          <w:p>
-            <w:pPr>
-              <w:jc w:val="center"/>
-            </w:pPr>
-            <w:r/>
-            <w:r>
-              <w:rPr>
-                <w:b w:val="0"/>
-                <w:sz w:val="10"/>
-              </w:rPr>
-              <w:t>CUMPLE</w:t>
-            </w:r>
-          </w:p>
-        </w:tc>
       </w:tr>
       <w:tr>
         <w:tc>
           <w:tcPr>
-            <w:tcW w:type="dxa" w:w="850"/>
+            <w:tcW w:type="dxa" w:w="927"/>
             <w:vAlign w:val="center"/>
             <w:shd w:fill="E2F0D9"/>
           </w:tcPr>
@@ -1147,7 +1065,7 @@
         </w:tc>
         <w:tc>
           <w:tcPr>
-            <w:tcW w:type="dxa" w:w="850"/>
+            <w:tcW w:type="dxa" w:w="927"/>
             <w:vAlign w:val="center"/>
           </w:tcPr>
           <w:p>
@@ -1166,7 +1084,7 @@
         </w:tc>
         <w:tc>
           <w:tcPr>
-            <w:tcW w:type="dxa" w:w="850"/>
+            <w:tcW w:type="dxa" w:w="927"/>
             <w:vAlign w:val="center"/>
           </w:tcPr>
           <w:p>
@@ -1185,7 +1103,7 @@
         </w:tc>
         <w:tc>
           <w:tcPr>
-            <w:tcW w:type="dxa" w:w="850"/>
+            <w:tcW w:type="dxa" w:w="927"/>
             <w:vAlign w:val="center"/>
           </w:tcPr>
           <w:p>
@@ -1204,7 +1122,7 @@
         </w:tc>
         <w:tc>
           <w:tcPr>
-            <w:tcW w:type="dxa" w:w="850"/>
+            <w:tcW w:type="dxa" w:w="927"/>
             <w:vAlign w:val="center"/>
           </w:tcPr>
           <w:p>
@@ -1223,7 +1141,7 @@
         </w:tc>
         <w:tc>
           <w:tcPr>
-            <w:tcW w:type="dxa" w:w="850"/>
+            <w:tcW w:type="dxa" w:w="927"/>
             <w:vAlign w:val="center"/>
           </w:tcPr>
           <w:p>
@@ -1242,7 +1160,7 @@
         </w:tc>
         <w:tc>
           <w:tcPr>
-            <w:tcW w:type="dxa" w:w="850"/>
+            <w:tcW w:type="dxa" w:w="927"/>
             <w:vAlign w:val="center"/>
           </w:tcPr>
           <w:p>
@@ -1261,7 +1179,7 @@
         </w:tc>
         <w:tc>
           <w:tcPr>
-            <w:tcW w:type="dxa" w:w="850"/>
+            <w:tcW w:type="dxa" w:w="927"/>
             <w:vAlign w:val="center"/>
           </w:tcPr>
           <w:p>
@@ -1280,7 +1198,7 @@
         </w:tc>
         <w:tc>
           <w:tcPr>
-            <w:tcW w:type="dxa" w:w="850"/>
+            <w:tcW w:type="dxa" w:w="927"/>
             <w:vAlign w:val="center"/>
           </w:tcPr>
           <w:p>
@@ -1299,7 +1217,7 @@
         </w:tc>
         <w:tc>
           <w:tcPr>
-            <w:tcW w:type="dxa" w:w="850"/>
+            <w:tcW w:type="dxa" w:w="927"/>
             <w:vAlign w:val="center"/>
           </w:tcPr>
           <w:p>
@@ -1318,7 +1236,7 @@
         </w:tc>
         <w:tc>
           <w:tcPr>
-            <w:tcW w:type="dxa" w:w="850"/>
+            <w:tcW w:type="dxa" w:w="927"/>
             <w:vAlign w:val="center"/>
           </w:tcPr>
           <w:p>
@@ -1335,31 +1253,11 @@
             </w:r>
           </w:p>
         </w:tc>
-        <w:tc>
-          <w:tcPr>
-            <w:tcW w:type="dxa" w:w="850"/>
-            <w:vAlign w:val="center"/>
-            <w:shd w:fill="F4CCCC"/>
-          </w:tcPr>
-          <w:p>
-            <w:pPr>
-              <w:jc w:val="center"/>
-            </w:pPr>
-            <w:r/>
-            <w:r>
-              <w:rPr>
-                <w:b w:val="0"/>
-                <w:sz w:val="10"/>
-              </w:rPr>
-              <w:t>NO CUMPLE</w:t>
-            </w:r>
-          </w:p>
-        </w:tc>
       </w:tr>
       <w:tr>
         <w:tc>
           <w:tcPr>
-            <w:tcW w:type="dxa" w:w="850"/>
+            <w:tcW w:type="dxa" w:w="927"/>
             <w:vAlign w:val="center"/>
             <w:shd w:fill="C6E0B4"/>
           </w:tcPr>
@@ -1379,7 +1277,7 @@
         </w:tc>
         <w:tc>
           <w:tcPr>
-            <w:tcW w:type="dxa" w:w="850"/>
+            <w:tcW w:type="dxa" w:w="927"/>
             <w:vAlign w:val="center"/>
           </w:tcPr>
           <w:p>
@@ -1398,7 +1296,7 @@
         </w:tc>
         <w:tc>
           <w:tcPr>
-            <w:tcW w:type="dxa" w:w="850"/>
+            <w:tcW w:type="dxa" w:w="927"/>
             <w:vAlign w:val="center"/>
           </w:tcPr>
           <w:p>
@@ -1417,7 +1315,7 @@
         </w:tc>
         <w:tc>
           <w:tcPr>
-            <w:tcW w:type="dxa" w:w="850"/>
+            <w:tcW w:type="dxa" w:w="927"/>
             <w:vAlign w:val="center"/>
           </w:tcPr>
           <w:p>
@@ -1436,7 +1334,7 @@
         </w:tc>
         <w:tc>
           <w:tcPr>
-            <w:tcW w:type="dxa" w:w="850"/>
+            <w:tcW w:type="dxa" w:w="927"/>
             <w:vAlign w:val="center"/>
           </w:tcPr>
           <w:p>
@@ -1455,7 +1353,7 @@
         </w:tc>
         <w:tc>
           <w:tcPr>
-            <w:tcW w:type="dxa" w:w="850"/>
+            <w:tcW w:type="dxa" w:w="927"/>
             <w:vAlign w:val="center"/>
           </w:tcPr>
           <w:p>
@@ -1474,7 +1372,7 @@
         </w:tc>
         <w:tc>
           <w:tcPr>
-            <w:tcW w:type="dxa" w:w="850"/>
+            <w:tcW w:type="dxa" w:w="927"/>
             <w:vAlign w:val="center"/>
           </w:tcPr>
           <w:p>
@@ -1493,7 +1391,7 @@
         </w:tc>
         <w:tc>
           <w:tcPr>
-            <w:tcW w:type="dxa" w:w="850"/>
+            <w:tcW w:type="dxa" w:w="927"/>
             <w:vAlign w:val="center"/>
           </w:tcPr>
           <w:p>
@@ -1512,7 +1410,7 @@
         </w:tc>
         <w:tc>
           <w:tcPr>
-            <w:tcW w:type="dxa" w:w="850"/>
+            <w:tcW w:type="dxa" w:w="927"/>
             <w:vAlign w:val="center"/>
           </w:tcPr>
           <w:p>
@@ -1531,7 +1429,7 @@
         </w:tc>
         <w:tc>
           <w:tcPr>
-            <w:tcW w:type="dxa" w:w="850"/>
+            <w:tcW w:type="dxa" w:w="927"/>
             <w:vAlign w:val="center"/>
           </w:tcPr>
           <w:p>
@@ -1550,7 +1448,7 @@
         </w:tc>
         <w:tc>
           <w:tcPr>
-            <w:tcW w:type="dxa" w:w="850"/>
+            <w:tcW w:type="dxa" w:w="927"/>
             <w:vAlign w:val="center"/>
           </w:tcPr>
           <w:p>
@@ -1567,31 +1465,11 @@
             </w:r>
           </w:p>
         </w:tc>
-        <w:tc>
-          <w:tcPr>
-            <w:tcW w:type="dxa" w:w="850"/>
-            <w:vAlign w:val="center"/>
-            <w:shd w:fill="F4CCCC"/>
-          </w:tcPr>
-          <w:p>
-            <w:pPr>
-              <w:jc w:val="center"/>
-            </w:pPr>
-            <w:r/>
-            <w:r>
-              <w:rPr>
-                <w:b w:val="0"/>
-                <w:sz w:val="10"/>
-              </w:rPr>
-              <w:t>NO CUMPLE</w:t>
-            </w:r>
-          </w:p>
-        </w:tc>
       </w:tr>
       <w:tr>
         <w:tc>
           <w:tcPr>
-            <w:tcW w:type="dxa" w:w="850"/>
+            <w:tcW w:type="dxa" w:w="927"/>
             <w:vAlign w:val="center"/>
             <w:shd w:fill="A5A5A5"/>
           </w:tcPr>
@@ -1611,7 +1489,7 @@
         </w:tc>
         <w:tc>
           <w:tcPr>
-            <w:tcW w:type="dxa" w:w="850"/>
+            <w:tcW w:type="dxa" w:w="927"/>
             <w:vAlign w:val="center"/>
           </w:tcPr>
           <w:p>
@@ -1630,7 +1508,7 @@
         </w:tc>
         <w:tc>
           <w:tcPr>
-            <w:tcW w:type="dxa" w:w="850"/>
+            <w:tcW w:type="dxa" w:w="927"/>
             <w:vAlign w:val="center"/>
           </w:tcPr>
           <w:p>
@@ -1649,7 +1527,7 @@
         </w:tc>
         <w:tc>
           <w:tcPr>
-            <w:tcW w:type="dxa" w:w="850"/>
+            <w:tcW w:type="dxa" w:w="927"/>
             <w:vAlign w:val="center"/>
           </w:tcPr>
           <w:p>
@@ -1668,7 +1546,7 @@
         </w:tc>
         <w:tc>
           <w:tcPr>
-            <w:tcW w:type="dxa" w:w="850"/>
+            <w:tcW w:type="dxa" w:w="927"/>
             <w:vAlign w:val="center"/>
           </w:tcPr>
           <w:p>
@@ -1687,7 +1565,7 @@
         </w:tc>
         <w:tc>
           <w:tcPr>
-            <w:tcW w:type="dxa" w:w="850"/>
+            <w:tcW w:type="dxa" w:w="927"/>
             <w:vAlign w:val="center"/>
           </w:tcPr>
           <w:p>
@@ -1706,7 +1584,7 @@
         </w:tc>
         <w:tc>
           <w:tcPr>
-            <w:tcW w:type="dxa" w:w="850"/>
+            <w:tcW w:type="dxa" w:w="927"/>
             <w:vAlign w:val="center"/>
           </w:tcPr>
           <w:p>
@@ -1725,7 +1603,7 @@
         </w:tc>
         <w:tc>
           <w:tcPr>
-            <w:tcW w:type="dxa" w:w="850"/>
+            <w:tcW w:type="dxa" w:w="927"/>
             <w:vAlign w:val="center"/>
           </w:tcPr>
           <w:p>
@@ -1744,7 +1622,7 @@
         </w:tc>
         <w:tc>
           <w:tcPr>
-            <w:tcW w:type="dxa" w:w="850"/>
+            <w:tcW w:type="dxa" w:w="927"/>
             <w:vAlign w:val="center"/>
           </w:tcPr>
           <w:p>
@@ -1763,7 +1641,7 @@
         </w:tc>
         <w:tc>
           <w:tcPr>
-            <w:tcW w:type="dxa" w:w="850"/>
+            <w:tcW w:type="dxa" w:w="927"/>
             <w:vAlign w:val="center"/>
           </w:tcPr>
           <w:p>
@@ -1782,7 +1660,7 @@
         </w:tc>
         <w:tc>
           <w:tcPr>
-            <w:tcW w:type="dxa" w:w="850"/>
+            <w:tcW w:type="dxa" w:w="927"/>
             <w:vAlign w:val="center"/>
           </w:tcPr>
           <w:p>
@@ -1799,31 +1677,11 @@
             </w:r>
           </w:p>
         </w:tc>
-        <w:tc>
-          <w:tcPr>
-            <w:tcW w:type="dxa" w:w="850"/>
-            <w:vAlign w:val="center"/>
-            <w:shd w:fill="F4CCCC"/>
-          </w:tcPr>
-          <w:p>
-            <w:pPr>
-              <w:jc w:val="center"/>
-            </w:pPr>
-            <w:r/>
-            <w:r>
-              <w:rPr>
-                <w:b w:val="0"/>
-                <w:sz w:val="10"/>
-              </w:rPr>
-              <w:t>NO CUMPLE</w:t>
-            </w:r>
-          </w:p>
-        </w:tc>
       </w:tr>
       <w:tr>
         <w:tc>
           <w:tcPr>
-            <w:tcW w:type="dxa" w:w="850"/>
+            <w:tcW w:type="dxa" w:w="927"/>
             <w:vAlign w:val="center"/>
             <w:shd w:fill="D9EAD3"/>
           </w:tcPr>
@@ -1843,7 +1701,7 @@
         </w:tc>
         <w:tc>
           <w:tcPr>
-            <w:tcW w:type="dxa" w:w="850"/>
+            <w:tcW w:type="dxa" w:w="927"/>
             <w:vAlign w:val="center"/>
           </w:tcPr>
           <w:p>
@@ -1862,7 +1720,7 @@
         </w:tc>
         <w:tc>
           <w:tcPr>
-            <w:tcW w:type="dxa" w:w="850"/>
+            <w:tcW w:type="dxa" w:w="927"/>
             <w:vAlign w:val="center"/>
           </w:tcPr>
           <w:p>
@@ -1881,7 +1739,7 @@
         </w:tc>
         <w:tc>
           <w:tcPr>
-            <w:tcW w:type="dxa" w:w="850"/>
+            <w:tcW w:type="dxa" w:w="927"/>
             <w:vAlign w:val="center"/>
           </w:tcPr>
           <w:p>
@@ -1900,7 +1758,7 @@
         </w:tc>
         <w:tc>
           <w:tcPr>
-            <w:tcW w:type="dxa" w:w="850"/>
+            <w:tcW w:type="dxa" w:w="927"/>
             <w:vAlign w:val="center"/>
           </w:tcPr>
           <w:p>
@@ -1919,7 +1777,7 @@
         </w:tc>
         <w:tc>
           <w:tcPr>
-            <w:tcW w:type="dxa" w:w="850"/>
+            <w:tcW w:type="dxa" w:w="927"/>
             <w:vAlign w:val="center"/>
           </w:tcPr>
           <w:p>
@@ -1938,7 +1796,7 @@
         </w:tc>
         <w:tc>
           <w:tcPr>
-            <w:tcW w:type="dxa" w:w="850"/>
+            <w:tcW w:type="dxa" w:w="927"/>
             <w:vAlign w:val="center"/>
           </w:tcPr>
           <w:p>
@@ -1957,7 +1815,7 @@
         </w:tc>
         <w:tc>
           <w:tcPr>
-            <w:tcW w:type="dxa" w:w="850"/>
+            <w:tcW w:type="dxa" w:w="927"/>
             <w:vAlign w:val="center"/>
           </w:tcPr>
           <w:p>
@@ -1976,7 +1834,7 @@
         </w:tc>
         <w:tc>
           <w:tcPr>
-            <w:tcW w:type="dxa" w:w="850"/>
+            <w:tcW w:type="dxa" w:w="927"/>
             <w:vAlign w:val="center"/>
           </w:tcPr>
           <w:p>
@@ -1995,7 +1853,7 @@
         </w:tc>
         <w:tc>
           <w:tcPr>
-            <w:tcW w:type="dxa" w:w="850"/>
+            <w:tcW w:type="dxa" w:w="927"/>
             <w:vAlign w:val="center"/>
           </w:tcPr>
           <w:p>
@@ -2014,7 +1872,7 @@
         </w:tc>
         <w:tc>
           <w:tcPr>
-            <w:tcW w:type="dxa" w:w="850"/>
+            <w:tcW w:type="dxa" w:w="927"/>
             <w:vAlign w:val="center"/>
           </w:tcPr>
           <w:p>
@@ -2031,26 +1889,6 @@
             </w:r>
           </w:p>
         </w:tc>
-        <w:tc>
-          <w:tcPr>
-            <w:tcW w:type="dxa" w:w="850"/>
-            <w:vAlign w:val="center"/>
-            <w:shd w:fill="F4CCCC"/>
-          </w:tcPr>
-          <w:p>
-            <w:pPr>
-              <w:jc w:val="center"/>
-            </w:pPr>
-            <w:r/>
-            <w:r>
-              <w:rPr>
-                <w:b w:val="0"/>
-                <w:sz w:val="10"/>
-              </w:rPr>
-              <w:t>NO CUMPLE</w:t>
-            </w:r>
-          </w:p>
-        </w:tc>
       </w:tr>
     </w:tbl>
     <w:p>
@@ -2060,1463 +1898,6 @@
       </w:pPr>
       <w:r>
         <w:t>Vigas de rigidez VR1, VR N1, VR2, VR3 y VRAUX</w:t>
-      </w:r>
-    </w:p>
-    <w:tbl>
-      <w:tblPr>
-        <w:tblW w:type="auto" w:w="0"/>
-        <w:jc w:val="center"/>
-        <w:tblLook w:firstColumn="1" w:firstRow="1" w:lastColumn="0" w:lastRow="0" w:noHBand="0" w:noVBand="1" w:val="04A0"/>
-        <w:tblBorders>
-          <w:top w:val="single" w:sz="4" w:color="808080"/>
-          <w:left w:val="single" w:sz="4" w:color="808080"/>
-          <w:bottom w:val="single" w:sz="4" w:color="808080"/>
-          <w:right w:val="single" w:sz="4" w:color="808080"/>
-          <w:insideH w:val="single" w:sz="4" w:color="808080"/>
-          <w:insideV w:val="single" w:sz="4" w:color="808080"/>
-        </w:tblBorders>
-      </w:tblPr>
-      <w:tblGrid>
-        <w:gridCol w:w="850"/>
-        <w:gridCol w:w="850"/>
-        <w:gridCol w:w="850"/>
-        <w:gridCol w:w="850"/>
-        <w:gridCol w:w="850"/>
-        <w:gridCol w:w="850"/>
-        <w:gridCol w:w="850"/>
-        <w:gridCol w:w="850"/>
-        <w:gridCol w:w="850"/>
-        <w:gridCol w:w="850"/>
-        <w:gridCol w:w="850"/>
-        <w:gridCol w:w="850"/>
-      </w:tblGrid>
-      <w:tr>
-        <w:tc>
-          <w:tcPr>
-            <w:tcW w:type="dxa" w:w="850"/>
-            <w:vAlign w:val="center"/>
-            <w:shd w:fill="17365D"/>
-          </w:tcPr>
-          <w:p>
-            <w:pPr>
-              <w:jc w:val="center"/>
-            </w:pPr>
-            <w:r/>
-            <w:r>
-              <w:rPr>
-                <w:b/>
-                <w:color w:val="FFFFFF"/>
-                <w:sz w:val="10"/>
-              </w:rPr>
-              <w:t>Grupo</w:t>
-            </w:r>
-          </w:p>
-        </w:tc>
-        <w:tc>
-          <w:tcPr>
-            <w:tcW w:type="dxa" w:w="850"/>
-            <w:vAlign w:val="center"/>
-            <w:shd w:fill="17365D"/>
-          </w:tcPr>
-          <w:p>
-            <w:pPr>
-              <w:jc w:val="center"/>
-            </w:pPr>
-            <w:r/>
-            <w:r>
-              <w:rPr>
-                <w:b/>
-                <w:color w:val="FFFFFF"/>
-                <w:sz w:val="10"/>
-              </w:rPr>
-              <w:t>Frame</w:t>
-            </w:r>
-          </w:p>
-        </w:tc>
-        <w:tc>
-          <w:tcPr>
-            <w:tcW w:type="dxa" w:w="850"/>
-            <w:vAlign w:val="center"/>
-            <w:shd w:fill="17365D"/>
-          </w:tcPr>
-          <w:p>
-            <w:pPr>
-              <w:jc w:val="center"/>
-            </w:pPr>
-            <w:r/>
-            <w:r>
-              <w:rPr>
-                <w:b/>
-                <w:color w:val="FFFFFF"/>
-                <w:sz w:val="10"/>
-              </w:rPr>
-              <w:t>N vigas</w:t>
-            </w:r>
-          </w:p>
-        </w:tc>
-        <w:tc>
-          <w:tcPr>
-            <w:tcW w:type="dxa" w:w="850"/>
-            <w:vAlign w:val="center"/>
-            <w:shd w:fill="17365D"/>
-          </w:tcPr>
-          <w:p>
-            <w:pPr>
-              <w:jc w:val="center"/>
-            </w:pPr>
-            <w:r/>
-            <w:r>
-              <w:rPr>
-                <w:b/>
-                <w:color w:val="FFFFFF"/>
-                <w:sz w:val="10"/>
-              </w:rPr>
-              <w:t>Sección</w:t>
-            </w:r>
-          </w:p>
-        </w:tc>
-        <w:tc>
-          <w:tcPr>
-            <w:tcW w:type="dxa" w:w="850"/>
-            <w:vAlign w:val="center"/>
-            <w:shd w:fill="17365D"/>
-          </w:tcPr>
-          <w:p>
-            <w:pPr>
-              <w:jc w:val="center"/>
-            </w:pPr>
-            <w:r/>
-            <w:r>
-              <w:rPr>
-                <w:b/>
-                <w:color w:val="FFFFFF"/>
-                <w:sz w:val="10"/>
-              </w:rPr>
-              <w:t>Ln mín–máx (m)</w:t>
-            </w:r>
-          </w:p>
-        </w:tc>
-        <w:tc>
-          <w:tcPr>
-            <w:tcW w:type="dxa" w:w="850"/>
-            <w:vAlign w:val="center"/>
-            <w:shd w:fill="17365D"/>
-          </w:tcPr>
-          <w:p>
-            <w:pPr>
-              <w:jc w:val="center"/>
-            </w:pPr>
-            <w:r/>
-            <w:r>
-              <w:rPr>
-                <w:b/>
-                <w:color w:val="FFFFFF"/>
-                <w:sz w:val="10"/>
-              </w:rPr>
-              <w:t>Mu− (kN·m)</w:t>
-            </w:r>
-          </w:p>
-        </w:tc>
-        <w:tc>
-          <w:tcPr>
-            <w:tcW w:type="dxa" w:w="850"/>
-            <w:vAlign w:val="center"/>
-            <w:shd w:fill="17365D"/>
-          </w:tcPr>
-          <w:p>
-            <w:pPr>
-              <w:jc w:val="center"/>
-            </w:pPr>
-            <w:r/>
-            <w:r>
-              <w:rPr>
-                <w:b/>
-                <w:color w:val="FFFFFF"/>
-                <w:sz w:val="10"/>
-              </w:rPr>
-              <w:t>Mu+ (kN·m)</w:t>
-            </w:r>
-          </w:p>
-        </w:tc>
-        <w:tc>
-          <w:tcPr>
-            <w:tcW w:type="dxa" w:w="850"/>
-            <w:vAlign w:val="center"/>
-            <w:shd w:fill="17365D"/>
-          </w:tcPr>
-          <w:p>
-            <w:pPr>
-              <w:jc w:val="center"/>
-            </w:pPr>
-            <w:r/>
-            <w:r>
-              <w:rPr>
-                <w:b/>
-                <w:color w:val="FFFFFF"/>
-                <w:sz w:val="10"/>
-              </w:rPr>
-              <w:t>Vu ENVCORT (kN)</w:t>
-            </w:r>
-          </w:p>
-        </w:tc>
-        <w:tc>
-          <w:tcPr>
-            <w:tcW w:type="dxa" w:w="850"/>
-            <w:vAlign w:val="center"/>
-            <w:shd w:fill="17365D"/>
-          </w:tcPr>
-          <w:p>
-            <w:pPr>
-              <w:jc w:val="center"/>
-            </w:pPr>
-            <w:r/>
-            <w:r>
-              <w:rPr>
-                <w:b/>
-                <w:color w:val="FFFFFF"/>
-                <w:sz w:val="10"/>
-              </w:rPr>
-              <w:t>Vu diseño (kN)</w:t>
-            </w:r>
-          </w:p>
-        </w:tc>
-        <w:tc>
-          <w:tcPr>
-            <w:tcW w:type="dxa" w:w="850"/>
-            <w:vAlign w:val="center"/>
-            <w:shd w:fill="17365D"/>
-          </w:tcPr>
-          <w:p>
-            <w:pPr>
-              <w:jc w:val="center"/>
-            </w:pPr>
-            <w:r/>
-            <w:r>
-              <w:rPr>
-                <w:b/>
-                <w:color w:val="FFFFFF"/>
-                <w:sz w:val="10"/>
-              </w:rPr>
-              <w:t>Tu diseño (kN·m)</w:t>
-            </w:r>
-          </w:p>
-        </w:tc>
-        <w:tc>
-          <w:tcPr>
-            <w:tcW w:type="dxa" w:w="850"/>
-            <w:vAlign w:val="center"/>
-            <w:shd w:fill="17365D"/>
-          </w:tcPr>
-          <w:p>
-            <w:pPr>
-              <w:jc w:val="center"/>
-            </w:pPr>
-            <w:r/>
-            <w:r>
-              <w:rPr>
-                <w:b/>
-                <w:color w:val="FFFFFF"/>
-                <w:sz w:val="10"/>
-              </w:rPr>
-              <w:t>Estribo</w:t>
-            </w:r>
-          </w:p>
-        </w:tc>
-        <w:tc>
-          <w:tcPr>
-            <w:tcW w:type="dxa" w:w="850"/>
-            <w:vAlign w:val="center"/>
-            <w:shd w:fill="17365D"/>
-          </w:tcPr>
-          <w:p>
-            <w:pPr>
-              <w:jc w:val="center"/>
-            </w:pPr>
-            <w:r/>
-            <w:r>
-              <w:rPr>
-                <w:b/>
-                <w:color w:val="FFFFFF"/>
-                <w:sz w:val="10"/>
-              </w:rPr>
-              <w:t>Estado</w:t>
-            </w:r>
-          </w:p>
-        </w:tc>
-      </w:tr>
-      <w:tr>
-        <w:tc>
-          <w:tcPr>
-            <w:tcW w:type="dxa" w:w="850"/>
-            <w:vAlign w:val="center"/>
-            <w:shd w:fill="DDEBF7"/>
-          </w:tcPr>
-          <w:p>
-            <w:pPr>
-              <w:jc w:val="center"/>
-            </w:pPr>
-            <w:r/>
-            <w:r>
-              <w:rPr>
-                <w:b w:val="0"/>
-                <w:sz w:val="10"/>
-              </w:rPr>
-              <w:t>VR1</w:t>
-            </w:r>
-          </w:p>
-        </w:tc>
-        <w:tc>
-          <w:tcPr>
-            <w:tcW w:type="dxa" w:w="850"/>
-            <w:vAlign w:val="center"/>
-          </w:tcPr>
-          <w:p>
-            <w:pPr>
-              <w:jc w:val="center"/>
-            </w:pPr>
-            <w:r/>
-            <w:r>
-              <w:rPr>
-                <w:b w:val="0"/>
-                <w:sz w:val="10"/>
-              </w:rPr>
-              <w:t>250</w:t>
-            </w:r>
-          </w:p>
-        </w:tc>
-        <w:tc>
-          <w:tcPr>
-            <w:tcW w:type="dxa" w:w="850"/>
-            <w:vAlign w:val="center"/>
-          </w:tcPr>
-          <w:p>
-            <w:pPr>
-              <w:jc w:val="center"/>
-            </w:pPr>
-            <w:r/>
-            <w:r>
-              <w:rPr>
-                <w:b w:val="0"/>
-                <w:sz w:val="10"/>
-              </w:rPr>
-              <w:t>80</w:t>
-            </w:r>
-          </w:p>
-        </w:tc>
-        <w:tc>
-          <w:tcPr>
-            <w:tcW w:type="dxa" w:w="850"/>
-            <w:vAlign w:val="center"/>
-          </w:tcPr>
-          <w:p>
-            <w:pPr>
-              <w:jc w:val="center"/>
-            </w:pPr>
-            <w:r/>
-            <w:r>
-              <w:rPr>
-                <w:b w:val="0"/>
-                <w:sz w:val="10"/>
-              </w:rPr>
-              <w:t>500×550</w:t>
-            </w:r>
-          </w:p>
-        </w:tc>
-        <w:tc>
-          <w:tcPr>
-            <w:tcW w:type="dxa" w:w="850"/>
-            <w:vAlign w:val="center"/>
-          </w:tcPr>
-          <w:p>
-            <w:pPr>
-              <w:jc w:val="center"/>
-            </w:pPr>
-            <w:r/>
-            <w:r>
-              <w:rPr>
-                <w:b w:val="0"/>
-                <w:sz w:val="10"/>
-              </w:rPr>
-              <w:t>3,4–3,4</w:t>
-            </w:r>
-          </w:p>
-        </w:tc>
-        <w:tc>
-          <w:tcPr>
-            <w:tcW w:type="dxa" w:w="850"/>
-            <w:vAlign w:val="center"/>
-          </w:tcPr>
-          <w:p>
-            <w:pPr>
-              <w:jc w:val="center"/>
-            </w:pPr>
-            <w:r/>
-            <w:r>
-              <w:rPr>
-                <w:b w:val="0"/>
-                <w:sz w:val="10"/>
-              </w:rPr>
-              <w:t>179,0934</w:t>
-            </w:r>
-          </w:p>
-        </w:tc>
-        <w:tc>
-          <w:tcPr>
-            <w:tcW w:type="dxa" w:w="850"/>
-            <w:vAlign w:val="center"/>
-          </w:tcPr>
-          <w:p>
-            <w:pPr>
-              <w:jc w:val="center"/>
-            </w:pPr>
-            <w:r/>
-            <w:r>
-              <w:rPr>
-                <w:b w:val="0"/>
-                <w:sz w:val="10"/>
-              </w:rPr>
-              <w:t>119,3315</w:t>
-            </w:r>
-          </w:p>
-        </w:tc>
-        <w:tc>
-          <w:tcPr>
-            <w:tcW w:type="dxa" w:w="850"/>
-            <w:vAlign w:val="center"/>
-          </w:tcPr>
-          <w:p>
-            <w:pPr>
-              <w:jc w:val="center"/>
-            </w:pPr>
-            <w:r/>
-            <w:r>
-              <w:rPr>
-                <w:b w:val="0"/>
-                <w:sz w:val="10"/>
-              </w:rPr>
-              <w:t>405,204</w:t>
-            </w:r>
-          </w:p>
-        </w:tc>
-        <w:tc>
-          <w:tcPr>
-            <w:tcW w:type="dxa" w:w="850"/>
-            <w:vAlign w:val="center"/>
-          </w:tcPr>
-          <w:p>
-            <w:pPr>
-              <w:jc w:val="center"/>
-            </w:pPr>
-            <w:r/>
-            <w:r>
-              <w:rPr>
-                <w:b w:val="0"/>
-                <w:sz w:val="10"/>
-              </w:rPr>
-              <w:t>405,204</w:t>
-            </w:r>
-          </w:p>
-        </w:tc>
-        <w:tc>
-          <w:tcPr>
-            <w:tcW w:type="dxa" w:w="850"/>
-            <w:vAlign w:val="center"/>
-          </w:tcPr>
-          <w:p>
-            <w:pPr>
-              <w:jc w:val="center"/>
-            </w:pPr>
-            <w:r/>
-            <w:r>
-              <w:rPr>
-                <w:b w:val="0"/>
-                <w:sz w:val="10"/>
-              </w:rPr>
-              <w:t>9,2478</w:t>
-            </w:r>
-          </w:p>
-        </w:tc>
-        <w:tc>
-          <w:tcPr>
-            <w:tcW w:type="dxa" w:w="850"/>
-            <w:vAlign w:val="center"/>
-          </w:tcPr>
-          <w:p>
-            <w:pPr>
-              <w:jc w:val="center"/>
-            </w:pPr>
-            <w:r/>
-            <w:r>
-              <w:rPr>
-                <w:b w:val="0"/>
-                <w:sz w:val="10"/>
-              </w:rPr>
-              <w:t>Nº3 cerrado</w:t>
-            </w:r>
-          </w:p>
-        </w:tc>
-        <w:tc>
-          <w:tcPr>
-            <w:tcW w:type="dxa" w:w="850"/>
-            <w:vAlign w:val="center"/>
-            <w:shd w:fill="C6E0B4"/>
-          </w:tcPr>
-          <w:p>
-            <w:pPr>
-              <w:jc w:val="center"/>
-            </w:pPr>
-            <w:r/>
-            <w:r>
-              <w:rPr>
-                <w:b w:val="0"/>
-                <w:sz w:val="10"/>
-              </w:rPr>
-              <w:t>CUMPLE</w:t>
-            </w:r>
-          </w:p>
-        </w:tc>
-      </w:tr>
-      <w:tr>
-        <w:tc>
-          <w:tcPr>
-            <w:tcW w:type="dxa" w:w="850"/>
-            <w:vAlign w:val="center"/>
-            <w:shd w:fill="BDD7EE"/>
-          </w:tcPr>
-          <w:p>
-            <w:pPr>
-              <w:jc w:val="center"/>
-            </w:pPr>
-            <w:r/>
-            <w:r>
-              <w:rPr>
-                <w:b w:val="0"/>
-                <w:sz w:val="10"/>
-              </w:rPr>
-              <w:t>VR N1</w:t>
-            </w:r>
-          </w:p>
-        </w:tc>
-        <w:tc>
-          <w:tcPr>
-            <w:tcW w:type="dxa" w:w="850"/>
-            <w:vAlign w:val="center"/>
-          </w:tcPr>
-          <w:p>
-            <w:pPr>
-              <w:jc w:val="center"/>
-            </w:pPr>
-            <w:r/>
-            <w:r>
-              <w:rPr>
-                <w:b w:val="0"/>
-                <w:sz w:val="10"/>
-              </w:rPr>
-              <w:t>52</w:t>
-            </w:r>
-          </w:p>
-        </w:tc>
-        <w:tc>
-          <w:tcPr>
-            <w:tcW w:type="dxa" w:w="850"/>
-            <w:vAlign w:val="center"/>
-          </w:tcPr>
-          <w:p>
-            <w:pPr>
-              <w:jc w:val="center"/>
-            </w:pPr>
-            <w:r/>
-            <w:r>
-              <w:rPr>
-                <w:b w:val="0"/>
-                <w:sz w:val="10"/>
-              </w:rPr>
-              <w:t>22</w:t>
-            </w:r>
-          </w:p>
-        </w:tc>
-        <w:tc>
-          <w:tcPr>
-            <w:tcW w:type="dxa" w:w="850"/>
-            <w:vAlign w:val="center"/>
-          </w:tcPr>
-          <w:p>
-            <w:pPr>
-              <w:jc w:val="center"/>
-            </w:pPr>
-            <w:r/>
-            <w:r>
-              <w:rPr>
-                <w:b w:val="0"/>
-                <w:sz w:val="10"/>
-              </w:rPr>
-              <w:t>500×550</w:t>
-            </w:r>
-          </w:p>
-        </w:tc>
-        <w:tc>
-          <w:tcPr>
-            <w:tcW w:type="dxa" w:w="850"/>
-            <w:vAlign w:val="center"/>
-          </w:tcPr>
-          <w:p>
-            <w:pPr>
-              <w:jc w:val="center"/>
-            </w:pPr>
-            <w:r/>
-            <w:r>
-              <w:rPr>
-                <w:b w:val="0"/>
-                <w:sz w:val="10"/>
-              </w:rPr>
-              <w:t>2–4,9</w:t>
-            </w:r>
-          </w:p>
-        </w:tc>
-        <w:tc>
-          <w:tcPr>
-            <w:tcW w:type="dxa" w:w="850"/>
-            <w:vAlign w:val="center"/>
-          </w:tcPr>
-          <w:p>
-            <w:pPr>
-              <w:jc w:val="center"/>
-            </w:pPr>
-            <w:r/>
-            <w:r>
-              <w:rPr>
-                <w:b w:val="0"/>
-                <w:sz w:val="10"/>
-              </w:rPr>
-              <w:t>175,8938</w:t>
-            </w:r>
-          </w:p>
-        </w:tc>
-        <w:tc>
-          <w:tcPr>
-            <w:tcW w:type="dxa" w:w="850"/>
-            <w:vAlign w:val="center"/>
-          </w:tcPr>
-          <w:p>
-            <w:pPr>
-              <w:jc w:val="center"/>
-            </w:pPr>
-            <w:r/>
-            <w:r>
-              <w:rPr>
-                <w:b w:val="0"/>
-                <w:sz w:val="10"/>
-              </w:rPr>
-              <w:t>143,3015</w:t>
-            </w:r>
-          </w:p>
-        </w:tc>
-        <w:tc>
-          <w:tcPr>
-            <w:tcW w:type="dxa" w:w="850"/>
-            <w:vAlign w:val="center"/>
-          </w:tcPr>
-          <w:p>
-            <w:pPr>
-              <w:jc w:val="center"/>
-            </w:pPr>
-            <w:r/>
-            <w:r>
-              <w:rPr>
-                <w:b w:val="0"/>
-                <w:sz w:val="10"/>
-              </w:rPr>
-              <w:t>634,574</w:t>
-            </w:r>
-          </w:p>
-        </w:tc>
-        <w:tc>
-          <w:tcPr>
-            <w:tcW w:type="dxa" w:w="850"/>
-            <w:vAlign w:val="center"/>
-          </w:tcPr>
-          <w:p>
-            <w:pPr>
-              <w:jc w:val="center"/>
-            </w:pPr>
-            <w:r/>
-            <w:r>
-              <w:rPr>
-                <w:b w:val="0"/>
-                <w:sz w:val="10"/>
-              </w:rPr>
-              <w:t>634,574</w:t>
-            </w:r>
-          </w:p>
-        </w:tc>
-        <w:tc>
-          <w:tcPr>
-            <w:tcW w:type="dxa" w:w="850"/>
-            <w:vAlign w:val="center"/>
-          </w:tcPr>
-          <w:p>
-            <w:pPr>
-              <w:jc w:val="center"/>
-            </w:pPr>
-            <w:r/>
-            <w:r>
-              <w:rPr>
-                <w:b w:val="0"/>
-                <w:sz w:val="10"/>
-              </w:rPr>
-              <w:t>10,9368</w:t>
-            </w:r>
-          </w:p>
-        </w:tc>
-        <w:tc>
-          <w:tcPr>
-            <w:tcW w:type="dxa" w:w="850"/>
-            <w:vAlign w:val="center"/>
-          </w:tcPr>
-          <w:p>
-            <w:pPr>
-              <w:jc w:val="center"/>
-            </w:pPr>
-            <w:r/>
-            <w:r>
-              <w:rPr>
-                <w:b w:val="0"/>
-                <w:sz w:val="10"/>
-              </w:rPr>
-              <w:t>Nº4 cerrado</w:t>
-            </w:r>
-          </w:p>
-        </w:tc>
-        <w:tc>
-          <w:tcPr>
-            <w:tcW w:type="dxa" w:w="850"/>
-            <w:vAlign w:val="center"/>
-            <w:shd w:fill="C6E0B4"/>
-          </w:tcPr>
-          <w:p>
-            <w:pPr>
-              <w:jc w:val="center"/>
-            </w:pPr>
-            <w:r/>
-            <w:r>
-              <w:rPr>
-                <w:b w:val="0"/>
-                <w:sz w:val="10"/>
-              </w:rPr>
-              <w:t>CUMPLE</w:t>
-            </w:r>
-          </w:p>
-        </w:tc>
-      </w:tr>
-      <w:tr>
-        <w:tc>
-          <w:tcPr>
-            <w:tcW w:type="dxa" w:w="850"/>
-            <w:vAlign w:val="center"/>
-            <w:shd w:fill="9DC3E6"/>
-          </w:tcPr>
-          <w:p>
-            <w:pPr>
-              <w:jc w:val="center"/>
-            </w:pPr>
-            <w:r/>
-            <w:r>
-              <w:rPr>
-                <w:b w:val="0"/>
-                <w:sz w:val="10"/>
-              </w:rPr>
-              <w:t>VR2</w:t>
-            </w:r>
-          </w:p>
-        </w:tc>
-        <w:tc>
-          <w:tcPr>
-            <w:tcW w:type="dxa" w:w="850"/>
-            <w:vAlign w:val="center"/>
-          </w:tcPr>
-          <w:p>
-            <w:pPr>
-              <w:jc w:val="center"/>
-            </w:pPr>
-            <w:r/>
-            <w:r>
-              <w:rPr>
-                <w:b w:val="0"/>
-                <w:sz w:val="10"/>
-              </w:rPr>
-              <w:t>152</w:t>
-            </w:r>
-          </w:p>
-        </w:tc>
-        <w:tc>
-          <w:tcPr>
-            <w:tcW w:type="dxa" w:w="850"/>
-            <w:vAlign w:val="center"/>
-          </w:tcPr>
-          <w:p>
-            <w:pPr>
-              <w:jc w:val="center"/>
-            </w:pPr>
-            <w:r/>
-            <w:r>
-              <w:rPr>
-                <w:b w:val="0"/>
-                <w:sz w:val="10"/>
-              </w:rPr>
-              <w:t>140</w:t>
-            </w:r>
-          </w:p>
-        </w:tc>
-        <w:tc>
-          <w:tcPr>
-            <w:tcW w:type="dxa" w:w="850"/>
-            <w:vAlign w:val="center"/>
-          </w:tcPr>
-          <w:p>
-            <w:pPr>
-              <w:jc w:val="center"/>
-            </w:pPr>
-            <w:r/>
-            <w:r>
-              <w:rPr>
-                <w:b w:val="0"/>
-                <w:sz w:val="10"/>
-              </w:rPr>
-              <w:t>500×550</w:t>
-            </w:r>
-          </w:p>
-        </w:tc>
-        <w:tc>
-          <w:tcPr>
-            <w:tcW w:type="dxa" w:w="850"/>
-            <w:vAlign w:val="center"/>
-          </w:tcPr>
-          <w:p>
-            <w:pPr>
-              <w:jc w:val="center"/>
-            </w:pPr>
-            <w:r/>
-            <w:r>
-              <w:rPr>
-                <w:b w:val="0"/>
-                <w:sz w:val="10"/>
-              </w:rPr>
-              <w:t>0,9–3,57612</w:t>
-            </w:r>
-          </w:p>
-        </w:tc>
-        <w:tc>
-          <w:tcPr>
-            <w:tcW w:type="dxa" w:w="850"/>
-            <w:vAlign w:val="center"/>
-          </w:tcPr>
-          <w:p>
-            <w:pPr>
-              <w:jc w:val="center"/>
-            </w:pPr>
-            <w:r/>
-            <w:r>
-              <w:rPr>
-                <w:b w:val="0"/>
-                <w:sz w:val="10"/>
-              </w:rPr>
-              <w:t>71,2977</w:t>
-            </w:r>
-          </w:p>
-        </w:tc>
-        <w:tc>
-          <w:tcPr>
-            <w:tcW w:type="dxa" w:w="850"/>
-            <w:vAlign w:val="center"/>
-          </w:tcPr>
-          <w:p>
-            <w:pPr>
-              <w:jc w:val="center"/>
-            </w:pPr>
-            <w:r/>
-            <w:r>
-              <w:rPr>
-                <w:b w:val="0"/>
-                <w:sz w:val="10"/>
-              </w:rPr>
-              <w:t>0,1306</w:t>
-            </w:r>
-          </w:p>
-        </w:tc>
-        <w:tc>
-          <w:tcPr>
-            <w:tcW w:type="dxa" w:w="850"/>
-            <w:vAlign w:val="center"/>
-          </w:tcPr>
-          <w:p>
-            <w:pPr>
-              <w:jc w:val="center"/>
-            </w:pPr>
-            <w:r/>
-            <w:r>
-              <w:rPr>
-                <w:b w:val="0"/>
-                <w:sz w:val="10"/>
-              </w:rPr>
-              <w:t>101,022</w:t>
-            </w:r>
-          </w:p>
-        </w:tc>
-        <w:tc>
-          <w:tcPr>
-            <w:tcW w:type="dxa" w:w="850"/>
-            <w:vAlign w:val="center"/>
-          </w:tcPr>
-          <w:p>
-            <w:pPr>
-              <w:jc w:val="center"/>
-            </w:pPr>
-            <w:r/>
-            <w:r>
-              <w:rPr>
-                <w:b w:val="0"/>
-                <w:sz w:val="10"/>
-              </w:rPr>
-              <w:t>595,438207</w:t>
-            </w:r>
-          </w:p>
-        </w:tc>
-        <w:tc>
-          <w:tcPr>
-            <w:tcW w:type="dxa" w:w="850"/>
-            <w:vAlign w:val="center"/>
-          </w:tcPr>
-          <w:p>
-            <w:pPr>
-              <w:jc w:val="center"/>
-            </w:pPr>
-            <w:r/>
-            <w:r>
-              <w:rPr>
-                <w:b w:val="0"/>
-                <w:sz w:val="10"/>
-              </w:rPr>
-              <w:t>140,6649</w:t>
-            </w:r>
-          </w:p>
-        </w:tc>
-        <w:tc>
-          <w:tcPr>
-            <w:tcW w:type="dxa" w:w="850"/>
-            <w:vAlign w:val="center"/>
-          </w:tcPr>
-          <w:p>
-            <w:pPr>
-              <w:jc w:val="center"/>
-            </w:pPr>
-            <w:r/>
-            <w:r>
-              <w:rPr>
-                <w:b w:val="0"/>
-                <w:sz w:val="10"/>
-              </w:rPr>
-              <w:t>Nº4 cerrado</w:t>
-            </w:r>
-          </w:p>
-        </w:tc>
-        <w:tc>
-          <w:tcPr>
-            <w:tcW w:type="dxa" w:w="850"/>
-            <w:vAlign w:val="center"/>
-            <w:shd w:fill="F4CCCC"/>
-          </w:tcPr>
-          <w:p>
-            <w:pPr>
-              <w:jc w:val="center"/>
-            </w:pPr>
-            <w:r/>
-            <w:r>
-              <w:rPr>
-                <w:b w:val="0"/>
-                <w:sz w:val="10"/>
-              </w:rPr>
-              <w:t>NO CUMPLE</w:t>
-            </w:r>
-          </w:p>
-        </w:tc>
-      </w:tr>
-      <w:tr>
-        <w:tc>
-          <w:tcPr>
-            <w:tcW w:type="dxa" w:w="850"/>
-            <w:vAlign w:val="center"/>
-            <w:shd w:fill="5B9BD5"/>
-          </w:tcPr>
-          <w:p>
-            <w:pPr>
-              <w:jc w:val="center"/>
-            </w:pPr>
-            <w:r/>
-            <w:r>
-              <w:rPr>
-                <w:b w:val="0"/>
-                <w:sz w:val="10"/>
-              </w:rPr>
-              <w:t>VR3</w:t>
-            </w:r>
-          </w:p>
-        </w:tc>
-        <w:tc>
-          <w:tcPr>
-            <w:tcW w:type="dxa" w:w="850"/>
-            <w:vAlign w:val="center"/>
-          </w:tcPr>
-          <w:p>
-            <w:pPr>
-              <w:jc w:val="center"/>
-            </w:pPr>
-            <w:r/>
-            <w:r>
-              <w:rPr>
-                <w:b w:val="0"/>
-                <w:sz w:val="10"/>
-              </w:rPr>
-              <w:t>151</w:t>
-            </w:r>
-          </w:p>
-        </w:tc>
-        <w:tc>
-          <w:tcPr>
-            <w:tcW w:type="dxa" w:w="850"/>
-            <w:vAlign w:val="center"/>
-          </w:tcPr>
-          <w:p>
-            <w:pPr>
-              <w:jc w:val="center"/>
-            </w:pPr>
-            <w:r/>
-            <w:r>
-              <w:rPr>
-                <w:b w:val="0"/>
-                <w:sz w:val="10"/>
-              </w:rPr>
-              <w:t>70</w:t>
-            </w:r>
-          </w:p>
-        </w:tc>
-        <w:tc>
-          <w:tcPr>
-            <w:tcW w:type="dxa" w:w="850"/>
-            <w:vAlign w:val="center"/>
-          </w:tcPr>
-          <w:p>
-            <w:pPr>
-              <w:jc w:val="center"/>
-            </w:pPr>
-            <w:r/>
-            <w:r>
-              <w:rPr>
-                <w:b w:val="0"/>
-                <w:sz w:val="10"/>
-              </w:rPr>
-              <w:t>500×550</w:t>
-            </w:r>
-          </w:p>
-        </w:tc>
-        <w:tc>
-          <w:tcPr>
-            <w:tcW w:type="dxa" w:w="850"/>
-            <w:vAlign w:val="center"/>
-          </w:tcPr>
-          <w:p>
-            <w:pPr>
-              <w:jc w:val="center"/>
-            </w:pPr>
-            <w:r/>
-            <w:r>
-              <w:rPr>
-                <w:b w:val="0"/>
-                <w:sz w:val="10"/>
-              </w:rPr>
-              <w:t>0,9–3,4</w:t>
-            </w:r>
-          </w:p>
-        </w:tc>
-        <w:tc>
-          <w:tcPr>
-            <w:tcW w:type="dxa" w:w="850"/>
-            <w:vAlign w:val="center"/>
-          </w:tcPr>
-          <w:p>
-            <w:pPr>
-              <w:jc w:val="center"/>
-            </w:pPr>
-            <w:r/>
-            <w:r>
-              <w:rPr>
-                <w:b w:val="0"/>
-                <w:sz w:val="10"/>
-              </w:rPr>
-              <w:t>92,4286</w:t>
-            </w:r>
-          </w:p>
-        </w:tc>
-        <w:tc>
-          <w:tcPr>
-            <w:tcW w:type="dxa" w:w="850"/>
-            <w:vAlign w:val="center"/>
-          </w:tcPr>
-          <w:p>
-            <w:pPr>
-              <w:jc w:val="center"/>
-            </w:pPr>
-            <w:r/>
-            <w:r>
-              <w:rPr>
-                <w:b w:val="0"/>
-                <w:sz w:val="10"/>
-              </w:rPr>
-              <w:t>5,8361</w:t>
-            </w:r>
-          </w:p>
-        </w:tc>
-        <w:tc>
-          <w:tcPr>
-            <w:tcW w:type="dxa" w:w="850"/>
-            <w:vAlign w:val="center"/>
-          </w:tcPr>
-          <w:p>
-            <w:pPr>
-              <w:jc w:val="center"/>
-            </w:pPr>
-            <w:r/>
-            <w:r>
-              <w:rPr>
-                <w:b w:val="0"/>
-                <w:sz w:val="10"/>
-              </w:rPr>
-              <w:t>72,314</w:t>
-            </w:r>
-          </w:p>
-        </w:tc>
-        <w:tc>
-          <w:tcPr>
-            <w:tcW w:type="dxa" w:w="850"/>
-            <w:vAlign w:val="center"/>
-          </w:tcPr>
-          <w:p>
-            <w:pPr>
-              <w:jc w:val="center"/>
-            </w:pPr>
-            <w:r/>
-            <w:r>
-              <w:rPr>
-                <w:b w:val="0"/>
-                <w:sz w:val="10"/>
-              </w:rPr>
-              <w:t>614,889207</w:t>
-            </w:r>
-          </w:p>
-        </w:tc>
-        <w:tc>
-          <w:tcPr>
-            <w:tcW w:type="dxa" w:w="850"/>
-            <w:vAlign w:val="center"/>
-          </w:tcPr>
-          <w:p>
-            <w:pPr>
-              <w:jc w:val="center"/>
-            </w:pPr>
-            <w:r/>
-            <w:r>
-              <w:rPr>
-                <w:b w:val="0"/>
-                <w:sz w:val="10"/>
-              </w:rPr>
-              <w:t>175,765</w:t>
-            </w:r>
-          </w:p>
-        </w:tc>
-        <w:tc>
-          <w:tcPr>
-            <w:tcW w:type="dxa" w:w="850"/>
-            <w:vAlign w:val="center"/>
-          </w:tcPr>
-          <w:p>
-            <w:pPr>
-              <w:jc w:val="center"/>
-            </w:pPr>
-            <w:r/>
-            <w:r>
-              <w:rPr>
-                <w:b w:val="0"/>
-                <w:sz w:val="10"/>
-              </w:rPr>
-              <w:t>Nº4 cerrado (referencia)</w:t>
-            </w:r>
-          </w:p>
-        </w:tc>
-        <w:tc>
-          <w:tcPr>
-            <w:tcW w:type="dxa" w:w="850"/>
-            <w:vAlign w:val="center"/>
-            <w:shd w:fill="F4CCCC"/>
-          </w:tcPr>
-          <w:p>
-            <w:pPr>
-              <w:jc w:val="center"/>
-            </w:pPr>
-            <w:r/>
-            <w:r>
-              <w:rPr>
-                <w:b w:val="0"/>
-                <w:sz w:val="10"/>
-              </w:rPr>
-              <w:t>NO CUMPLE</w:t>
-            </w:r>
-          </w:p>
-        </w:tc>
-      </w:tr>
-      <w:tr>
-        <w:tc>
-          <w:tcPr>
-            <w:tcW w:type="dxa" w:w="850"/>
-            <w:vAlign w:val="center"/>
-            <w:shd w:fill="A9D18E"/>
-          </w:tcPr>
-          <w:p>
-            <w:pPr>
-              <w:jc w:val="center"/>
-            </w:pPr>
-            <w:r/>
-            <w:r>
-              <w:rPr>
-                <w:b w:val="0"/>
-                <w:sz w:val="10"/>
-              </w:rPr>
-              <w:t>VRAUX</w:t>
-            </w:r>
-          </w:p>
-        </w:tc>
-        <w:tc>
-          <w:tcPr>
-            <w:tcW w:type="dxa" w:w="850"/>
-            <w:vAlign w:val="center"/>
-          </w:tcPr>
-          <w:p>
-            <w:pPr>
-              <w:jc w:val="center"/>
-            </w:pPr>
-            <w:r/>
-            <w:r>
-              <w:rPr>
-                <w:b w:val="0"/>
-                <w:sz w:val="10"/>
-              </w:rPr>
-              <w:t>109</w:t>
-            </w:r>
-          </w:p>
-        </w:tc>
-        <w:tc>
-          <w:tcPr>
-            <w:tcW w:type="dxa" w:w="850"/>
-            <w:vAlign w:val="center"/>
-          </w:tcPr>
-          <w:p>
-            <w:pPr>
-              <w:jc w:val="center"/>
-            </w:pPr>
-            <w:r/>
-            <w:r>
-              <w:rPr>
-                <w:b w:val="0"/>
-                <w:sz w:val="10"/>
-              </w:rPr>
-              <w:t>40</w:t>
-            </w:r>
-          </w:p>
-        </w:tc>
-        <w:tc>
-          <w:tcPr>
-            <w:tcW w:type="dxa" w:w="850"/>
-            <w:vAlign w:val="center"/>
-          </w:tcPr>
-          <w:p>
-            <w:pPr>
-              <w:jc w:val="center"/>
-            </w:pPr>
-            <w:r/>
-            <w:r>
-              <w:rPr>
-                <w:b w:val="0"/>
-                <w:sz w:val="10"/>
-              </w:rPr>
-              <w:t>450×550</w:t>
-            </w:r>
-          </w:p>
-        </w:tc>
-        <w:tc>
-          <w:tcPr>
-            <w:tcW w:type="dxa" w:w="850"/>
-            <w:vAlign w:val="center"/>
-          </w:tcPr>
-          <w:p>
-            <w:pPr>
-              <w:jc w:val="center"/>
-            </w:pPr>
-            <w:r/>
-            <w:r>
-              <w:rPr>
-                <w:b w:val="0"/>
-                <w:sz w:val="10"/>
-              </w:rPr>
-              <w:t>1,9–2</w:t>
-            </w:r>
-          </w:p>
-        </w:tc>
-        <w:tc>
-          <w:tcPr>
-            <w:tcW w:type="dxa" w:w="850"/>
-            <w:vAlign w:val="center"/>
-          </w:tcPr>
-          <w:p>
-            <w:pPr>
-              <w:jc w:val="center"/>
-            </w:pPr>
-            <w:r/>
-            <w:r>
-              <w:rPr>
-                <w:b w:val="0"/>
-                <w:sz w:val="10"/>
-              </w:rPr>
-              <w:t>48,9168</w:t>
-            </w:r>
-          </w:p>
-        </w:tc>
-        <w:tc>
-          <w:tcPr>
-            <w:tcW w:type="dxa" w:w="850"/>
-            <w:vAlign w:val="center"/>
-          </w:tcPr>
-          <w:p>
-            <w:pPr>
-              <w:jc w:val="center"/>
-            </w:pPr>
-            <w:r/>
-            <w:r>
-              <w:rPr>
-                <w:b w:val="0"/>
-                <w:sz w:val="10"/>
-              </w:rPr>
-              <w:t>41,186</w:t>
-            </w:r>
-          </w:p>
-        </w:tc>
-        <w:tc>
-          <w:tcPr>
-            <w:tcW w:type="dxa" w:w="850"/>
-            <w:vAlign w:val="center"/>
-          </w:tcPr>
-          <w:p>
-            <w:pPr>
-              <w:jc w:val="center"/>
-            </w:pPr>
-            <w:r/>
-            <w:r>
-              <w:rPr>
-                <w:b w:val="0"/>
-                <w:sz w:val="10"/>
-              </w:rPr>
-              <w:t>169,702</w:t>
-            </w:r>
-          </w:p>
-        </w:tc>
-        <w:tc>
-          <w:tcPr>
-            <w:tcW w:type="dxa" w:w="850"/>
-            <w:vAlign w:val="center"/>
-          </w:tcPr>
-          <w:p>
-            <w:pPr>
-              <w:jc w:val="center"/>
-            </w:pPr>
-            <w:r/>
-            <w:r>
-              <w:rPr>
-                <w:b w:val="0"/>
-                <w:sz w:val="10"/>
-              </w:rPr>
-              <w:t>249,936229</w:t>
-            </w:r>
-          </w:p>
-        </w:tc>
-        <w:tc>
-          <w:tcPr>
-            <w:tcW w:type="dxa" w:w="850"/>
-            <w:vAlign w:val="center"/>
-          </w:tcPr>
-          <w:p>
-            <w:pPr>
-              <w:jc w:val="center"/>
-            </w:pPr>
-            <w:r/>
-            <w:r>
-              <w:rPr>
-                <w:b w:val="0"/>
-                <w:sz w:val="10"/>
-              </w:rPr>
-              <w:t>16,9698</w:t>
-            </w:r>
-          </w:p>
-        </w:tc>
-        <w:tc>
-          <w:tcPr>
-            <w:tcW w:type="dxa" w:w="850"/>
-            <w:vAlign w:val="center"/>
-          </w:tcPr>
-          <w:p>
-            <w:pPr>
-              <w:jc w:val="center"/>
-            </w:pPr>
-            <w:r/>
-            <w:r>
-              <w:rPr>
-                <w:b w:val="0"/>
-                <w:sz w:val="10"/>
-              </w:rPr>
-              <w:t>Nº3 cerrado</w:t>
-            </w:r>
-          </w:p>
-        </w:tc>
-        <w:tc>
-          <w:tcPr>
-            <w:tcW w:type="dxa" w:w="850"/>
-            <w:vAlign w:val="center"/>
-            <w:shd w:fill="C6E0B4"/>
-          </w:tcPr>
-          <w:p>
-            <w:pPr>
-              <w:jc w:val="center"/>
-            </w:pPr>
-            <w:r/>
-            <w:r>
-              <w:rPr>
-                <w:b w:val="0"/>
-                <w:sz w:val="10"/>
-              </w:rPr>
-              <w:t>CUMPLE</w:t>
-            </w:r>
-          </w:p>
-        </w:tc>
-      </w:tr>
-    </w:tbl>
-    <w:p>
-      <w:pPr>
-        <w:pStyle w:val="Heading2"/>
-        <w:spacing w:before="160" w:after="80"/>
-      </w:pPr>
-      <w:r>
-        <w:t>Armado y estribos del frame gobernante por grupo</w:t>
-      </w:r>
-    </w:p>
-    <w:p>
-      <w:r>
-        <w:t>El armado y los controles indicados son los de la fila gobernante de cada grupo en el Excel final. El estado de grupo exige además que todos sus frames individuales satisfagan los controles.</w:t>
       </w:r>
     </w:p>
     <w:tbl>
@@ -3562,7 +1943,7 @@
               <w:rPr>
                 <w:b/>
                 <w:color w:val="FFFFFF"/>
-                <w:sz w:val="11"/>
+                <w:sz w:val="10"/>
               </w:rPr>
               <w:t>Grupo</w:t>
             </w:r>
@@ -3583,6 +1964,1340 @@
               <w:rPr>
                 <w:b/>
                 <w:color w:val="FFFFFF"/>
+                <w:sz w:val="10"/>
+              </w:rPr>
+              <w:t>Frame</w:t>
+            </w:r>
+          </w:p>
+        </w:tc>
+        <w:tc>
+          <w:tcPr>
+            <w:tcW w:type="dxa" w:w="927"/>
+            <w:vAlign w:val="center"/>
+            <w:shd w:fill="17365D"/>
+          </w:tcPr>
+          <w:p>
+            <w:pPr>
+              <w:jc w:val="center"/>
+            </w:pPr>
+            <w:r/>
+            <w:r>
+              <w:rPr>
+                <w:b/>
+                <w:color w:val="FFFFFF"/>
+                <w:sz w:val="10"/>
+              </w:rPr>
+              <w:t>N vigas</w:t>
+            </w:r>
+          </w:p>
+        </w:tc>
+        <w:tc>
+          <w:tcPr>
+            <w:tcW w:type="dxa" w:w="927"/>
+            <w:vAlign w:val="center"/>
+            <w:shd w:fill="17365D"/>
+          </w:tcPr>
+          <w:p>
+            <w:pPr>
+              <w:jc w:val="center"/>
+            </w:pPr>
+            <w:r/>
+            <w:r>
+              <w:rPr>
+                <w:b/>
+                <w:color w:val="FFFFFF"/>
+                <w:sz w:val="10"/>
+              </w:rPr>
+              <w:t>Sección</w:t>
+            </w:r>
+          </w:p>
+        </w:tc>
+        <w:tc>
+          <w:tcPr>
+            <w:tcW w:type="dxa" w:w="927"/>
+            <w:vAlign w:val="center"/>
+            <w:shd w:fill="17365D"/>
+          </w:tcPr>
+          <w:p>
+            <w:pPr>
+              <w:jc w:val="center"/>
+            </w:pPr>
+            <w:r/>
+            <w:r>
+              <w:rPr>
+                <w:b/>
+                <w:color w:val="FFFFFF"/>
+                <w:sz w:val="10"/>
+              </w:rPr>
+              <w:t>Ln mín–máx (m)</w:t>
+            </w:r>
+          </w:p>
+        </w:tc>
+        <w:tc>
+          <w:tcPr>
+            <w:tcW w:type="dxa" w:w="927"/>
+            <w:vAlign w:val="center"/>
+            <w:shd w:fill="17365D"/>
+          </w:tcPr>
+          <w:p>
+            <w:pPr>
+              <w:jc w:val="center"/>
+            </w:pPr>
+            <w:r/>
+            <w:r>
+              <w:rPr>
+                <w:b/>
+                <w:color w:val="FFFFFF"/>
+                <w:sz w:val="10"/>
+              </w:rPr>
+              <w:t>Mu− (kN·m)</w:t>
+            </w:r>
+          </w:p>
+        </w:tc>
+        <w:tc>
+          <w:tcPr>
+            <w:tcW w:type="dxa" w:w="927"/>
+            <w:vAlign w:val="center"/>
+            <w:shd w:fill="17365D"/>
+          </w:tcPr>
+          <w:p>
+            <w:pPr>
+              <w:jc w:val="center"/>
+            </w:pPr>
+            <w:r/>
+            <w:r>
+              <w:rPr>
+                <w:b/>
+                <w:color w:val="FFFFFF"/>
+                <w:sz w:val="10"/>
+              </w:rPr>
+              <w:t>Mu+ (kN·m)</w:t>
+            </w:r>
+          </w:p>
+        </w:tc>
+        <w:tc>
+          <w:tcPr>
+            <w:tcW w:type="dxa" w:w="927"/>
+            <w:vAlign w:val="center"/>
+            <w:shd w:fill="17365D"/>
+          </w:tcPr>
+          <w:p>
+            <w:pPr>
+              <w:jc w:val="center"/>
+            </w:pPr>
+            <w:r/>
+            <w:r>
+              <w:rPr>
+                <w:b/>
+                <w:color w:val="FFFFFF"/>
+                <w:sz w:val="10"/>
+              </w:rPr>
+              <w:t>Vu ENVCORT (kN)</w:t>
+            </w:r>
+          </w:p>
+        </w:tc>
+        <w:tc>
+          <w:tcPr>
+            <w:tcW w:type="dxa" w:w="927"/>
+            <w:vAlign w:val="center"/>
+            <w:shd w:fill="17365D"/>
+          </w:tcPr>
+          <w:p>
+            <w:pPr>
+              <w:jc w:val="center"/>
+            </w:pPr>
+            <w:r/>
+            <w:r>
+              <w:rPr>
+                <w:b/>
+                <w:color w:val="FFFFFF"/>
+                <w:sz w:val="10"/>
+              </w:rPr>
+              <w:t>Vu diseño (kN)</w:t>
+            </w:r>
+          </w:p>
+        </w:tc>
+        <w:tc>
+          <w:tcPr>
+            <w:tcW w:type="dxa" w:w="927"/>
+            <w:vAlign w:val="center"/>
+            <w:shd w:fill="17365D"/>
+          </w:tcPr>
+          <w:p>
+            <w:pPr>
+              <w:jc w:val="center"/>
+            </w:pPr>
+            <w:r/>
+            <w:r>
+              <w:rPr>
+                <w:b/>
+                <w:color w:val="FFFFFF"/>
+                <w:sz w:val="10"/>
+              </w:rPr>
+              <w:t>Tu diseño (kN·m)</w:t>
+            </w:r>
+          </w:p>
+        </w:tc>
+        <w:tc>
+          <w:tcPr>
+            <w:tcW w:type="dxa" w:w="927"/>
+            <w:vAlign w:val="center"/>
+            <w:shd w:fill="17365D"/>
+          </w:tcPr>
+          <w:p>
+            <w:pPr>
+              <w:jc w:val="center"/>
+            </w:pPr>
+            <w:r/>
+            <w:r>
+              <w:rPr>
+                <w:b/>
+                <w:color w:val="FFFFFF"/>
+                <w:sz w:val="10"/>
+              </w:rPr>
+              <w:t>Estribo</w:t>
+            </w:r>
+          </w:p>
+        </w:tc>
+      </w:tr>
+      <w:tr>
+        <w:tc>
+          <w:tcPr>
+            <w:tcW w:type="dxa" w:w="927"/>
+            <w:vAlign w:val="center"/>
+            <w:shd w:fill="DDEBF7"/>
+          </w:tcPr>
+          <w:p>
+            <w:pPr>
+              <w:jc w:val="center"/>
+            </w:pPr>
+            <w:r/>
+            <w:r>
+              <w:rPr>
+                <w:b w:val="0"/>
+                <w:sz w:val="10"/>
+              </w:rPr>
+              <w:t>VR1</w:t>
+            </w:r>
+          </w:p>
+        </w:tc>
+        <w:tc>
+          <w:tcPr>
+            <w:tcW w:type="dxa" w:w="927"/>
+            <w:vAlign w:val="center"/>
+          </w:tcPr>
+          <w:p>
+            <w:pPr>
+              <w:jc w:val="center"/>
+            </w:pPr>
+            <w:r/>
+            <w:r>
+              <w:rPr>
+                <w:b w:val="0"/>
+                <w:sz w:val="10"/>
+              </w:rPr>
+              <w:t>250</w:t>
+            </w:r>
+          </w:p>
+        </w:tc>
+        <w:tc>
+          <w:tcPr>
+            <w:tcW w:type="dxa" w:w="927"/>
+            <w:vAlign w:val="center"/>
+          </w:tcPr>
+          <w:p>
+            <w:pPr>
+              <w:jc w:val="center"/>
+            </w:pPr>
+            <w:r/>
+            <w:r>
+              <w:rPr>
+                <w:b w:val="0"/>
+                <w:sz w:val="10"/>
+              </w:rPr>
+              <w:t>80</w:t>
+            </w:r>
+          </w:p>
+        </w:tc>
+        <w:tc>
+          <w:tcPr>
+            <w:tcW w:type="dxa" w:w="927"/>
+            <w:vAlign w:val="center"/>
+          </w:tcPr>
+          <w:p>
+            <w:pPr>
+              <w:jc w:val="center"/>
+            </w:pPr>
+            <w:r/>
+            <w:r>
+              <w:rPr>
+                <w:b w:val="0"/>
+                <w:sz w:val="10"/>
+              </w:rPr>
+              <w:t>500×550</w:t>
+            </w:r>
+          </w:p>
+        </w:tc>
+        <w:tc>
+          <w:tcPr>
+            <w:tcW w:type="dxa" w:w="927"/>
+            <w:vAlign w:val="center"/>
+          </w:tcPr>
+          <w:p>
+            <w:pPr>
+              <w:jc w:val="center"/>
+            </w:pPr>
+            <w:r/>
+            <w:r>
+              <w:rPr>
+                <w:b w:val="0"/>
+                <w:sz w:val="10"/>
+              </w:rPr>
+              <w:t>3,4–3,4</w:t>
+            </w:r>
+          </w:p>
+        </w:tc>
+        <w:tc>
+          <w:tcPr>
+            <w:tcW w:type="dxa" w:w="927"/>
+            <w:vAlign w:val="center"/>
+          </w:tcPr>
+          <w:p>
+            <w:pPr>
+              <w:jc w:val="center"/>
+            </w:pPr>
+            <w:r/>
+            <w:r>
+              <w:rPr>
+                <w:b w:val="0"/>
+                <w:sz w:val="10"/>
+              </w:rPr>
+              <w:t>179,0934</w:t>
+            </w:r>
+          </w:p>
+        </w:tc>
+        <w:tc>
+          <w:tcPr>
+            <w:tcW w:type="dxa" w:w="927"/>
+            <w:vAlign w:val="center"/>
+          </w:tcPr>
+          <w:p>
+            <w:pPr>
+              <w:jc w:val="center"/>
+            </w:pPr>
+            <w:r/>
+            <w:r>
+              <w:rPr>
+                <w:b w:val="0"/>
+                <w:sz w:val="10"/>
+              </w:rPr>
+              <w:t>119,3315</w:t>
+            </w:r>
+          </w:p>
+        </w:tc>
+        <w:tc>
+          <w:tcPr>
+            <w:tcW w:type="dxa" w:w="927"/>
+            <w:vAlign w:val="center"/>
+          </w:tcPr>
+          <w:p>
+            <w:pPr>
+              <w:jc w:val="center"/>
+            </w:pPr>
+            <w:r/>
+            <w:r>
+              <w:rPr>
+                <w:b w:val="0"/>
+                <w:sz w:val="10"/>
+              </w:rPr>
+              <w:t>405,204</w:t>
+            </w:r>
+          </w:p>
+        </w:tc>
+        <w:tc>
+          <w:tcPr>
+            <w:tcW w:type="dxa" w:w="927"/>
+            <w:vAlign w:val="center"/>
+          </w:tcPr>
+          <w:p>
+            <w:pPr>
+              <w:jc w:val="center"/>
+            </w:pPr>
+            <w:r/>
+            <w:r>
+              <w:rPr>
+                <w:b w:val="0"/>
+                <w:sz w:val="10"/>
+              </w:rPr>
+              <w:t>405,204</w:t>
+            </w:r>
+          </w:p>
+        </w:tc>
+        <w:tc>
+          <w:tcPr>
+            <w:tcW w:type="dxa" w:w="927"/>
+            <w:vAlign w:val="center"/>
+          </w:tcPr>
+          <w:p>
+            <w:pPr>
+              <w:jc w:val="center"/>
+            </w:pPr>
+            <w:r/>
+            <w:r>
+              <w:rPr>
+                <w:b w:val="0"/>
+                <w:sz w:val="10"/>
+              </w:rPr>
+              <w:t>9,2478</w:t>
+            </w:r>
+          </w:p>
+        </w:tc>
+        <w:tc>
+          <w:tcPr>
+            <w:tcW w:type="dxa" w:w="927"/>
+            <w:vAlign w:val="center"/>
+          </w:tcPr>
+          <w:p>
+            <w:pPr>
+              <w:jc w:val="center"/>
+            </w:pPr>
+            <w:r/>
+            <w:r>
+              <w:rPr>
+                <w:b w:val="0"/>
+                <w:sz w:val="10"/>
+              </w:rPr>
+              <w:t>Nº3 cerrado</w:t>
+            </w:r>
+          </w:p>
+        </w:tc>
+      </w:tr>
+      <w:tr>
+        <w:tc>
+          <w:tcPr>
+            <w:tcW w:type="dxa" w:w="927"/>
+            <w:vAlign w:val="center"/>
+            <w:shd w:fill="BDD7EE"/>
+          </w:tcPr>
+          <w:p>
+            <w:pPr>
+              <w:jc w:val="center"/>
+            </w:pPr>
+            <w:r/>
+            <w:r>
+              <w:rPr>
+                <w:b w:val="0"/>
+                <w:sz w:val="10"/>
+              </w:rPr>
+              <w:t>VR N1</w:t>
+            </w:r>
+          </w:p>
+        </w:tc>
+        <w:tc>
+          <w:tcPr>
+            <w:tcW w:type="dxa" w:w="927"/>
+            <w:vAlign w:val="center"/>
+          </w:tcPr>
+          <w:p>
+            <w:pPr>
+              <w:jc w:val="center"/>
+            </w:pPr>
+            <w:r/>
+            <w:r>
+              <w:rPr>
+                <w:b w:val="0"/>
+                <w:sz w:val="10"/>
+              </w:rPr>
+              <w:t>52</w:t>
+            </w:r>
+          </w:p>
+        </w:tc>
+        <w:tc>
+          <w:tcPr>
+            <w:tcW w:type="dxa" w:w="927"/>
+            <w:vAlign w:val="center"/>
+          </w:tcPr>
+          <w:p>
+            <w:pPr>
+              <w:jc w:val="center"/>
+            </w:pPr>
+            <w:r/>
+            <w:r>
+              <w:rPr>
+                <w:b w:val="0"/>
+                <w:sz w:val="10"/>
+              </w:rPr>
+              <w:t>22</w:t>
+            </w:r>
+          </w:p>
+        </w:tc>
+        <w:tc>
+          <w:tcPr>
+            <w:tcW w:type="dxa" w:w="927"/>
+            <w:vAlign w:val="center"/>
+          </w:tcPr>
+          <w:p>
+            <w:pPr>
+              <w:jc w:val="center"/>
+            </w:pPr>
+            <w:r/>
+            <w:r>
+              <w:rPr>
+                <w:b w:val="0"/>
+                <w:sz w:val="10"/>
+              </w:rPr>
+              <w:t>500×550</w:t>
+            </w:r>
+          </w:p>
+        </w:tc>
+        <w:tc>
+          <w:tcPr>
+            <w:tcW w:type="dxa" w:w="927"/>
+            <w:vAlign w:val="center"/>
+          </w:tcPr>
+          <w:p>
+            <w:pPr>
+              <w:jc w:val="center"/>
+            </w:pPr>
+            <w:r/>
+            <w:r>
+              <w:rPr>
+                <w:b w:val="0"/>
+                <w:sz w:val="10"/>
+              </w:rPr>
+              <w:t>2–4,9</w:t>
+            </w:r>
+          </w:p>
+        </w:tc>
+        <w:tc>
+          <w:tcPr>
+            <w:tcW w:type="dxa" w:w="927"/>
+            <w:vAlign w:val="center"/>
+          </w:tcPr>
+          <w:p>
+            <w:pPr>
+              <w:jc w:val="center"/>
+            </w:pPr>
+            <w:r/>
+            <w:r>
+              <w:rPr>
+                <w:b w:val="0"/>
+                <w:sz w:val="10"/>
+              </w:rPr>
+              <w:t>175,8938</w:t>
+            </w:r>
+          </w:p>
+        </w:tc>
+        <w:tc>
+          <w:tcPr>
+            <w:tcW w:type="dxa" w:w="927"/>
+            <w:vAlign w:val="center"/>
+          </w:tcPr>
+          <w:p>
+            <w:pPr>
+              <w:jc w:val="center"/>
+            </w:pPr>
+            <w:r/>
+            <w:r>
+              <w:rPr>
+                <w:b w:val="0"/>
+                <w:sz w:val="10"/>
+              </w:rPr>
+              <w:t>143,3015</w:t>
+            </w:r>
+          </w:p>
+        </w:tc>
+        <w:tc>
+          <w:tcPr>
+            <w:tcW w:type="dxa" w:w="927"/>
+            <w:vAlign w:val="center"/>
+          </w:tcPr>
+          <w:p>
+            <w:pPr>
+              <w:jc w:val="center"/>
+            </w:pPr>
+            <w:r/>
+            <w:r>
+              <w:rPr>
+                <w:b w:val="0"/>
+                <w:sz w:val="10"/>
+              </w:rPr>
+              <w:t>634,574</w:t>
+            </w:r>
+          </w:p>
+        </w:tc>
+        <w:tc>
+          <w:tcPr>
+            <w:tcW w:type="dxa" w:w="927"/>
+            <w:vAlign w:val="center"/>
+          </w:tcPr>
+          <w:p>
+            <w:pPr>
+              <w:jc w:val="center"/>
+            </w:pPr>
+            <w:r/>
+            <w:r>
+              <w:rPr>
+                <w:b w:val="0"/>
+                <w:sz w:val="10"/>
+              </w:rPr>
+              <w:t>634,574</w:t>
+            </w:r>
+          </w:p>
+        </w:tc>
+        <w:tc>
+          <w:tcPr>
+            <w:tcW w:type="dxa" w:w="927"/>
+            <w:vAlign w:val="center"/>
+          </w:tcPr>
+          <w:p>
+            <w:pPr>
+              <w:jc w:val="center"/>
+            </w:pPr>
+            <w:r/>
+            <w:r>
+              <w:rPr>
+                <w:b w:val="0"/>
+                <w:sz w:val="10"/>
+              </w:rPr>
+              <w:t>10,9368</w:t>
+            </w:r>
+          </w:p>
+        </w:tc>
+        <w:tc>
+          <w:tcPr>
+            <w:tcW w:type="dxa" w:w="927"/>
+            <w:vAlign w:val="center"/>
+          </w:tcPr>
+          <w:p>
+            <w:pPr>
+              <w:jc w:val="center"/>
+            </w:pPr>
+            <w:r/>
+            <w:r>
+              <w:rPr>
+                <w:b w:val="0"/>
+                <w:sz w:val="10"/>
+              </w:rPr>
+              <w:t>Nº4 cerrado</w:t>
+            </w:r>
+          </w:p>
+        </w:tc>
+      </w:tr>
+      <w:tr>
+        <w:tc>
+          <w:tcPr>
+            <w:tcW w:type="dxa" w:w="927"/>
+            <w:vAlign w:val="center"/>
+            <w:shd w:fill="9DC3E6"/>
+          </w:tcPr>
+          <w:p>
+            <w:pPr>
+              <w:jc w:val="center"/>
+            </w:pPr>
+            <w:r/>
+            <w:r>
+              <w:rPr>
+                <w:b w:val="0"/>
+                <w:sz w:val="10"/>
+              </w:rPr>
+              <w:t>VR2</w:t>
+            </w:r>
+          </w:p>
+        </w:tc>
+        <w:tc>
+          <w:tcPr>
+            <w:tcW w:type="dxa" w:w="927"/>
+            <w:vAlign w:val="center"/>
+          </w:tcPr>
+          <w:p>
+            <w:pPr>
+              <w:jc w:val="center"/>
+            </w:pPr>
+            <w:r/>
+            <w:r>
+              <w:rPr>
+                <w:b w:val="0"/>
+                <w:sz w:val="10"/>
+              </w:rPr>
+              <w:t>152</w:t>
+            </w:r>
+          </w:p>
+        </w:tc>
+        <w:tc>
+          <w:tcPr>
+            <w:tcW w:type="dxa" w:w="927"/>
+            <w:vAlign w:val="center"/>
+          </w:tcPr>
+          <w:p>
+            <w:pPr>
+              <w:jc w:val="center"/>
+            </w:pPr>
+            <w:r/>
+            <w:r>
+              <w:rPr>
+                <w:b w:val="0"/>
+                <w:sz w:val="10"/>
+              </w:rPr>
+              <w:t>140</w:t>
+            </w:r>
+          </w:p>
+        </w:tc>
+        <w:tc>
+          <w:tcPr>
+            <w:tcW w:type="dxa" w:w="927"/>
+            <w:vAlign w:val="center"/>
+          </w:tcPr>
+          <w:p>
+            <w:pPr>
+              <w:jc w:val="center"/>
+            </w:pPr>
+            <w:r/>
+            <w:r>
+              <w:rPr>
+                <w:b w:val="0"/>
+                <w:sz w:val="10"/>
+              </w:rPr>
+              <w:t>500×550</w:t>
+            </w:r>
+          </w:p>
+        </w:tc>
+        <w:tc>
+          <w:tcPr>
+            <w:tcW w:type="dxa" w:w="927"/>
+            <w:vAlign w:val="center"/>
+          </w:tcPr>
+          <w:p>
+            <w:pPr>
+              <w:jc w:val="center"/>
+            </w:pPr>
+            <w:r/>
+            <w:r>
+              <w:rPr>
+                <w:b w:val="0"/>
+                <w:sz w:val="10"/>
+              </w:rPr>
+              <w:t>0,9–3,57612</w:t>
+            </w:r>
+          </w:p>
+        </w:tc>
+        <w:tc>
+          <w:tcPr>
+            <w:tcW w:type="dxa" w:w="927"/>
+            <w:vAlign w:val="center"/>
+          </w:tcPr>
+          <w:p>
+            <w:pPr>
+              <w:jc w:val="center"/>
+            </w:pPr>
+            <w:r/>
+            <w:r>
+              <w:rPr>
+                <w:b w:val="0"/>
+                <w:sz w:val="10"/>
+              </w:rPr>
+              <w:t>71,2977</w:t>
+            </w:r>
+          </w:p>
+        </w:tc>
+        <w:tc>
+          <w:tcPr>
+            <w:tcW w:type="dxa" w:w="927"/>
+            <w:vAlign w:val="center"/>
+          </w:tcPr>
+          <w:p>
+            <w:pPr>
+              <w:jc w:val="center"/>
+            </w:pPr>
+            <w:r/>
+            <w:r>
+              <w:rPr>
+                <w:b w:val="0"/>
+                <w:sz w:val="10"/>
+              </w:rPr>
+              <w:t>0,1306</w:t>
+            </w:r>
+          </w:p>
+        </w:tc>
+        <w:tc>
+          <w:tcPr>
+            <w:tcW w:type="dxa" w:w="927"/>
+            <w:vAlign w:val="center"/>
+          </w:tcPr>
+          <w:p>
+            <w:pPr>
+              <w:jc w:val="center"/>
+            </w:pPr>
+            <w:r/>
+            <w:r>
+              <w:rPr>
+                <w:b w:val="0"/>
+                <w:sz w:val="10"/>
+              </w:rPr>
+              <w:t>101,022</w:t>
+            </w:r>
+          </w:p>
+        </w:tc>
+        <w:tc>
+          <w:tcPr>
+            <w:tcW w:type="dxa" w:w="927"/>
+            <w:vAlign w:val="center"/>
+          </w:tcPr>
+          <w:p>
+            <w:pPr>
+              <w:jc w:val="center"/>
+            </w:pPr>
+            <w:r/>
+            <w:r>
+              <w:rPr>
+                <w:b w:val="0"/>
+                <w:sz w:val="10"/>
+              </w:rPr>
+              <w:t>595,438207</w:t>
+            </w:r>
+          </w:p>
+        </w:tc>
+        <w:tc>
+          <w:tcPr>
+            <w:tcW w:type="dxa" w:w="927"/>
+            <w:vAlign w:val="center"/>
+          </w:tcPr>
+          <w:p>
+            <w:pPr>
+              <w:jc w:val="center"/>
+            </w:pPr>
+            <w:r/>
+            <w:r>
+              <w:rPr>
+                <w:b w:val="0"/>
+                <w:sz w:val="10"/>
+              </w:rPr>
+              <w:t>140,6649</w:t>
+            </w:r>
+          </w:p>
+        </w:tc>
+        <w:tc>
+          <w:tcPr>
+            <w:tcW w:type="dxa" w:w="927"/>
+            <w:vAlign w:val="center"/>
+          </w:tcPr>
+          <w:p>
+            <w:pPr>
+              <w:jc w:val="center"/>
+            </w:pPr>
+            <w:r/>
+            <w:r>
+              <w:rPr>
+                <w:b w:val="0"/>
+                <w:sz w:val="10"/>
+              </w:rPr>
+              <w:t>Nº4 cerrado</w:t>
+            </w:r>
+          </w:p>
+        </w:tc>
+      </w:tr>
+      <w:tr>
+        <w:tc>
+          <w:tcPr>
+            <w:tcW w:type="dxa" w:w="927"/>
+            <w:vAlign w:val="center"/>
+            <w:shd w:fill="5B9BD5"/>
+          </w:tcPr>
+          <w:p>
+            <w:pPr>
+              <w:jc w:val="center"/>
+            </w:pPr>
+            <w:r/>
+            <w:r>
+              <w:rPr>
+                <w:b w:val="0"/>
+                <w:sz w:val="10"/>
+              </w:rPr>
+              <w:t>VR3</w:t>
+            </w:r>
+          </w:p>
+        </w:tc>
+        <w:tc>
+          <w:tcPr>
+            <w:tcW w:type="dxa" w:w="927"/>
+            <w:vAlign w:val="center"/>
+          </w:tcPr>
+          <w:p>
+            <w:pPr>
+              <w:jc w:val="center"/>
+            </w:pPr>
+            <w:r/>
+            <w:r>
+              <w:rPr>
+                <w:b w:val="0"/>
+                <w:sz w:val="10"/>
+              </w:rPr>
+              <w:t>151</w:t>
+            </w:r>
+          </w:p>
+        </w:tc>
+        <w:tc>
+          <w:tcPr>
+            <w:tcW w:type="dxa" w:w="927"/>
+            <w:vAlign w:val="center"/>
+          </w:tcPr>
+          <w:p>
+            <w:pPr>
+              <w:jc w:val="center"/>
+            </w:pPr>
+            <w:r/>
+            <w:r>
+              <w:rPr>
+                <w:b w:val="0"/>
+                <w:sz w:val="10"/>
+              </w:rPr>
+              <w:t>70</w:t>
+            </w:r>
+          </w:p>
+        </w:tc>
+        <w:tc>
+          <w:tcPr>
+            <w:tcW w:type="dxa" w:w="927"/>
+            <w:vAlign w:val="center"/>
+          </w:tcPr>
+          <w:p>
+            <w:pPr>
+              <w:jc w:val="center"/>
+            </w:pPr>
+            <w:r/>
+            <w:r>
+              <w:rPr>
+                <w:b w:val="0"/>
+                <w:sz w:val="10"/>
+              </w:rPr>
+              <w:t>500×550</w:t>
+            </w:r>
+          </w:p>
+        </w:tc>
+        <w:tc>
+          <w:tcPr>
+            <w:tcW w:type="dxa" w:w="927"/>
+            <w:vAlign w:val="center"/>
+          </w:tcPr>
+          <w:p>
+            <w:pPr>
+              <w:jc w:val="center"/>
+            </w:pPr>
+            <w:r/>
+            <w:r>
+              <w:rPr>
+                <w:b w:val="0"/>
+                <w:sz w:val="10"/>
+              </w:rPr>
+              <w:t>0,9–3,4</w:t>
+            </w:r>
+          </w:p>
+        </w:tc>
+        <w:tc>
+          <w:tcPr>
+            <w:tcW w:type="dxa" w:w="927"/>
+            <w:vAlign w:val="center"/>
+          </w:tcPr>
+          <w:p>
+            <w:pPr>
+              <w:jc w:val="center"/>
+            </w:pPr>
+            <w:r/>
+            <w:r>
+              <w:rPr>
+                <w:b w:val="0"/>
+                <w:sz w:val="10"/>
+              </w:rPr>
+              <w:t>92,4286</w:t>
+            </w:r>
+          </w:p>
+        </w:tc>
+        <w:tc>
+          <w:tcPr>
+            <w:tcW w:type="dxa" w:w="927"/>
+            <w:vAlign w:val="center"/>
+          </w:tcPr>
+          <w:p>
+            <w:pPr>
+              <w:jc w:val="center"/>
+            </w:pPr>
+            <w:r/>
+            <w:r>
+              <w:rPr>
+                <w:b w:val="0"/>
+                <w:sz w:val="10"/>
+              </w:rPr>
+              <w:t>5,8361</w:t>
+            </w:r>
+          </w:p>
+        </w:tc>
+        <w:tc>
+          <w:tcPr>
+            <w:tcW w:type="dxa" w:w="927"/>
+            <w:vAlign w:val="center"/>
+          </w:tcPr>
+          <w:p>
+            <w:pPr>
+              <w:jc w:val="center"/>
+            </w:pPr>
+            <w:r/>
+            <w:r>
+              <w:rPr>
+                <w:b w:val="0"/>
+                <w:sz w:val="10"/>
+              </w:rPr>
+              <w:t>72,314</w:t>
+            </w:r>
+          </w:p>
+        </w:tc>
+        <w:tc>
+          <w:tcPr>
+            <w:tcW w:type="dxa" w:w="927"/>
+            <w:vAlign w:val="center"/>
+          </w:tcPr>
+          <w:p>
+            <w:pPr>
+              <w:jc w:val="center"/>
+            </w:pPr>
+            <w:r/>
+            <w:r>
+              <w:rPr>
+                <w:b w:val="0"/>
+                <w:sz w:val="10"/>
+              </w:rPr>
+              <w:t>614,889207</w:t>
+            </w:r>
+          </w:p>
+        </w:tc>
+        <w:tc>
+          <w:tcPr>
+            <w:tcW w:type="dxa" w:w="927"/>
+            <w:vAlign w:val="center"/>
+          </w:tcPr>
+          <w:p>
+            <w:pPr>
+              <w:jc w:val="center"/>
+            </w:pPr>
+            <w:r/>
+            <w:r>
+              <w:rPr>
+                <w:b w:val="0"/>
+                <w:sz w:val="10"/>
+              </w:rPr>
+              <w:t>175,765</w:t>
+            </w:r>
+          </w:p>
+        </w:tc>
+        <w:tc>
+          <w:tcPr>
+            <w:tcW w:type="dxa" w:w="927"/>
+            <w:vAlign w:val="center"/>
+          </w:tcPr>
+          <w:p>
+            <w:pPr>
+              <w:jc w:val="center"/>
+            </w:pPr>
+            <w:r/>
+            <w:r>
+              <w:rPr>
+                <w:b w:val="0"/>
+                <w:sz w:val="10"/>
+              </w:rPr>
+              <w:t>Nº4 cerrado (referencia)</w:t>
+            </w:r>
+          </w:p>
+        </w:tc>
+      </w:tr>
+      <w:tr>
+        <w:tc>
+          <w:tcPr>
+            <w:tcW w:type="dxa" w:w="927"/>
+            <w:vAlign w:val="center"/>
+            <w:shd w:fill="A9D18E"/>
+          </w:tcPr>
+          <w:p>
+            <w:pPr>
+              <w:jc w:val="center"/>
+            </w:pPr>
+            <w:r/>
+            <w:r>
+              <w:rPr>
+                <w:b w:val="0"/>
+                <w:sz w:val="10"/>
+              </w:rPr>
+              <w:t>VRAUX</w:t>
+            </w:r>
+          </w:p>
+        </w:tc>
+        <w:tc>
+          <w:tcPr>
+            <w:tcW w:type="dxa" w:w="927"/>
+            <w:vAlign w:val="center"/>
+          </w:tcPr>
+          <w:p>
+            <w:pPr>
+              <w:jc w:val="center"/>
+            </w:pPr>
+            <w:r/>
+            <w:r>
+              <w:rPr>
+                <w:b w:val="0"/>
+                <w:sz w:val="10"/>
+              </w:rPr>
+              <w:t>109</w:t>
+            </w:r>
+          </w:p>
+        </w:tc>
+        <w:tc>
+          <w:tcPr>
+            <w:tcW w:type="dxa" w:w="927"/>
+            <w:vAlign w:val="center"/>
+          </w:tcPr>
+          <w:p>
+            <w:pPr>
+              <w:jc w:val="center"/>
+            </w:pPr>
+            <w:r/>
+            <w:r>
+              <w:rPr>
+                <w:b w:val="0"/>
+                <w:sz w:val="10"/>
+              </w:rPr>
+              <w:t>40</w:t>
+            </w:r>
+          </w:p>
+        </w:tc>
+        <w:tc>
+          <w:tcPr>
+            <w:tcW w:type="dxa" w:w="927"/>
+            <w:vAlign w:val="center"/>
+          </w:tcPr>
+          <w:p>
+            <w:pPr>
+              <w:jc w:val="center"/>
+            </w:pPr>
+            <w:r/>
+            <w:r>
+              <w:rPr>
+                <w:b w:val="0"/>
+                <w:sz w:val="10"/>
+              </w:rPr>
+              <w:t>450×550</w:t>
+            </w:r>
+          </w:p>
+        </w:tc>
+        <w:tc>
+          <w:tcPr>
+            <w:tcW w:type="dxa" w:w="927"/>
+            <w:vAlign w:val="center"/>
+          </w:tcPr>
+          <w:p>
+            <w:pPr>
+              <w:jc w:val="center"/>
+            </w:pPr>
+            <w:r/>
+            <w:r>
+              <w:rPr>
+                <w:b w:val="0"/>
+                <w:sz w:val="10"/>
+              </w:rPr>
+              <w:t>1,9–2</w:t>
+            </w:r>
+          </w:p>
+        </w:tc>
+        <w:tc>
+          <w:tcPr>
+            <w:tcW w:type="dxa" w:w="927"/>
+            <w:vAlign w:val="center"/>
+          </w:tcPr>
+          <w:p>
+            <w:pPr>
+              <w:jc w:val="center"/>
+            </w:pPr>
+            <w:r/>
+            <w:r>
+              <w:rPr>
+                <w:b w:val="0"/>
+                <w:sz w:val="10"/>
+              </w:rPr>
+              <w:t>48,9168</w:t>
+            </w:r>
+          </w:p>
+        </w:tc>
+        <w:tc>
+          <w:tcPr>
+            <w:tcW w:type="dxa" w:w="927"/>
+            <w:vAlign w:val="center"/>
+          </w:tcPr>
+          <w:p>
+            <w:pPr>
+              <w:jc w:val="center"/>
+            </w:pPr>
+            <w:r/>
+            <w:r>
+              <w:rPr>
+                <w:b w:val="0"/>
+                <w:sz w:val="10"/>
+              </w:rPr>
+              <w:t>41,186</w:t>
+            </w:r>
+          </w:p>
+        </w:tc>
+        <w:tc>
+          <w:tcPr>
+            <w:tcW w:type="dxa" w:w="927"/>
+            <w:vAlign w:val="center"/>
+          </w:tcPr>
+          <w:p>
+            <w:pPr>
+              <w:jc w:val="center"/>
+            </w:pPr>
+            <w:r/>
+            <w:r>
+              <w:rPr>
+                <w:b w:val="0"/>
+                <w:sz w:val="10"/>
+              </w:rPr>
+              <w:t>169,702</w:t>
+            </w:r>
+          </w:p>
+        </w:tc>
+        <w:tc>
+          <w:tcPr>
+            <w:tcW w:type="dxa" w:w="927"/>
+            <w:vAlign w:val="center"/>
+          </w:tcPr>
+          <w:p>
+            <w:pPr>
+              <w:jc w:val="center"/>
+            </w:pPr>
+            <w:r/>
+            <w:r>
+              <w:rPr>
+                <w:b w:val="0"/>
+                <w:sz w:val="10"/>
+              </w:rPr>
+              <w:t>249,936229</w:t>
+            </w:r>
+          </w:p>
+        </w:tc>
+        <w:tc>
+          <w:tcPr>
+            <w:tcW w:type="dxa" w:w="927"/>
+            <w:vAlign w:val="center"/>
+          </w:tcPr>
+          <w:p>
+            <w:pPr>
+              <w:jc w:val="center"/>
+            </w:pPr>
+            <w:r/>
+            <w:r>
+              <w:rPr>
+                <w:b w:val="0"/>
+                <w:sz w:val="10"/>
+              </w:rPr>
+              <w:t>16,9698</w:t>
+            </w:r>
+          </w:p>
+        </w:tc>
+        <w:tc>
+          <w:tcPr>
+            <w:tcW w:type="dxa" w:w="927"/>
+            <w:vAlign w:val="center"/>
+          </w:tcPr>
+          <w:p>
+            <w:pPr>
+              <w:jc w:val="center"/>
+            </w:pPr>
+            <w:r/>
+            <w:r>
+              <w:rPr>
+                <w:b w:val="0"/>
+                <w:sz w:val="10"/>
+              </w:rPr>
+              <w:t>Nº3 cerrado</w:t>
+            </w:r>
+          </w:p>
+        </w:tc>
+      </w:tr>
+    </w:tbl>
+    <w:p>
+      <w:pPr>
+        <w:pStyle w:val="Heading2"/>
+        <w:spacing w:before="160" w:after="80"/>
+      </w:pPr>
+      <w:r>
+        <w:t>Armado y estribos del frame gobernante por grupo</w:t>
+      </w:r>
+    </w:p>
+    <w:p>
+      <w:r>
+        <w:t>El armado y los controles indicados son los de la fila gobernante de cada grupo en el Excel final. Las tablas se limitan a los valores numéricos de cálculo y no reproducen la clasificación de estado.</w:t>
+      </w:r>
+    </w:p>
+    <w:tbl>
+      <w:tblPr>
+        <w:tblW w:type="auto" w:w="0"/>
+        <w:jc w:val="center"/>
+        <w:tblLook w:firstColumn="1" w:firstRow="1" w:lastColumn="0" w:lastRow="0" w:noHBand="0" w:noVBand="1" w:val="04A0"/>
+        <w:tblBorders>
+          <w:top w:val="single" w:sz="4" w:color="808080"/>
+          <w:left w:val="single" w:sz="4" w:color="808080"/>
+          <w:bottom w:val="single" w:sz="4" w:color="808080"/>
+          <w:right w:val="single" w:sz="4" w:color="808080"/>
+          <w:insideH w:val="single" w:sz="4" w:color="808080"/>
+          <w:insideV w:val="single" w:sz="4" w:color="808080"/>
+        </w:tblBorders>
+      </w:tblPr>
+      <w:tblGrid>
+        <w:gridCol w:w="1020"/>
+        <w:gridCol w:w="1020"/>
+        <w:gridCol w:w="1020"/>
+        <w:gridCol w:w="1020"/>
+        <w:gridCol w:w="1020"/>
+        <w:gridCol w:w="1020"/>
+        <w:gridCol w:w="1020"/>
+        <w:gridCol w:w="1020"/>
+        <w:gridCol w:w="1020"/>
+        <w:gridCol w:w="1020"/>
+      </w:tblGrid>
+      <w:tr>
+        <w:tc>
+          <w:tcPr>
+            <w:tcW w:type="dxa" w:w="1020"/>
+            <w:vAlign w:val="center"/>
+            <w:shd w:fill="17365D"/>
+          </w:tcPr>
+          <w:p>
+            <w:pPr>
+              <w:jc w:val="center"/>
+            </w:pPr>
+            <w:r/>
+            <w:r>
+              <w:rPr>
+                <w:b/>
+                <w:color w:val="FFFFFF"/>
+                <w:sz w:val="11"/>
+              </w:rPr>
+              <w:t>Grupo</w:t>
+            </w:r>
+          </w:p>
+        </w:tc>
+        <w:tc>
+          <w:tcPr>
+            <w:tcW w:type="dxa" w:w="1020"/>
+            <w:vAlign w:val="center"/>
+            <w:shd w:fill="17365D"/>
+          </w:tcPr>
+          <w:p>
+            <w:pPr>
+              <w:jc w:val="center"/>
+            </w:pPr>
+            <w:r/>
+            <w:r>
+              <w:rPr>
+                <w:b/>
+                <w:color w:val="FFFFFF"/>
                 <w:sz w:val="11"/>
               </w:rPr>
               <w:t>Nº5 sup.</w:t>
@@ -3591,7 +3306,7 @@
         </w:tc>
         <w:tc>
           <w:tcPr>
-            <w:tcW w:type="dxa" w:w="927"/>
+            <w:tcW w:type="dxa" w:w="1020"/>
             <w:vAlign w:val="center"/>
             <w:shd w:fill="17365D"/>
           </w:tcPr>
@@ -3612,7 +3327,7 @@
         </w:tc>
         <w:tc>
           <w:tcPr>
-            <w:tcW w:type="dxa" w:w="927"/>
+            <w:tcW w:type="dxa" w:w="1020"/>
             <w:vAlign w:val="center"/>
             <w:shd w:fill="17365D"/>
           </w:tcPr>
@@ -3633,7 +3348,7 @@
         </w:tc>
         <w:tc>
           <w:tcPr>
-            <w:tcW w:type="dxa" w:w="927"/>
+            <w:tcW w:type="dxa" w:w="1020"/>
             <w:vAlign w:val="center"/>
             <w:shd w:fill="17365D"/>
           </w:tcPr>
@@ -3654,7 +3369,7 @@
         </w:tc>
         <w:tc>
           <w:tcPr>
-            <w:tcW w:type="dxa" w:w="927"/>
+            <w:tcW w:type="dxa" w:w="1020"/>
             <w:vAlign w:val="center"/>
             <w:shd w:fill="17365D"/>
           </w:tcPr>
@@ -3675,7 +3390,7 @@
         </w:tc>
         <w:tc>
           <w:tcPr>
-            <w:tcW w:type="dxa" w:w="927"/>
+            <w:tcW w:type="dxa" w:w="1020"/>
             <w:vAlign w:val="center"/>
             <w:shd w:fill="17365D"/>
           </w:tcPr>
@@ -3696,7 +3411,7 @@
         </w:tc>
         <w:tc>
           <w:tcPr>
-            <w:tcW w:type="dxa" w:w="927"/>
+            <w:tcW w:type="dxa" w:w="1020"/>
             <w:vAlign w:val="center"/>
             <w:shd w:fill="17365D"/>
           </w:tcPr>
@@ -3717,7 +3432,7 @@
         </w:tc>
         <w:tc>
           <w:tcPr>
-            <w:tcW w:type="dxa" w:w="927"/>
+            <w:tcW w:type="dxa" w:w="1020"/>
             <w:vAlign w:val="center"/>
             <w:shd w:fill="17365D"/>
           </w:tcPr>
@@ -3738,7 +3453,7 @@
         </w:tc>
         <w:tc>
           <w:tcPr>
-            <w:tcW w:type="dxa" w:w="927"/>
+            <w:tcW w:type="dxa" w:w="1020"/>
             <w:vAlign w:val="center"/>
             <w:shd w:fill="17365D"/>
           </w:tcPr>
@@ -3757,32 +3472,11 @@
             </w:r>
           </w:p>
         </w:tc>
-        <w:tc>
-          <w:tcPr>
-            <w:tcW w:type="dxa" w:w="927"/>
-            <w:vAlign w:val="center"/>
-            <w:shd w:fill="17365D"/>
-          </w:tcPr>
-          <w:p>
-            <w:pPr>
-              <w:jc w:val="center"/>
-            </w:pPr>
-            <w:r/>
-            <w:r>
-              <w:rPr>
-                <w:b/>
-                <w:color w:val="FFFFFF"/>
-                <w:sz w:val="11"/>
-              </w:rPr>
-              <w:t>Estado</w:t>
-            </w:r>
-          </w:p>
-        </w:tc>
       </w:tr>
       <w:tr>
         <w:tc>
           <w:tcPr>
-            <w:tcW w:type="dxa" w:w="927"/>
+            <w:tcW w:type="dxa" w:w="1020"/>
             <w:vAlign w:val="center"/>
             <w:shd w:fill="F4B183"/>
           </w:tcPr>
@@ -3802,7 +3496,7 @@
         </w:tc>
         <w:tc>
           <w:tcPr>
-            <w:tcW w:type="dxa" w:w="927"/>
+            <w:tcW w:type="dxa" w:w="1020"/>
             <w:vAlign w:val="center"/>
           </w:tcPr>
           <w:p>
@@ -3821,7 +3515,7 @@
         </w:tc>
         <w:tc>
           <w:tcPr>
-            <w:tcW w:type="dxa" w:w="927"/>
+            <w:tcW w:type="dxa" w:w="1020"/>
             <w:vAlign w:val="center"/>
           </w:tcPr>
           <w:p>
@@ -3840,7 +3534,7 @@
         </w:tc>
         <w:tc>
           <w:tcPr>
-            <w:tcW w:type="dxa" w:w="927"/>
+            <w:tcW w:type="dxa" w:w="1020"/>
             <w:vAlign w:val="center"/>
           </w:tcPr>
           <w:p>
@@ -3859,7 +3553,7 @@
         </w:tc>
         <w:tc>
           <w:tcPr>
-            <w:tcW w:type="dxa" w:w="927"/>
+            <w:tcW w:type="dxa" w:w="1020"/>
             <w:vAlign w:val="center"/>
           </w:tcPr>
           <w:p>
@@ -3878,7 +3572,7 @@
         </w:tc>
         <w:tc>
           <w:tcPr>
-            <w:tcW w:type="dxa" w:w="927"/>
+            <w:tcW w:type="dxa" w:w="1020"/>
             <w:vAlign w:val="center"/>
           </w:tcPr>
           <w:p>
@@ -3897,7 +3591,7 @@
         </w:tc>
         <w:tc>
           <w:tcPr>
-            <w:tcW w:type="dxa" w:w="927"/>
+            <w:tcW w:type="dxa" w:w="1020"/>
             <w:vAlign w:val="center"/>
           </w:tcPr>
           <w:p>
@@ -3916,7 +3610,7 @@
         </w:tc>
         <w:tc>
           <w:tcPr>
-            <w:tcW w:type="dxa" w:w="927"/>
+            <w:tcW w:type="dxa" w:w="1020"/>
             <w:vAlign w:val="center"/>
           </w:tcPr>
           <w:p>
@@ -3935,7 +3629,7 @@
         </w:tc>
         <w:tc>
           <w:tcPr>
-            <w:tcW w:type="dxa" w:w="927"/>
+            <w:tcW w:type="dxa" w:w="1020"/>
             <w:vAlign w:val="center"/>
           </w:tcPr>
           <w:p>
@@ -3954,7 +3648,7 @@
         </w:tc>
         <w:tc>
           <w:tcPr>
-            <w:tcW w:type="dxa" w:w="927"/>
+            <w:tcW w:type="dxa" w:w="1020"/>
             <w:vAlign w:val="center"/>
           </w:tcPr>
           <w:p>
@@ -3971,31 +3665,11 @@
             </w:r>
           </w:p>
         </w:tc>
-        <w:tc>
-          <w:tcPr>
-            <w:tcW w:type="dxa" w:w="927"/>
-            <w:vAlign w:val="center"/>
-            <w:shd w:fill="C6E0B4"/>
-          </w:tcPr>
-          <w:p>
-            <w:pPr>
-              <w:jc w:val="center"/>
-            </w:pPr>
-            <w:r/>
-            <w:r>
-              <w:rPr>
-                <w:b w:val="0"/>
-                <w:sz w:val="11"/>
-              </w:rPr>
-              <w:t>CUMPLE</w:t>
-            </w:r>
-          </w:p>
-        </w:tc>
       </w:tr>
       <w:tr>
         <w:tc>
           <w:tcPr>
-            <w:tcW w:type="dxa" w:w="927"/>
+            <w:tcW w:type="dxa" w:w="1020"/>
             <w:vAlign w:val="center"/>
             <w:shd w:fill="FFD966"/>
           </w:tcPr>
@@ -4015,7 +3689,7 @@
         </w:tc>
         <w:tc>
           <w:tcPr>
-            <w:tcW w:type="dxa" w:w="927"/>
+            <w:tcW w:type="dxa" w:w="1020"/>
             <w:vAlign w:val="center"/>
           </w:tcPr>
           <w:p>
@@ -4034,7 +3708,7 @@
         </w:tc>
         <w:tc>
           <w:tcPr>
-            <w:tcW w:type="dxa" w:w="927"/>
+            <w:tcW w:type="dxa" w:w="1020"/>
             <w:vAlign w:val="center"/>
           </w:tcPr>
           <w:p>
@@ -4053,7 +3727,7 @@
         </w:tc>
         <w:tc>
           <w:tcPr>
-            <w:tcW w:type="dxa" w:w="927"/>
+            <w:tcW w:type="dxa" w:w="1020"/>
             <w:vAlign w:val="center"/>
           </w:tcPr>
           <w:p>
@@ -4072,7 +3746,7 @@
         </w:tc>
         <w:tc>
           <w:tcPr>
-            <w:tcW w:type="dxa" w:w="927"/>
+            <w:tcW w:type="dxa" w:w="1020"/>
             <w:vAlign w:val="center"/>
           </w:tcPr>
           <w:p>
@@ -4091,7 +3765,7 @@
         </w:tc>
         <w:tc>
           <w:tcPr>
-            <w:tcW w:type="dxa" w:w="927"/>
+            <w:tcW w:type="dxa" w:w="1020"/>
             <w:vAlign w:val="center"/>
           </w:tcPr>
           <w:p>
@@ -4110,7 +3784,7 @@
         </w:tc>
         <w:tc>
           <w:tcPr>
-            <w:tcW w:type="dxa" w:w="927"/>
+            <w:tcW w:type="dxa" w:w="1020"/>
             <w:vAlign w:val="center"/>
           </w:tcPr>
           <w:p>
@@ -4129,7 +3803,7 @@
         </w:tc>
         <w:tc>
           <w:tcPr>
-            <w:tcW w:type="dxa" w:w="927"/>
+            <w:tcW w:type="dxa" w:w="1020"/>
             <w:vAlign w:val="center"/>
           </w:tcPr>
           <w:p>
@@ -4148,7 +3822,7 @@
         </w:tc>
         <w:tc>
           <w:tcPr>
-            <w:tcW w:type="dxa" w:w="927"/>
+            <w:tcW w:type="dxa" w:w="1020"/>
             <w:vAlign w:val="center"/>
           </w:tcPr>
           <w:p>
@@ -4167,7 +3841,7 @@
         </w:tc>
         <w:tc>
           <w:tcPr>
-            <w:tcW w:type="dxa" w:w="927"/>
+            <w:tcW w:type="dxa" w:w="1020"/>
             <w:vAlign w:val="center"/>
           </w:tcPr>
           <w:p>
@@ -4184,31 +3858,11 @@
             </w:r>
           </w:p>
         </w:tc>
-        <w:tc>
-          <w:tcPr>
-            <w:tcW w:type="dxa" w:w="927"/>
-            <w:vAlign w:val="center"/>
-            <w:shd w:fill="C6E0B4"/>
-          </w:tcPr>
-          <w:p>
-            <w:pPr>
-              <w:jc w:val="center"/>
-            </w:pPr>
-            <w:r/>
-            <w:r>
-              <w:rPr>
-                <w:b w:val="0"/>
-                <w:sz w:val="11"/>
-              </w:rPr>
-              <w:t>CUMPLE</w:t>
-            </w:r>
-          </w:p>
-        </w:tc>
       </w:tr>
       <w:tr>
         <w:tc>
           <w:tcPr>
-            <w:tcW w:type="dxa" w:w="927"/>
+            <w:tcW w:type="dxa" w:w="1020"/>
             <w:vAlign w:val="center"/>
             <w:shd w:fill="FFF2CC"/>
           </w:tcPr>
@@ -4228,7 +3882,7 @@
         </w:tc>
         <w:tc>
           <w:tcPr>
-            <w:tcW w:type="dxa" w:w="927"/>
+            <w:tcW w:type="dxa" w:w="1020"/>
             <w:vAlign w:val="center"/>
           </w:tcPr>
           <w:p>
@@ -4247,7 +3901,7 @@
         </w:tc>
         <w:tc>
           <w:tcPr>
-            <w:tcW w:type="dxa" w:w="927"/>
+            <w:tcW w:type="dxa" w:w="1020"/>
             <w:vAlign w:val="center"/>
           </w:tcPr>
           <w:p>
@@ -4266,7 +3920,7 @@
         </w:tc>
         <w:tc>
           <w:tcPr>
-            <w:tcW w:type="dxa" w:w="927"/>
+            <w:tcW w:type="dxa" w:w="1020"/>
             <w:vAlign w:val="center"/>
           </w:tcPr>
           <w:p>
@@ -4285,7 +3939,7 @@
         </w:tc>
         <w:tc>
           <w:tcPr>
-            <w:tcW w:type="dxa" w:w="927"/>
+            <w:tcW w:type="dxa" w:w="1020"/>
             <w:vAlign w:val="center"/>
           </w:tcPr>
           <w:p>
@@ -4304,7 +3958,7 @@
         </w:tc>
         <w:tc>
           <w:tcPr>
-            <w:tcW w:type="dxa" w:w="927"/>
+            <w:tcW w:type="dxa" w:w="1020"/>
             <w:vAlign w:val="center"/>
           </w:tcPr>
           <w:p>
@@ -4323,7 +3977,7 @@
         </w:tc>
         <w:tc>
           <w:tcPr>
-            <w:tcW w:type="dxa" w:w="927"/>
+            <w:tcW w:type="dxa" w:w="1020"/>
             <w:vAlign w:val="center"/>
           </w:tcPr>
           <w:p>
@@ -4342,7 +3996,7 @@
         </w:tc>
         <w:tc>
           <w:tcPr>
-            <w:tcW w:type="dxa" w:w="927"/>
+            <w:tcW w:type="dxa" w:w="1020"/>
             <w:vAlign w:val="center"/>
           </w:tcPr>
           <w:p>
@@ -4361,7 +4015,7 @@
         </w:tc>
         <w:tc>
           <w:tcPr>
-            <w:tcW w:type="dxa" w:w="927"/>
+            <w:tcW w:type="dxa" w:w="1020"/>
             <w:vAlign w:val="center"/>
           </w:tcPr>
           <w:p>
@@ -4380,7 +4034,7 @@
         </w:tc>
         <w:tc>
           <w:tcPr>
-            <w:tcW w:type="dxa" w:w="927"/>
+            <w:tcW w:type="dxa" w:w="1020"/>
             <w:vAlign w:val="center"/>
           </w:tcPr>
           <w:p>
@@ -4397,31 +4051,11 @@
             </w:r>
           </w:p>
         </w:tc>
-        <w:tc>
-          <w:tcPr>
-            <w:tcW w:type="dxa" w:w="927"/>
-            <w:vAlign w:val="center"/>
-            <w:shd w:fill="C6E0B4"/>
-          </w:tcPr>
-          <w:p>
-            <w:pPr>
-              <w:jc w:val="center"/>
-            </w:pPr>
-            <w:r/>
-            <w:r>
-              <w:rPr>
-                <w:b w:val="0"/>
-                <w:sz w:val="11"/>
-              </w:rPr>
-              <w:t>CUMPLE</w:t>
-            </w:r>
-          </w:p>
-        </w:tc>
       </w:tr>
       <w:tr>
         <w:tc>
           <w:tcPr>
-            <w:tcW w:type="dxa" w:w="927"/>
+            <w:tcW w:type="dxa" w:w="1020"/>
             <w:vAlign w:val="center"/>
             <w:shd w:fill="E2F0D9"/>
           </w:tcPr>
@@ -4441,7 +4075,7 @@
         </w:tc>
         <w:tc>
           <w:tcPr>
-            <w:tcW w:type="dxa" w:w="927"/>
+            <w:tcW w:type="dxa" w:w="1020"/>
             <w:vAlign w:val="center"/>
           </w:tcPr>
           <w:p>
@@ -4460,7 +4094,7 @@
         </w:tc>
         <w:tc>
           <w:tcPr>
-            <w:tcW w:type="dxa" w:w="927"/>
+            <w:tcW w:type="dxa" w:w="1020"/>
             <w:vAlign w:val="center"/>
           </w:tcPr>
           <w:p>
@@ -4479,7 +4113,7 @@
         </w:tc>
         <w:tc>
           <w:tcPr>
-            <w:tcW w:type="dxa" w:w="927"/>
+            <w:tcW w:type="dxa" w:w="1020"/>
             <w:vAlign w:val="center"/>
           </w:tcPr>
           <w:p>
@@ -4498,7 +4132,7 @@
         </w:tc>
         <w:tc>
           <w:tcPr>
-            <w:tcW w:type="dxa" w:w="927"/>
+            <w:tcW w:type="dxa" w:w="1020"/>
             <w:vAlign w:val="center"/>
           </w:tcPr>
           <w:p>
@@ -4517,7 +4151,7 @@
         </w:tc>
         <w:tc>
           <w:tcPr>
-            <w:tcW w:type="dxa" w:w="927"/>
+            <w:tcW w:type="dxa" w:w="1020"/>
             <w:vAlign w:val="center"/>
           </w:tcPr>
           <w:p>
@@ -4536,7 +4170,7 @@
         </w:tc>
         <w:tc>
           <w:tcPr>
-            <w:tcW w:type="dxa" w:w="927"/>
+            <w:tcW w:type="dxa" w:w="1020"/>
             <w:vAlign w:val="center"/>
           </w:tcPr>
           <w:p>
@@ -4555,7 +4189,7 @@
         </w:tc>
         <w:tc>
           <w:tcPr>
-            <w:tcW w:type="dxa" w:w="927"/>
+            <w:tcW w:type="dxa" w:w="1020"/>
             <w:vAlign w:val="center"/>
           </w:tcPr>
           <w:p>
@@ -4574,7 +4208,7 @@
         </w:tc>
         <w:tc>
           <w:tcPr>
-            <w:tcW w:type="dxa" w:w="927"/>
+            <w:tcW w:type="dxa" w:w="1020"/>
             <w:vAlign w:val="center"/>
           </w:tcPr>
           <w:p>
@@ -4593,7 +4227,7 @@
         </w:tc>
         <w:tc>
           <w:tcPr>
-            <w:tcW w:type="dxa" w:w="927"/>
+            <w:tcW w:type="dxa" w:w="1020"/>
             <w:vAlign w:val="center"/>
           </w:tcPr>
           <w:p>
@@ -4610,31 +4244,11 @@
             </w:r>
           </w:p>
         </w:tc>
-        <w:tc>
-          <w:tcPr>
-            <w:tcW w:type="dxa" w:w="927"/>
-            <w:vAlign w:val="center"/>
-            <w:shd w:fill="F4CCCC"/>
-          </w:tcPr>
-          <w:p>
-            <w:pPr>
-              <w:jc w:val="center"/>
-            </w:pPr>
-            <w:r/>
-            <w:r>
-              <w:rPr>
-                <w:b w:val="0"/>
-                <w:sz w:val="11"/>
-              </w:rPr>
-              <w:t>NO CUMPLE</w:t>
-            </w:r>
-          </w:p>
-        </w:tc>
       </w:tr>
       <w:tr>
         <w:tc>
           <w:tcPr>
-            <w:tcW w:type="dxa" w:w="927"/>
+            <w:tcW w:type="dxa" w:w="1020"/>
             <w:vAlign w:val="center"/>
             <w:shd w:fill="C6E0B4"/>
           </w:tcPr>
@@ -4654,7 +4268,7 @@
         </w:tc>
         <w:tc>
           <w:tcPr>
-            <w:tcW w:type="dxa" w:w="927"/>
+            <w:tcW w:type="dxa" w:w="1020"/>
             <w:vAlign w:val="center"/>
           </w:tcPr>
           <w:p>
@@ -4673,7 +4287,7 @@
         </w:tc>
         <w:tc>
           <w:tcPr>
-            <w:tcW w:type="dxa" w:w="927"/>
+            <w:tcW w:type="dxa" w:w="1020"/>
             <w:vAlign w:val="center"/>
           </w:tcPr>
           <w:p>
@@ -4692,7 +4306,7 @@
         </w:tc>
         <w:tc>
           <w:tcPr>
-            <w:tcW w:type="dxa" w:w="927"/>
+            <w:tcW w:type="dxa" w:w="1020"/>
             <w:vAlign w:val="center"/>
           </w:tcPr>
           <w:p>
@@ -4711,7 +4325,7 @@
         </w:tc>
         <w:tc>
           <w:tcPr>
-            <w:tcW w:type="dxa" w:w="927"/>
+            <w:tcW w:type="dxa" w:w="1020"/>
             <w:vAlign w:val="center"/>
           </w:tcPr>
           <w:p>
@@ -4730,7 +4344,7 @@
         </w:tc>
         <w:tc>
           <w:tcPr>
-            <w:tcW w:type="dxa" w:w="927"/>
+            <w:tcW w:type="dxa" w:w="1020"/>
             <w:vAlign w:val="center"/>
           </w:tcPr>
           <w:p>
@@ -4749,7 +4363,7 @@
         </w:tc>
         <w:tc>
           <w:tcPr>
-            <w:tcW w:type="dxa" w:w="927"/>
+            <w:tcW w:type="dxa" w:w="1020"/>
             <w:vAlign w:val="center"/>
           </w:tcPr>
           <w:p>
@@ -4768,7 +4382,7 @@
         </w:tc>
         <w:tc>
           <w:tcPr>
-            <w:tcW w:type="dxa" w:w="927"/>
+            <w:tcW w:type="dxa" w:w="1020"/>
             <w:vAlign w:val="center"/>
           </w:tcPr>
           <w:p>
@@ -4787,7 +4401,7 @@
         </w:tc>
         <w:tc>
           <w:tcPr>
-            <w:tcW w:type="dxa" w:w="927"/>
+            <w:tcW w:type="dxa" w:w="1020"/>
             <w:vAlign w:val="center"/>
           </w:tcPr>
           <w:p>
@@ -4806,7 +4420,7 @@
         </w:tc>
         <w:tc>
           <w:tcPr>
-            <w:tcW w:type="dxa" w:w="927"/>
+            <w:tcW w:type="dxa" w:w="1020"/>
             <w:vAlign w:val="center"/>
           </w:tcPr>
           <w:p>
@@ -4823,31 +4437,11 @@
             </w:r>
           </w:p>
         </w:tc>
-        <w:tc>
-          <w:tcPr>
-            <w:tcW w:type="dxa" w:w="927"/>
-            <w:vAlign w:val="center"/>
-            <w:shd w:fill="F4CCCC"/>
-          </w:tcPr>
-          <w:p>
-            <w:pPr>
-              <w:jc w:val="center"/>
-            </w:pPr>
-            <w:r/>
-            <w:r>
-              <w:rPr>
-                <w:b w:val="0"/>
-                <w:sz w:val="11"/>
-              </w:rPr>
-              <w:t>NO CUMPLE</w:t>
-            </w:r>
-          </w:p>
-        </w:tc>
       </w:tr>
       <w:tr>
         <w:tc>
           <w:tcPr>
-            <w:tcW w:type="dxa" w:w="927"/>
+            <w:tcW w:type="dxa" w:w="1020"/>
             <w:vAlign w:val="center"/>
             <w:shd w:fill="A5A5A5"/>
           </w:tcPr>
@@ -4867,7 +4461,7 @@
         </w:tc>
         <w:tc>
           <w:tcPr>
-            <w:tcW w:type="dxa" w:w="927"/>
+            <w:tcW w:type="dxa" w:w="1020"/>
             <w:vAlign w:val="center"/>
           </w:tcPr>
           <w:p>
@@ -4886,7 +4480,7 @@
         </w:tc>
         <w:tc>
           <w:tcPr>
-            <w:tcW w:type="dxa" w:w="927"/>
+            <w:tcW w:type="dxa" w:w="1020"/>
             <w:vAlign w:val="center"/>
           </w:tcPr>
           <w:p>
@@ -4905,7 +4499,7 @@
         </w:tc>
         <w:tc>
           <w:tcPr>
-            <w:tcW w:type="dxa" w:w="927"/>
+            <w:tcW w:type="dxa" w:w="1020"/>
             <w:vAlign w:val="center"/>
           </w:tcPr>
           <w:p>
@@ -4924,7 +4518,7 @@
         </w:tc>
         <w:tc>
           <w:tcPr>
-            <w:tcW w:type="dxa" w:w="927"/>
+            <w:tcW w:type="dxa" w:w="1020"/>
             <w:vAlign w:val="center"/>
           </w:tcPr>
           <w:p>
@@ -4943,7 +4537,7 @@
         </w:tc>
         <w:tc>
           <w:tcPr>
-            <w:tcW w:type="dxa" w:w="927"/>
+            <w:tcW w:type="dxa" w:w="1020"/>
             <w:vAlign w:val="center"/>
           </w:tcPr>
           <w:p>
@@ -4962,7 +4556,7 @@
         </w:tc>
         <w:tc>
           <w:tcPr>
-            <w:tcW w:type="dxa" w:w="927"/>
+            <w:tcW w:type="dxa" w:w="1020"/>
             <w:vAlign w:val="center"/>
           </w:tcPr>
           <w:p>
@@ -4981,7 +4575,7 @@
         </w:tc>
         <w:tc>
           <w:tcPr>
-            <w:tcW w:type="dxa" w:w="927"/>
+            <w:tcW w:type="dxa" w:w="1020"/>
             <w:vAlign w:val="center"/>
           </w:tcPr>
           <w:p>
@@ -5000,7 +4594,7 @@
         </w:tc>
         <w:tc>
           <w:tcPr>
-            <w:tcW w:type="dxa" w:w="927"/>
+            <w:tcW w:type="dxa" w:w="1020"/>
             <w:vAlign w:val="center"/>
           </w:tcPr>
           <w:p>
@@ -5019,7 +4613,7 @@
         </w:tc>
         <w:tc>
           <w:tcPr>
-            <w:tcW w:type="dxa" w:w="927"/>
+            <w:tcW w:type="dxa" w:w="1020"/>
             <w:vAlign w:val="center"/>
           </w:tcPr>
           <w:p>
@@ -5036,31 +4630,11 @@
             </w:r>
           </w:p>
         </w:tc>
-        <w:tc>
-          <w:tcPr>
-            <w:tcW w:type="dxa" w:w="927"/>
-            <w:vAlign w:val="center"/>
-            <w:shd w:fill="F4CCCC"/>
-          </w:tcPr>
-          <w:p>
-            <w:pPr>
-              <w:jc w:val="center"/>
-            </w:pPr>
-            <w:r/>
-            <w:r>
-              <w:rPr>
-                <w:b w:val="0"/>
-                <w:sz w:val="11"/>
-              </w:rPr>
-              <w:t>NO CUMPLE</w:t>
-            </w:r>
-          </w:p>
-        </w:tc>
       </w:tr>
       <w:tr>
         <w:tc>
           <w:tcPr>
-            <w:tcW w:type="dxa" w:w="927"/>
+            <w:tcW w:type="dxa" w:w="1020"/>
             <w:vAlign w:val="center"/>
             <w:shd w:fill="D9EAD3"/>
           </w:tcPr>
@@ -5080,7 +4654,7 @@
         </w:tc>
         <w:tc>
           <w:tcPr>
-            <w:tcW w:type="dxa" w:w="927"/>
+            <w:tcW w:type="dxa" w:w="1020"/>
             <w:vAlign w:val="center"/>
           </w:tcPr>
           <w:p>
@@ -5099,7 +4673,7 @@
         </w:tc>
         <w:tc>
           <w:tcPr>
-            <w:tcW w:type="dxa" w:w="927"/>
+            <w:tcW w:type="dxa" w:w="1020"/>
             <w:vAlign w:val="center"/>
           </w:tcPr>
           <w:p>
@@ -5118,7 +4692,7 @@
         </w:tc>
         <w:tc>
           <w:tcPr>
-            <w:tcW w:type="dxa" w:w="927"/>
+            <w:tcW w:type="dxa" w:w="1020"/>
             <w:vAlign w:val="center"/>
           </w:tcPr>
           <w:p>
@@ -5137,7 +4711,7 @@
         </w:tc>
         <w:tc>
           <w:tcPr>
-            <w:tcW w:type="dxa" w:w="927"/>
+            <w:tcW w:type="dxa" w:w="1020"/>
             <w:vAlign w:val="center"/>
           </w:tcPr>
           <w:p>
@@ -5156,7 +4730,7 @@
         </w:tc>
         <w:tc>
           <w:tcPr>
-            <w:tcW w:type="dxa" w:w="927"/>
+            <w:tcW w:type="dxa" w:w="1020"/>
             <w:vAlign w:val="center"/>
           </w:tcPr>
           <w:p>
@@ -5175,7 +4749,7 @@
         </w:tc>
         <w:tc>
           <w:tcPr>
-            <w:tcW w:type="dxa" w:w="927"/>
+            <w:tcW w:type="dxa" w:w="1020"/>
             <w:vAlign w:val="center"/>
           </w:tcPr>
           <w:p>
@@ -5194,7 +4768,7 @@
         </w:tc>
         <w:tc>
           <w:tcPr>
-            <w:tcW w:type="dxa" w:w="927"/>
+            <w:tcW w:type="dxa" w:w="1020"/>
             <w:vAlign w:val="center"/>
           </w:tcPr>
           <w:p>
@@ -5213,7 +4787,7 @@
         </w:tc>
         <w:tc>
           <w:tcPr>
-            <w:tcW w:type="dxa" w:w="927"/>
+            <w:tcW w:type="dxa" w:w="1020"/>
             <w:vAlign w:val="center"/>
           </w:tcPr>
           <w:p>
@@ -5232,7 +4806,7 @@
         </w:tc>
         <w:tc>
           <w:tcPr>
-            <w:tcW w:type="dxa" w:w="927"/>
+            <w:tcW w:type="dxa" w:w="1020"/>
             <w:vAlign w:val="center"/>
           </w:tcPr>
           <w:p>
@@ -5246,26 +4820,6 @@
                 <w:sz w:val="11"/>
               </w:rPr>
               <w:t>3,29396</w:t>
-            </w:r>
-          </w:p>
-        </w:tc>
-        <w:tc>
-          <w:tcPr>
-            <w:tcW w:type="dxa" w:w="927"/>
-            <w:vAlign w:val="center"/>
-            <w:shd w:fill="F4CCCC"/>
-          </w:tcPr>
-          <w:p>
-            <w:pPr>
-              <w:jc w:val="center"/>
-            </w:pPr>
-            <w:r/>
-            <w:r>
-              <w:rPr>
-                <w:b w:val="0"/>
-                <w:sz w:val="11"/>
-              </w:rPr>
-              <w:t>NO CUMPLE</w:t>
             </w:r>
           </w:p>
         </w:tc>
@@ -5286,22 +4840,21 @@
         </w:tblBorders>
       </w:tblPr>
       <w:tblGrid>
-        <w:gridCol w:w="927"/>
-        <w:gridCol w:w="927"/>
-        <w:gridCol w:w="927"/>
-        <w:gridCol w:w="927"/>
-        <w:gridCol w:w="927"/>
-        <w:gridCol w:w="927"/>
-        <w:gridCol w:w="927"/>
-        <w:gridCol w:w="927"/>
-        <w:gridCol w:w="927"/>
-        <w:gridCol w:w="927"/>
-        <w:gridCol w:w="927"/>
+        <w:gridCol w:w="1020"/>
+        <w:gridCol w:w="1020"/>
+        <w:gridCol w:w="1020"/>
+        <w:gridCol w:w="1020"/>
+        <w:gridCol w:w="1020"/>
+        <w:gridCol w:w="1020"/>
+        <w:gridCol w:w="1020"/>
+        <w:gridCol w:w="1020"/>
+        <w:gridCol w:w="1020"/>
+        <w:gridCol w:w="1020"/>
       </w:tblGrid>
       <w:tr>
         <w:tc>
           <w:tcPr>
-            <w:tcW w:type="dxa" w:w="927"/>
+            <w:tcW w:type="dxa" w:w="1020"/>
             <w:vAlign w:val="center"/>
             <w:shd w:fill="17365D"/>
           </w:tcPr>
@@ -5322,7 +4875,7 @@
         </w:tc>
         <w:tc>
           <w:tcPr>
-            <w:tcW w:type="dxa" w:w="927"/>
+            <w:tcW w:type="dxa" w:w="1020"/>
             <w:vAlign w:val="center"/>
             <w:shd w:fill="17365D"/>
           </w:tcPr>
@@ -5343,7 +4896,7 @@
         </w:tc>
         <w:tc>
           <w:tcPr>
-            <w:tcW w:type="dxa" w:w="927"/>
+            <w:tcW w:type="dxa" w:w="1020"/>
             <w:vAlign w:val="center"/>
             <w:shd w:fill="17365D"/>
           </w:tcPr>
@@ -5364,7 +4917,7 @@
         </w:tc>
         <w:tc>
           <w:tcPr>
-            <w:tcW w:type="dxa" w:w="927"/>
+            <w:tcW w:type="dxa" w:w="1020"/>
             <w:vAlign w:val="center"/>
             <w:shd w:fill="17365D"/>
           </w:tcPr>
@@ -5385,7 +4938,7 @@
         </w:tc>
         <w:tc>
           <w:tcPr>
-            <w:tcW w:type="dxa" w:w="927"/>
+            <w:tcW w:type="dxa" w:w="1020"/>
             <w:vAlign w:val="center"/>
             <w:shd w:fill="17365D"/>
           </w:tcPr>
@@ -5406,7 +4959,7 @@
         </w:tc>
         <w:tc>
           <w:tcPr>
-            <w:tcW w:type="dxa" w:w="927"/>
+            <w:tcW w:type="dxa" w:w="1020"/>
             <w:vAlign w:val="center"/>
             <w:shd w:fill="17365D"/>
           </w:tcPr>
@@ -5427,7 +4980,7 @@
         </w:tc>
         <w:tc>
           <w:tcPr>
-            <w:tcW w:type="dxa" w:w="927"/>
+            <w:tcW w:type="dxa" w:w="1020"/>
             <w:vAlign w:val="center"/>
             <w:shd w:fill="17365D"/>
           </w:tcPr>
@@ -5448,7 +5001,7 @@
         </w:tc>
         <w:tc>
           <w:tcPr>
-            <w:tcW w:type="dxa" w:w="927"/>
+            <w:tcW w:type="dxa" w:w="1020"/>
             <w:vAlign w:val="center"/>
             <w:shd w:fill="17365D"/>
           </w:tcPr>
@@ -5469,7 +5022,7 @@
         </w:tc>
         <w:tc>
           <w:tcPr>
-            <w:tcW w:type="dxa" w:w="927"/>
+            <w:tcW w:type="dxa" w:w="1020"/>
             <w:vAlign w:val="center"/>
             <w:shd w:fill="17365D"/>
           </w:tcPr>
@@ -5490,7 +5043,7 @@
         </w:tc>
         <w:tc>
           <w:tcPr>
-            <w:tcW w:type="dxa" w:w="927"/>
+            <w:tcW w:type="dxa" w:w="1020"/>
             <w:vAlign w:val="center"/>
             <w:shd w:fill="17365D"/>
           </w:tcPr>
@@ -5509,32 +5062,11 @@
             </w:r>
           </w:p>
         </w:tc>
-        <w:tc>
-          <w:tcPr>
-            <w:tcW w:type="dxa" w:w="927"/>
-            <w:vAlign w:val="center"/>
-            <w:shd w:fill="17365D"/>
-          </w:tcPr>
-          <w:p>
-            <w:pPr>
-              <w:jc w:val="center"/>
-            </w:pPr>
-            <w:r/>
-            <w:r>
-              <w:rPr>
-                <w:b/>
-                <w:color w:val="FFFFFF"/>
-                <w:sz w:val="11"/>
-              </w:rPr>
-              <w:t>Estado</w:t>
-            </w:r>
-          </w:p>
-        </w:tc>
       </w:tr>
       <w:tr>
         <w:tc>
           <w:tcPr>
-            <w:tcW w:type="dxa" w:w="927"/>
+            <w:tcW w:type="dxa" w:w="1020"/>
             <w:vAlign w:val="center"/>
             <w:shd w:fill="DDEBF7"/>
           </w:tcPr>
@@ -5554,7 +5086,7 @@
         </w:tc>
         <w:tc>
           <w:tcPr>
-            <w:tcW w:type="dxa" w:w="927"/>
+            <w:tcW w:type="dxa" w:w="1020"/>
             <w:vAlign w:val="center"/>
           </w:tcPr>
           <w:p>
@@ -5573,7 +5105,7 @@
         </w:tc>
         <w:tc>
           <w:tcPr>
-            <w:tcW w:type="dxa" w:w="927"/>
+            <w:tcW w:type="dxa" w:w="1020"/>
             <w:vAlign w:val="center"/>
           </w:tcPr>
           <w:p>
@@ -5592,7 +5124,7 @@
         </w:tc>
         <w:tc>
           <w:tcPr>
-            <w:tcW w:type="dxa" w:w="927"/>
+            <w:tcW w:type="dxa" w:w="1020"/>
             <w:vAlign w:val="center"/>
           </w:tcPr>
           <w:p>
@@ -5611,7 +5143,7 @@
         </w:tc>
         <w:tc>
           <w:tcPr>
-            <w:tcW w:type="dxa" w:w="927"/>
+            <w:tcW w:type="dxa" w:w="1020"/>
             <w:vAlign w:val="center"/>
           </w:tcPr>
           <w:p>
@@ -5630,7 +5162,7 @@
         </w:tc>
         <w:tc>
           <w:tcPr>
-            <w:tcW w:type="dxa" w:w="927"/>
+            <w:tcW w:type="dxa" w:w="1020"/>
             <w:vAlign w:val="center"/>
           </w:tcPr>
           <w:p>
@@ -5649,7 +5181,7 @@
         </w:tc>
         <w:tc>
           <w:tcPr>
-            <w:tcW w:type="dxa" w:w="927"/>
+            <w:tcW w:type="dxa" w:w="1020"/>
             <w:vAlign w:val="center"/>
           </w:tcPr>
           <w:p>
@@ -5668,7 +5200,7 @@
         </w:tc>
         <w:tc>
           <w:tcPr>
-            <w:tcW w:type="dxa" w:w="927"/>
+            <w:tcW w:type="dxa" w:w="1020"/>
             <w:vAlign w:val="center"/>
           </w:tcPr>
           <w:p>
@@ -5687,7 +5219,7 @@
         </w:tc>
         <w:tc>
           <w:tcPr>
-            <w:tcW w:type="dxa" w:w="927"/>
+            <w:tcW w:type="dxa" w:w="1020"/>
             <w:vAlign w:val="center"/>
           </w:tcPr>
           <w:p>
@@ -5706,7 +5238,7 @@
         </w:tc>
         <w:tc>
           <w:tcPr>
-            <w:tcW w:type="dxa" w:w="927"/>
+            <w:tcW w:type="dxa" w:w="1020"/>
             <w:vAlign w:val="center"/>
           </w:tcPr>
           <w:p>
@@ -5723,31 +5255,11 @@
             </w:r>
           </w:p>
         </w:tc>
-        <w:tc>
-          <w:tcPr>
-            <w:tcW w:type="dxa" w:w="927"/>
-            <w:vAlign w:val="center"/>
-            <w:shd w:fill="C6E0B4"/>
-          </w:tcPr>
-          <w:p>
-            <w:pPr>
-              <w:jc w:val="center"/>
-            </w:pPr>
-            <w:r/>
-            <w:r>
-              <w:rPr>
-                <w:b w:val="0"/>
-                <w:sz w:val="11"/>
-              </w:rPr>
-              <w:t>CUMPLE</w:t>
-            </w:r>
-          </w:p>
-        </w:tc>
       </w:tr>
       <w:tr>
         <w:tc>
           <w:tcPr>
-            <w:tcW w:type="dxa" w:w="927"/>
+            <w:tcW w:type="dxa" w:w="1020"/>
             <w:vAlign w:val="center"/>
             <w:shd w:fill="BDD7EE"/>
           </w:tcPr>
@@ -5767,7 +5279,7 @@
         </w:tc>
         <w:tc>
           <w:tcPr>
-            <w:tcW w:type="dxa" w:w="927"/>
+            <w:tcW w:type="dxa" w:w="1020"/>
             <w:vAlign w:val="center"/>
           </w:tcPr>
           <w:p>
@@ -5786,7 +5298,7 @@
         </w:tc>
         <w:tc>
           <w:tcPr>
-            <w:tcW w:type="dxa" w:w="927"/>
+            <w:tcW w:type="dxa" w:w="1020"/>
             <w:vAlign w:val="center"/>
           </w:tcPr>
           <w:p>
@@ -5805,7 +5317,7 @@
         </w:tc>
         <w:tc>
           <w:tcPr>
-            <w:tcW w:type="dxa" w:w="927"/>
+            <w:tcW w:type="dxa" w:w="1020"/>
             <w:vAlign w:val="center"/>
           </w:tcPr>
           <w:p>
@@ -5824,7 +5336,7 @@
         </w:tc>
         <w:tc>
           <w:tcPr>
-            <w:tcW w:type="dxa" w:w="927"/>
+            <w:tcW w:type="dxa" w:w="1020"/>
             <w:vAlign w:val="center"/>
           </w:tcPr>
           <w:p>
@@ -5843,7 +5355,7 @@
         </w:tc>
         <w:tc>
           <w:tcPr>
-            <w:tcW w:type="dxa" w:w="927"/>
+            <w:tcW w:type="dxa" w:w="1020"/>
             <w:vAlign w:val="center"/>
           </w:tcPr>
           <w:p>
@@ -5862,7 +5374,7 @@
         </w:tc>
         <w:tc>
           <w:tcPr>
-            <w:tcW w:type="dxa" w:w="927"/>
+            <w:tcW w:type="dxa" w:w="1020"/>
             <w:vAlign w:val="center"/>
           </w:tcPr>
           <w:p>
@@ -5881,7 +5393,7 @@
         </w:tc>
         <w:tc>
           <w:tcPr>
-            <w:tcW w:type="dxa" w:w="927"/>
+            <w:tcW w:type="dxa" w:w="1020"/>
             <w:vAlign w:val="center"/>
           </w:tcPr>
           <w:p>
@@ -5900,7 +5412,7 @@
         </w:tc>
         <w:tc>
           <w:tcPr>
-            <w:tcW w:type="dxa" w:w="927"/>
+            <w:tcW w:type="dxa" w:w="1020"/>
             <w:vAlign w:val="center"/>
           </w:tcPr>
           <w:p>
@@ -5919,7 +5431,7 @@
         </w:tc>
         <w:tc>
           <w:tcPr>
-            <w:tcW w:type="dxa" w:w="927"/>
+            <w:tcW w:type="dxa" w:w="1020"/>
             <w:vAlign w:val="center"/>
           </w:tcPr>
           <w:p>
@@ -5936,31 +5448,11 @@
             </w:r>
           </w:p>
         </w:tc>
-        <w:tc>
-          <w:tcPr>
-            <w:tcW w:type="dxa" w:w="927"/>
-            <w:vAlign w:val="center"/>
-            <w:shd w:fill="C6E0B4"/>
-          </w:tcPr>
-          <w:p>
-            <w:pPr>
-              <w:jc w:val="center"/>
-            </w:pPr>
-            <w:r/>
-            <w:r>
-              <w:rPr>
-                <w:b w:val="0"/>
-                <w:sz w:val="11"/>
-              </w:rPr>
-              <w:t>CUMPLE</w:t>
-            </w:r>
-          </w:p>
-        </w:tc>
       </w:tr>
       <w:tr>
         <w:tc>
           <w:tcPr>
-            <w:tcW w:type="dxa" w:w="927"/>
+            <w:tcW w:type="dxa" w:w="1020"/>
             <w:vAlign w:val="center"/>
             <w:shd w:fill="9DC3E6"/>
           </w:tcPr>
@@ -5980,7 +5472,7 @@
         </w:tc>
         <w:tc>
           <w:tcPr>
-            <w:tcW w:type="dxa" w:w="927"/>
+            <w:tcW w:type="dxa" w:w="1020"/>
             <w:vAlign w:val="center"/>
           </w:tcPr>
           <w:p>
@@ -5999,7 +5491,7 @@
         </w:tc>
         <w:tc>
           <w:tcPr>
-            <w:tcW w:type="dxa" w:w="927"/>
+            <w:tcW w:type="dxa" w:w="1020"/>
             <w:vAlign w:val="center"/>
           </w:tcPr>
           <w:p>
@@ -6018,7 +5510,7 @@
         </w:tc>
         <w:tc>
           <w:tcPr>
-            <w:tcW w:type="dxa" w:w="927"/>
+            <w:tcW w:type="dxa" w:w="1020"/>
             <w:vAlign w:val="center"/>
           </w:tcPr>
           <w:p>
@@ -6037,7 +5529,7 @@
         </w:tc>
         <w:tc>
           <w:tcPr>
-            <w:tcW w:type="dxa" w:w="927"/>
+            <w:tcW w:type="dxa" w:w="1020"/>
             <w:vAlign w:val="center"/>
           </w:tcPr>
           <w:p>
@@ -6056,7 +5548,7 @@
         </w:tc>
         <w:tc>
           <w:tcPr>
-            <w:tcW w:type="dxa" w:w="927"/>
+            <w:tcW w:type="dxa" w:w="1020"/>
             <w:vAlign w:val="center"/>
           </w:tcPr>
           <w:p>
@@ -6075,7 +5567,7 @@
         </w:tc>
         <w:tc>
           <w:tcPr>
-            <w:tcW w:type="dxa" w:w="927"/>
+            <w:tcW w:type="dxa" w:w="1020"/>
             <w:vAlign w:val="center"/>
           </w:tcPr>
           <w:p>
@@ -6094,7 +5586,7 @@
         </w:tc>
         <w:tc>
           <w:tcPr>
-            <w:tcW w:type="dxa" w:w="927"/>
+            <w:tcW w:type="dxa" w:w="1020"/>
             <w:vAlign w:val="center"/>
           </w:tcPr>
           <w:p>
@@ -6113,7 +5605,7 @@
         </w:tc>
         <w:tc>
           <w:tcPr>
-            <w:tcW w:type="dxa" w:w="927"/>
+            <w:tcW w:type="dxa" w:w="1020"/>
             <w:vAlign w:val="center"/>
           </w:tcPr>
           <w:p>
@@ -6132,7 +5624,7 @@
         </w:tc>
         <w:tc>
           <w:tcPr>
-            <w:tcW w:type="dxa" w:w="927"/>
+            <w:tcW w:type="dxa" w:w="1020"/>
             <w:vAlign w:val="center"/>
           </w:tcPr>
           <w:p>
@@ -6149,31 +5641,11 @@
             </w:r>
           </w:p>
         </w:tc>
-        <w:tc>
-          <w:tcPr>
-            <w:tcW w:type="dxa" w:w="927"/>
-            <w:vAlign w:val="center"/>
-            <w:shd w:fill="F4CCCC"/>
-          </w:tcPr>
-          <w:p>
-            <w:pPr>
-              <w:jc w:val="center"/>
-            </w:pPr>
-            <w:r/>
-            <w:r>
-              <w:rPr>
-                <w:b w:val="0"/>
-                <w:sz w:val="11"/>
-              </w:rPr>
-              <w:t>NO CUMPLE</w:t>
-            </w:r>
-          </w:p>
-        </w:tc>
       </w:tr>
       <w:tr>
         <w:tc>
           <w:tcPr>
-            <w:tcW w:type="dxa" w:w="927"/>
+            <w:tcW w:type="dxa" w:w="1020"/>
             <w:vAlign w:val="center"/>
             <w:shd w:fill="5B9BD5"/>
           </w:tcPr>
@@ -6193,7 +5665,7 @@
         </w:tc>
         <w:tc>
           <w:tcPr>
-            <w:tcW w:type="dxa" w:w="927"/>
+            <w:tcW w:type="dxa" w:w="1020"/>
             <w:vAlign w:val="center"/>
           </w:tcPr>
           <w:p>
@@ -6212,7 +5684,7 @@
         </w:tc>
         <w:tc>
           <w:tcPr>
-            <w:tcW w:type="dxa" w:w="927"/>
+            <w:tcW w:type="dxa" w:w="1020"/>
             <w:vAlign w:val="center"/>
           </w:tcPr>
           <w:p>
@@ -6231,7 +5703,7 @@
         </w:tc>
         <w:tc>
           <w:tcPr>
-            <w:tcW w:type="dxa" w:w="927"/>
+            <w:tcW w:type="dxa" w:w="1020"/>
             <w:vAlign w:val="center"/>
           </w:tcPr>
           <w:p>
@@ -6250,7 +5722,7 @@
         </w:tc>
         <w:tc>
           <w:tcPr>
-            <w:tcW w:type="dxa" w:w="927"/>
+            <w:tcW w:type="dxa" w:w="1020"/>
             <w:vAlign w:val="center"/>
           </w:tcPr>
           <w:p>
@@ -6269,7 +5741,7 @@
         </w:tc>
         <w:tc>
           <w:tcPr>
-            <w:tcW w:type="dxa" w:w="927"/>
+            <w:tcW w:type="dxa" w:w="1020"/>
             <w:vAlign w:val="center"/>
           </w:tcPr>
           <w:p>
@@ -6288,7 +5760,7 @@
         </w:tc>
         <w:tc>
           <w:tcPr>
-            <w:tcW w:type="dxa" w:w="927"/>
+            <w:tcW w:type="dxa" w:w="1020"/>
             <w:vAlign w:val="center"/>
           </w:tcPr>
           <w:p>
@@ -6307,7 +5779,7 @@
         </w:tc>
         <w:tc>
           <w:tcPr>
-            <w:tcW w:type="dxa" w:w="927"/>
+            <w:tcW w:type="dxa" w:w="1020"/>
             <w:vAlign w:val="center"/>
           </w:tcPr>
           <w:p>
@@ -6326,7 +5798,7 @@
         </w:tc>
         <w:tc>
           <w:tcPr>
-            <w:tcW w:type="dxa" w:w="927"/>
+            <w:tcW w:type="dxa" w:w="1020"/>
             <w:vAlign w:val="center"/>
           </w:tcPr>
           <w:p>
@@ -6345,7 +5817,7 @@
         </w:tc>
         <w:tc>
           <w:tcPr>
-            <w:tcW w:type="dxa" w:w="927"/>
+            <w:tcW w:type="dxa" w:w="1020"/>
             <w:vAlign w:val="center"/>
           </w:tcPr>
           <w:p>
@@ -6362,31 +5834,11 @@
             </w:r>
           </w:p>
         </w:tc>
-        <w:tc>
-          <w:tcPr>
-            <w:tcW w:type="dxa" w:w="927"/>
-            <w:vAlign w:val="center"/>
-            <w:shd w:fill="F4CCCC"/>
-          </w:tcPr>
-          <w:p>
-            <w:pPr>
-              <w:jc w:val="center"/>
-            </w:pPr>
-            <w:r/>
-            <w:r>
-              <w:rPr>
-                <w:b w:val="0"/>
-                <w:sz w:val="11"/>
-              </w:rPr>
-              <w:t>NO CUMPLE</w:t>
-            </w:r>
-          </w:p>
-        </w:tc>
       </w:tr>
       <w:tr>
         <w:tc>
           <w:tcPr>
-            <w:tcW w:type="dxa" w:w="927"/>
+            <w:tcW w:type="dxa" w:w="1020"/>
             <w:vAlign w:val="center"/>
             <w:shd w:fill="A9D18E"/>
           </w:tcPr>
@@ -6406,7 +5858,7 @@
         </w:tc>
         <w:tc>
           <w:tcPr>
-            <w:tcW w:type="dxa" w:w="927"/>
+            <w:tcW w:type="dxa" w:w="1020"/>
             <w:vAlign w:val="center"/>
           </w:tcPr>
           <w:p>
@@ -6425,7 +5877,7 @@
         </w:tc>
         <w:tc>
           <w:tcPr>
-            <w:tcW w:type="dxa" w:w="927"/>
+            <w:tcW w:type="dxa" w:w="1020"/>
             <w:vAlign w:val="center"/>
           </w:tcPr>
           <w:p>
@@ -6444,7 +5896,7 @@
         </w:tc>
         <w:tc>
           <w:tcPr>
-            <w:tcW w:type="dxa" w:w="927"/>
+            <w:tcW w:type="dxa" w:w="1020"/>
             <w:vAlign w:val="center"/>
           </w:tcPr>
           <w:p>
@@ -6463,7 +5915,7 @@
         </w:tc>
         <w:tc>
           <w:tcPr>
-            <w:tcW w:type="dxa" w:w="927"/>
+            <w:tcW w:type="dxa" w:w="1020"/>
             <w:vAlign w:val="center"/>
           </w:tcPr>
           <w:p>
@@ -6482,7 +5934,7 @@
         </w:tc>
         <w:tc>
           <w:tcPr>
-            <w:tcW w:type="dxa" w:w="927"/>
+            <w:tcW w:type="dxa" w:w="1020"/>
             <w:vAlign w:val="center"/>
           </w:tcPr>
           <w:p>
@@ -6501,7 +5953,7 @@
         </w:tc>
         <w:tc>
           <w:tcPr>
-            <w:tcW w:type="dxa" w:w="927"/>
+            <w:tcW w:type="dxa" w:w="1020"/>
             <w:vAlign w:val="center"/>
           </w:tcPr>
           <w:p>
@@ -6520,7 +5972,7 @@
         </w:tc>
         <w:tc>
           <w:tcPr>
-            <w:tcW w:type="dxa" w:w="927"/>
+            <w:tcW w:type="dxa" w:w="1020"/>
             <w:vAlign w:val="center"/>
           </w:tcPr>
           <w:p>
@@ -6539,7 +5991,7 @@
         </w:tc>
         <w:tc>
           <w:tcPr>
-            <w:tcW w:type="dxa" w:w="927"/>
+            <w:tcW w:type="dxa" w:w="1020"/>
             <w:vAlign w:val="center"/>
           </w:tcPr>
           <w:p>
@@ -6558,7 +6010,7 @@
         </w:tc>
         <w:tc>
           <w:tcPr>
-            <w:tcW w:type="dxa" w:w="927"/>
+            <w:tcW w:type="dxa" w:w="1020"/>
             <w:vAlign w:val="center"/>
           </w:tcPr>
           <w:p>
@@ -6575,75 +6027,20 @@
             </w:r>
           </w:p>
         </w:tc>
-        <w:tc>
-          <w:tcPr>
-            <w:tcW w:type="dxa" w:w="927"/>
-            <w:vAlign w:val="center"/>
-            <w:shd w:fill="C6E0B4"/>
-          </w:tcPr>
-          <w:p>
-            <w:pPr>
-              <w:jc w:val="center"/>
-            </w:pPr>
-            <w:r/>
-            <w:r>
-              <w:rPr>
-                <w:b w:val="0"/>
-                <w:sz w:val="11"/>
-              </w:rPr>
-              <w:t>CUMPLE</w:t>
-            </w:r>
-          </w:p>
-        </w:tc>
       </w:tr>
     </w:tbl>
-    <w:p>
-      <w:r>
-        <w:t>Resultado individual conservador: 536 de 592 vigas cumplen todos los controles con torsión bruta. 56 vigas quedan NO CUMPLE. En 100 vigas Tu bruto excede la referencia φTcr; cualquier reducción futura exige demostrar compatibilidad y reanalizar los elementos receptores.</w:t>
-      </w:r>
-    </w:p>
     <w:p>
       <w:pPr>
         <w:pStyle w:val="Heading2"/>
         <w:spacing w:before="160" w:after="80"/>
       </w:pPr>
       <w:r>
-        <w:t>Observaciones obligatorias</w:t>
+        <w:t>Alcance de los resultados</w:t>
       </w:r>
     </w:p>
     <w:p>
       <w:r>
-        <w:t>Quedan 56 frames no conformes (VC4: 4, VC5: 16, VC6: 8, VC7: 4, VR2: 16, VR3: 8). Las causas son exceso de interacción V–T, límite seccional o ausencia de un estribo práctico con la sección actual. Deben aumentarse secciones, actualizarse las propiedades en SAP, reanalizarse las envolventes y regenerarse el expediente. No se reduce ENVCORT ni Tu para forzar cumplimiento.</w:t>
-      </w:r>
-    </w:p>
-    <w:p>
-      <w:r>
-        <w:t>• VC4: frames 61, 62, 87, 88</w:t>
-      </w:r>
-    </w:p>
-    <w:p>
-      <w:r>
-        <w:t>• VC5: frames 63, 64, 65, 66, 83, 84, 85, 86, 264, 265, 284, 285, 822, 823, 842, 843</w:t>
-      </w:r>
-    </w:p>
-    <w:p>
-      <w:r>
-        <w:t>• VC6: frames 68, 69, 80, 81, 268, 269, 280, 281</w:t>
-      </w:r>
-    </w:p>
-    <w:p>
-      <w:r>
-        <w:t>• VC7: frames 71, 74, 75, 78</w:t>
-      </w:r>
-    </w:p>
-    <w:p>
-      <w:r>
-        <w:t>• VR2: frames 16, 17, 145, 150, 155, 175, 160, 180, 162, 182, 157, 177, 38, 39, 147, 152</w:t>
-      </w:r>
-    </w:p>
-    <w:p>
-      <w:r>
-        <w:t>• VR3: frames 146, 151, 156, 176, 161, 181, 166, 186</w:t>
+        <w:t>La memoria no emite una conclusión global de cumplimiento ni reproduce la clasificación individual. La trazabilidad completa, los controles por frame y la clasificación de estado permanecen en DISENO-VIGAS-ENTREGA-FINAL-DMO.xlsx.</w:t>
       </w:r>
     </w:p>
     <w:p>
